--- a/Ona tilidan Mustaqil ishi - Copy.docx
+++ b/Ona tilidan Mustaqil ishi - Copy.docx
@@ -192,7 +192,7 @@
       <w:pPr>
         <w:ind w:firstLine="708"/>
         <w:rPr>
-          <w:ins w:id="7" w:author="Xondamir Tojiboyev" w:date="2026-05-07T21:43:00Z" w16du:dateUtc="2026-05-07T16:43:00Z"/>
+          <w:ins w:id="7" w:author="Xondamir Tojiboyev" w:date="2026-05-07T22:25:00Z" w16du:dateUtc="2026-05-07T17:25:00Z"/>
           <w:rFonts w:cs="Times New Roman"/>
           <w:sz w:val="36"/>
           <w:szCs w:val="36"/>
@@ -226,13 +226,25 @@
     </w:p>
     <w:p>
       <w:pPr>
+        <w:ind w:firstLine="708"/>
+        <w:rPr>
+          <w:ins w:id="10" w:author="Xondamir Tojiboyev" w:date="2026-05-07T21:43:00Z" w16du:dateUtc="2026-05-07T16:43:00Z"/>
+          <w:rFonts w:cs="Times New Roman"/>
+          <w:sz w:val="36"/>
+          <w:szCs w:val="36"/>
+          <w:lang w:val="en-US"/>
+        </w:rPr>
+      </w:pPr>
+    </w:p>
+    <w:p>
+      <w:pPr>
         <w:rPr>
           <w:rFonts w:cs="Times New Roman"/>
           <w:sz w:val="38"/>
           <w:szCs w:val="38"/>
           <w:lang w:val="en-US"/>
         </w:rPr>
-        <w:pPrChange w:id="10" w:author="Xondamir Tojiboyev" w:date="2026-05-07T21:43:00Z" w16du:dateUtc="2026-05-07T16:43:00Z">
+        <w:pPrChange w:id="11" w:author="Xondamir Tojiboyev" w:date="2026-05-07T21:43:00Z" w16du:dateUtc="2026-05-07T16:43:00Z">
           <w:pPr>
             <w:ind w:firstLine="708"/>
             <w:jc w:val="center"/>
@@ -258,20 +270,19 @@
           <w:u w:val="single"/>
           <w:lang w:val="en-US"/>
         </w:rPr>
-        <w:lastRenderedPageBreak/>
         <w:t>Ikkinchi mustaqil ishi</w:t>
       </w:r>
     </w:p>
     <w:p>
       <w:pPr>
         <w:rPr>
-          <w:ins w:id="11" w:author="Xondamir Tojiboyev" w:date="2026-05-07T21:48:00Z"/>
+          <w:ins w:id="12" w:author="Xondamir Tojiboyev" w:date="2026-05-07T21:48:00Z"/>
           <w:sz w:val="32"/>
           <w:szCs w:val="32"/>
           <w:lang w:val="en-US"/>
-          <w:rPrChange w:id="12" w:author="Xondamir Tojiboyev" w:date="2026-05-07T21:48:00Z" w16du:dateUtc="2026-05-07T16:48:00Z">
+          <w:rPrChange w:id="13" w:author="Xondamir Tojiboyev" w:date="2026-05-07T21:48:00Z" w16du:dateUtc="2026-05-07T16:48:00Z">
             <w:rPr>
-              <w:ins w:id="13" w:author="Xondamir Tojiboyev" w:date="2026-05-07T21:48:00Z"/>
+              <w:ins w:id="14" w:author="Xondamir Tojiboyev" w:date="2026-05-07T21:48:00Z"/>
               <w:sz w:val="32"/>
               <w:szCs w:val="32"/>
             </w:rPr>
@@ -296,13 +307,13 @@
         </w:rPr>
         <w:t xml:space="preserve"> </w:t>
       </w:r>
-      <w:ins w:id="14" w:author="Xondamir Tojiboyev" w:date="2026-05-07T21:48:00Z">
+      <w:ins w:id="15" w:author="Xondamir Tojiboyev" w:date="2026-05-07T21:48:00Z">
         <w:r>
           <w:rPr>
             <w:sz w:val="32"/>
             <w:szCs w:val="32"/>
             <w:lang w:val="en-US"/>
-            <w:rPrChange w:id="15" w:author="Xondamir Tojiboyev" w:date="2026-05-07T21:48:00Z" w16du:dateUtc="2026-05-07T16:48:00Z">
+            <w:rPrChange w:id="16" w:author="Xondamir Tojiboyev" w:date="2026-05-07T21:48:00Z" w16du:dateUtc="2026-05-07T16:48:00Z">
               <w:rPr>
                 <w:sz w:val="32"/>
                 <w:szCs w:val="32"/>
@@ -320,12 +331,12 @@
           <w:numId w:val="5"/>
         </w:numPr>
         <w:rPr>
-          <w:ins w:id="16" w:author="Xondamir Tojiboyev" w:date="2026-05-07T21:48:00Z"/>
+          <w:ins w:id="17" w:author="Xondamir Tojiboyev" w:date="2026-05-07T21:48:00Z"/>
           <w:sz w:val="32"/>
           <w:szCs w:val="32"/>
         </w:rPr>
       </w:pPr>
-      <w:ins w:id="17" w:author="Xondamir Tojiboyev" w:date="2026-05-07T21:48:00Z">
+      <w:ins w:id="18" w:author="Xondamir Tojiboyev" w:date="2026-05-07T21:48:00Z">
         <w:r>
           <w:rPr>
             <w:sz w:val="32"/>
@@ -342,12 +353,12 @@
           <w:numId w:val="5"/>
         </w:numPr>
         <w:rPr>
-          <w:ins w:id="18" w:author="Xondamir Tojiboyev" w:date="2026-05-07T21:48:00Z"/>
+          <w:ins w:id="19" w:author="Xondamir Tojiboyev" w:date="2026-05-07T21:48:00Z"/>
           <w:sz w:val="32"/>
           <w:szCs w:val="32"/>
         </w:rPr>
       </w:pPr>
-      <w:ins w:id="19" w:author="Xondamir Tojiboyev" w:date="2026-05-07T21:48:00Z">
+      <w:ins w:id="20" w:author="Xondamir Tojiboyev" w:date="2026-05-07T21:48:00Z">
         <w:r>
           <w:rPr>
             <w:sz w:val="32"/>
@@ -372,12 +383,12 @@
           <w:numId w:val="5"/>
         </w:numPr>
         <w:rPr>
-          <w:ins w:id="20" w:author="Xondamir Tojiboyev" w:date="2026-05-07T21:48:00Z"/>
+          <w:ins w:id="21" w:author="Xondamir Tojiboyev" w:date="2026-05-07T21:48:00Z"/>
           <w:sz w:val="32"/>
           <w:szCs w:val="32"/>
         </w:rPr>
       </w:pPr>
-      <w:ins w:id="21" w:author="Xondamir Tojiboyev" w:date="2026-05-07T21:48:00Z">
+      <w:ins w:id="22" w:author="Xondamir Tojiboyev" w:date="2026-05-07T21:48:00Z">
         <w:r>
           <w:rPr>
             <w:sz w:val="32"/>
@@ -394,12 +405,12 @@
           <w:numId w:val="5"/>
         </w:numPr>
         <w:rPr>
-          <w:ins w:id="22" w:author="Xondamir Tojiboyev" w:date="2026-05-07T21:48:00Z"/>
+          <w:ins w:id="23" w:author="Xondamir Tojiboyev" w:date="2026-05-07T21:48:00Z"/>
           <w:sz w:val="32"/>
           <w:szCs w:val="32"/>
         </w:rPr>
       </w:pPr>
-      <w:ins w:id="23" w:author="Xondamir Tojiboyev" w:date="2026-05-07T21:48:00Z">
+      <w:ins w:id="24" w:author="Xondamir Tojiboyev" w:date="2026-05-07T21:48:00Z">
         <w:r>
           <w:rPr>
             <w:sz w:val="32"/>
@@ -412,13 +423,13 @@
     <w:p>
       <w:pPr>
         <w:rPr>
-          <w:del w:id="24" w:author="Xondamir Tojiboyev" w:date="2026-05-07T21:48:00Z" w16du:dateUtc="2026-05-07T16:48:00Z"/>
+          <w:del w:id="25" w:author="Xondamir Tojiboyev" w:date="2026-05-07T21:48:00Z" w16du:dateUtc="2026-05-07T16:48:00Z"/>
           <w:sz w:val="32"/>
           <w:szCs w:val="32"/>
           <w:lang w:val="en-US"/>
         </w:rPr>
       </w:pPr>
-      <w:del w:id="25" w:author="Xondamir Tojiboyev" w:date="2026-05-07T21:48:00Z" w16du:dateUtc="2026-05-07T16:48:00Z">
+      <w:del w:id="26" w:author="Xondamir Tojiboyev" w:date="2026-05-07T21:48:00Z" w16du:dateUtc="2026-05-07T16:48:00Z">
         <w:r>
           <w:rPr>
             <w:sz w:val="32"/>
@@ -432,12 +443,12 @@
     <w:p>
       <w:pPr>
         <w:rPr>
-          <w:del w:id="26" w:author="Xondamir Tojiboyev" w:date="2026-05-07T21:48:00Z" w16du:dateUtc="2026-05-07T16:48:00Z"/>
+          <w:del w:id="27" w:author="Xondamir Tojiboyev" w:date="2026-05-07T21:48:00Z" w16du:dateUtc="2026-05-07T16:48:00Z"/>
           <w:sz w:val="32"/>
           <w:szCs w:val="32"/>
         </w:rPr>
       </w:pPr>
-      <w:del w:id="27" w:author="Xondamir Tojiboyev" w:date="2026-05-07T21:48:00Z" w16du:dateUtc="2026-05-07T16:48:00Z">
+      <w:del w:id="28" w:author="Xondamir Tojiboyev" w:date="2026-05-07T21:48:00Z" w16du:dateUtc="2026-05-07T16:48:00Z">
         <w:r>
           <w:rPr>
             <w:sz w:val="32"/>
@@ -450,12 +461,12 @@
     <w:p>
       <w:pPr>
         <w:rPr>
-          <w:del w:id="28" w:author="Xondamir Tojiboyev" w:date="2026-05-07T21:48:00Z" w16du:dateUtc="2026-05-07T16:48:00Z"/>
+          <w:del w:id="29" w:author="Xondamir Tojiboyev" w:date="2026-05-07T21:48:00Z" w16du:dateUtc="2026-05-07T16:48:00Z"/>
           <w:sz w:val="32"/>
           <w:szCs w:val="32"/>
         </w:rPr>
       </w:pPr>
-      <w:del w:id="29" w:author="Xondamir Tojiboyev" w:date="2026-05-07T21:48:00Z" w16du:dateUtc="2026-05-07T16:48:00Z">
+      <w:del w:id="30" w:author="Xondamir Tojiboyev" w:date="2026-05-07T21:48:00Z" w16du:dateUtc="2026-05-07T16:48:00Z">
         <w:r>
           <w:rPr>
             <w:sz w:val="32"/>
@@ -476,12 +487,12 @@
     <w:p>
       <w:pPr>
         <w:rPr>
-          <w:del w:id="30" w:author="Xondamir Tojiboyev" w:date="2026-05-07T21:48:00Z" w16du:dateUtc="2026-05-07T16:48:00Z"/>
+          <w:del w:id="31" w:author="Xondamir Tojiboyev" w:date="2026-05-07T21:48:00Z" w16du:dateUtc="2026-05-07T16:48:00Z"/>
           <w:sz w:val="32"/>
           <w:szCs w:val="32"/>
         </w:rPr>
       </w:pPr>
-      <w:del w:id="31" w:author="Xondamir Tojiboyev" w:date="2026-05-07T21:48:00Z" w16du:dateUtc="2026-05-07T16:48:00Z">
+      <w:del w:id="32" w:author="Xondamir Tojiboyev" w:date="2026-05-07T21:48:00Z" w16du:dateUtc="2026-05-07T16:48:00Z">
         <w:r>
           <w:rPr>
             <w:sz w:val="32"/>
@@ -494,12 +505,12 @@
     <w:p>
       <w:pPr>
         <w:rPr>
-          <w:del w:id="32" w:author="Xondamir Tojiboyev" w:date="2026-05-07T21:48:00Z" w16du:dateUtc="2026-05-07T16:48:00Z"/>
+          <w:del w:id="33" w:author="Xondamir Tojiboyev" w:date="2026-05-07T21:48:00Z" w16du:dateUtc="2026-05-07T16:48:00Z"/>
           <w:sz w:val="32"/>
           <w:szCs w:val="32"/>
         </w:rPr>
       </w:pPr>
-      <w:del w:id="33" w:author="Xondamir Tojiboyev" w:date="2026-05-07T21:48:00Z" w16du:dateUtc="2026-05-07T16:48:00Z">
+      <w:del w:id="34" w:author="Xondamir Tojiboyev" w:date="2026-05-07T21:48:00Z" w16du:dateUtc="2026-05-07T16:48:00Z">
         <w:r>
           <w:rPr>
             <w:sz w:val="32"/>
@@ -520,13 +531,13 @@
     <w:p>
       <w:pPr>
         <w:rPr>
-          <w:ins w:id="34" w:author="Xondamir Tojiboyev" w:date="2026-05-07T21:48:00Z"/>
+          <w:ins w:id="35" w:author="Xondamir Tojiboyev" w:date="2026-05-07T21:48:00Z"/>
           <w:sz w:val="32"/>
           <w:szCs w:val="32"/>
           <w:lang w:val="en-US"/>
-          <w:rPrChange w:id="35" w:author="Xondamir Tojiboyev" w:date="2026-05-07T21:48:00Z" w16du:dateUtc="2026-05-07T16:48:00Z">
+          <w:rPrChange w:id="36" w:author="Xondamir Tojiboyev" w:date="2026-05-07T21:48:00Z" w16du:dateUtc="2026-05-07T16:48:00Z">
             <w:rPr>
-              <w:ins w:id="36" w:author="Xondamir Tojiboyev" w:date="2026-05-07T21:48:00Z"/>
+              <w:ins w:id="37" w:author="Xondamir Tojiboyev" w:date="2026-05-07T21:48:00Z"/>
               <w:sz w:val="32"/>
               <w:szCs w:val="32"/>
             </w:rPr>
@@ -540,7 +551,7 @@
           <w:sz w:val="32"/>
           <w:szCs w:val="32"/>
           <w:lang w:val="en-US"/>
-          <w:rPrChange w:id="37" w:author="Xondamir Tojiboyev" w:date="2026-05-07T21:48:00Z" w16du:dateUtc="2026-05-07T16:48:00Z">
+          <w:rPrChange w:id="38" w:author="Xondamir Tojiboyev" w:date="2026-05-07T21:48:00Z" w16du:dateUtc="2026-05-07T16:48:00Z">
             <w:rPr>
               <w:b/>
               <w:bCs/>
@@ -556,7 +567,7 @@
           <w:sz w:val="32"/>
           <w:szCs w:val="32"/>
           <w:lang w:val="en-US"/>
-          <w:rPrChange w:id="38" w:author="Xondamir Tojiboyev" w:date="2026-05-07T21:48:00Z" w16du:dateUtc="2026-05-07T16:48:00Z">
+          <w:rPrChange w:id="39" w:author="Xondamir Tojiboyev" w:date="2026-05-07T21:48:00Z" w16du:dateUtc="2026-05-07T16:48:00Z">
             <w:rPr>
               <w:sz w:val="32"/>
               <w:szCs w:val="32"/>
@@ -565,13 +576,13 @@
         </w:rPr>
         <w:t xml:space="preserve"> </w:t>
       </w:r>
-      <w:ins w:id="39" w:author="Xondamir Tojiboyev" w:date="2026-05-07T21:48:00Z">
+      <w:ins w:id="40" w:author="Xondamir Tojiboyev" w:date="2026-05-07T21:48:00Z">
         <w:r>
           <w:rPr>
             <w:sz w:val="32"/>
             <w:szCs w:val="32"/>
             <w:lang w:val="en-US"/>
-            <w:rPrChange w:id="40" w:author="Xondamir Tojiboyev" w:date="2026-05-07T21:48:00Z" w16du:dateUtc="2026-05-07T16:48:00Z">
+            <w:rPrChange w:id="41" w:author="Xondamir Tojiboyev" w:date="2026-05-07T21:48:00Z" w16du:dateUtc="2026-05-07T16:48:00Z">
               <w:rPr>
                 <w:sz w:val="32"/>
                 <w:szCs w:val="32"/>
@@ -589,26 +600,26 @@
           <w:numId w:val="6"/>
         </w:numPr>
         <w:rPr>
-          <w:ins w:id="41" w:author="Xondamir Tojiboyev" w:date="2026-05-07T21:48:00Z"/>
+          <w:ins w:id="42" w:author="Xondamir Tojiboyev" w:date="2026-05-07T21:48:00Z"/>
           <w:sz w:val="32"/>
           <w:szCs w:val="32"/>
           <w:lang w:val="en-US"/>
-          <w:rPrChange w:id="42" w:author="Xondamir Tojiboyev" w:date="2026-05-07T21:48:00Z" w16du:dateUtc="2026-05-07T16:48:00Z">
+          <w:rPrChange w:id="43" w:author="Xondamir Tojiboyev" w:date="2026-05-07T21:48:00Z" w16du:dateUtc="2026-05-07T16:48:00Z">
             <w:rPr>
-              <w:ins w:id="43" w:author="Xondamir Tojiboyev" w:date="2026-05-07T21:48:00Z"/>
+              <w:ins w:id="44" w:author="Xondamir Tojiboyev" w:date="2026-05-07T21:48:00Z"/>
               <w:sz w:val="32"/>
               <w:szCs w:val="32"/>
             </w:rPr>
           </w:rPrChange>
         </w:rPr>
       </w:pPr>
-      <w:ins w:id="44" w:author="Xondamir Tojiboyev" w:date="2026-05-07T21:48:00Z">
+      <w:ins w:id="45" w:author="Xondamir Tojiboyev" w:date="2026-05-07T21:48:00Z">
         <w:r>
           <w:rPr>
             <w:sz w:val="32"/>
             <w:szCs w:val="32"/>
             <w:lang w:val="en-US"/>
-            <w:rPrChange w:id="45" w:author="Xondamir Tojiboyev" w:date="2026-05-07T21:48:00Z" w16du:dateUtc="2026-05-07T16:48:00Z">
+            <w:rPrChange w:id="46" w:author="Xondamir Tojiboyev" w:date="2026-05-07T21:48:00Z" w16du:dateUtc="2026-05-07T16:48:00Z">
               <w:rPr>
                 <w:sz w:val="32"/>
                 <w:szCs w:val="32"/>
@@ -626,26 +637,26 @@
           <w:numId w:val="6"/>
         </w:numPr>
         <w:rPr>
-          <w:ins w:id="46" w:author="Xondamir Tojiboyev" w:date="2026-05-07T21:48:00Z"/>
+          <w:ins w:id="47" w:author="Xondamir Tojiboyev" w:date="2026-05-07T21:48:00Z"/>
           <w:sz w:val="32"/>
           <w:szCs w:val="32"/>
           <w:lang w:val="en-US"/>
-          <w:rPrChange w:id="47" w:author="Xondamir Tojiboyev" w:date="2026-05-07T21:48:00Z" w16du:dateUtc="2026-05-07T16:48:00Z">
+          <w:rPrChange w:id="48" w:author="Xondamir Tojiboyev" w:date="2026-05-07T21:48:00Z" w16du:dateUtc="2026-05-07T16:48:00Z">
             <w:rPr>
-              <w:ins w:id="48" w:author="Xondamir Tojiboyev" w:date="2026-05-07T21:48:00Z"/>
+              <w:ins w:id="49" w:author="Xondamir Tojiboyev" w:date="2026-05-07T21:48:00Z"/>
               <w:sz w:val="32"/>
               <w:szCs w:val="32"/>
             </w:rPr>
           </w:rPrChange>
         </w:rPr>
       </w:pPr>
-      <w:ins w:id="49" w:author="Xondamir Tojiboyev" w:date="2026-05-07T21:48:00Z">
+      <w:ins w:id="50" w:author="Xondamir Tojiboyev" w:date="2026-05-07T21:48:00Z">
         <w:r>
           <w:rPr>
             <w:sz w:val="32"/>
             <w:szCs w:val="32"/>
             <w:lang w:val="en-US"/>
-            <w:rPrChange w:id="50" w:author="Xondamir Tojiboyev" w:date="2026-05-07T21:48:00Z" w16du:dateUtc="2026-05-07T16:48:00Z">
+            <w:rPrChange w:id="51" w:author="Xondamir Tojiboyev" w:date="2026-05-07T21:48:00Z" w16du:dateUtc="2026-05-07T16:48:00Z">
               <w:rPr>
                 <w:sz w:val="32"/>
                 <w:szCs w:val="32"/>
@@ -660,7 +671,7 @@
             <w:sz w:val="32"/>
             <w:szCs w:val="32"/>
             <w:lang w:val="en-US"/>
-            <w:rPrChange w:id="51" w:author="Xondamir Tojiboyev" w:date="2026-05-07T21:48:00Z" w16du:dateUtc="2026-05-07T16:48:00Z">
+            <w:rPrChange w:id="52" w:author="Xondamir Tojiboyev" w:date="2026-05-07T21:48:00Z" w16du:dateUtc="2026-05-07T16:48:00Z">
               <w:rPr>
                 <w:rFonts w:ascii="Segoe UI Emoji" w:hAnsi="Segoe UI Emoji" w:cs="Segoe UI Emoji"/>
                 <w:sz w:val="32"/>
@@ -679,26 +690,26 @@
           <w:numId w:val="6"/>
         </w:numPr>
         <w:rPr>
-          <w:ins w:id="52" w:author="Xondamir Tojiboyev" w:date="2026-05-07T21:48:00Z"/>
+          <w:ins w:id="53" w:author="Xondamir Tojiboyev" w:date="2026-05-07T21:48:00Z"/>
           <w:sz w:val="32"/>
           <w:szCs w:val="32"/>
           <w:lang w:val="en-US"/>
-          <w:rPrChange w:id="53" w:author="Xondamir Tojiboyev" w:date="2026-05-07T21:48:00Z" w16du:dateUtc="2026-05-07T16:48:00Z">
+          <w:rPrChange w:id="54" w:author="Xondamir Tojiboyev" w:date="2026-05-07T21:48:00Z" w16du:dateUtc="2026-05-07T16:48:00Z">
             <w:rPr>
-              <w:ins w:id="54" w:author="Xondamir Tojiboyev" w:date="2026-05-07T21:48:00Z"/>
+              <w:ins w:id="55" w:author="Xondamir Tojiboyev" w:date="2026-05-07T21:48:00Z"/>
               <w:sz w:val="32"/>
               <w:szCs w:val="32"/>
             </w:rPr>
           </w:rPrChange>
         </w:rPr>
       </w:pPr>
-      <w:ins w:id="55" w:author="Xondamir Tojiboyev" w:date="2026-05-07T21:48:00Z">
+      <w:ins w:id="56" w:author="Xondamir Tojiboyev" w:date="2026-05-07T21:48:00Z">
         <w:r>
           <w:rPr>
             <w:sz w:val="32"/>
             <w:szCs w:val="32"/>
             <w:lang w:val="en-US"/>
-            <w:rPrChange w:id="56" w:author="Xondamir Tojiboyev" w:date="2026-05-07T21:48:00Z" w16du:dateUtc="2026-05-07T16:48:00Z">
+            <w:rPrChange w:id="57" w:author="Xondamir Tojiboyev" w:date="2026-05-07T21:48:00Z" w16du:dateUtc="2026-05-07T16:48:00Z">
               <w:rPr>
                 <w:sz w:val="32"/>
                 <w:szCs w:val="32"/>
@@ -716,12 +727,12 @@
           <w:numId w:val="6"/>
         </w:numPr>
         <w:rPr>
-          <w:ins w:id="57" w:author="Xondamir Tojiboyev" w:date="2026-05-07T21:48:00Z"/>
+          <w:ins w:id="58" w:author="Xondamir Tojiboyev" w:date="2026-05-07T21:48:00Z"/>
           <w:sz w:val="32"/>
           <w:szCs w:val="32"/>
         </w:rPr>
       </w:pPr>
-      <w:ins w:id="58" w:author="Xondamir Tojiboyev" w:date="2026-05-07T21:48:00Z">
+      <w:ins w:id="59" w:author="Xondamir Tojiboyev" w:date="2026-05-07T21:48:00Z">
         <w:r>
           <w:rPr>
             <w:sz w:val="32"/>
@@ -734,12 +745,12 @@
     <w:p>
       <w:pPr>
         <w:rPr>
-          <w:del w:id="59" w:author="Xondamir Tojiboyev" w:date="2026-05-07T21:48:00Z" w16du:dateUtc="2026-05-07T16:48:00Z"/>
+          <w:del w:id="60" w:author="Xondamir Tojiboyev" w:date="2026-05-07T21:48:00Z" w16du:dateUtc="2026-05-07T16:48:00Z"/>
           <w:sz w:val="32"/>
           <w:szCs w:val="32"/>
         </w:rPr>
       </w:pPr>
-      <w:del w:id="60" w:author="Xondamir Tojiboyev" w:date="2026-05-07T21:48:00Z" w16du:dateUtc="2026-05-07T16:48:00Z">
+      <w:del w:id="61" w:author="Xondamir Tojiboyev" w:date="2026-05-07T21:48:00Z" w16du:dateUtc="2026-05-07T16:48:00Z">
         <w:r>
           <w:rPr>
             <w:sz w:val="32"/>
@@ -784,12 +795,12 @@
     <w:p>
       <w:pPr>
         <w:rPr>
-          <w:del w:id="61" w:author="Xondamir Tojiboyev" w:date="2026-05-07T21:48:00Z" w16du:dateUtc="2026-05-07T16:48:00Z"/>
+          <w:del w:id="62" w:author="Xondamir Tojiboyev" w:date="2026-05-07T21:48:00Z" w16du:dateUtc="2026-05-07T16:48:00Z"/>
           <w:sz w:val="32"/>
           <w:szCs w:val="32"/>
         </w:rPr>
       </w:pPr>
-      <w:del w:id="62" w:author="Xondamir Tojiboyev" w:date="2026-05-07T21:48:00Z" w16du:dateUtc="2026-05-07T16:48:00Z">
+      <w:del w:id="63" w:author="Xondamir Tojiboyev" w:date="2026-05-07T21:48:00Z" w16du:dateUtc="2026-05-07T16:48:00Z">
         <w:r>
           <w:rPr>
             <w:i/>
@@ -804,12 +815,12 @@
     <w:p>
       <w:pPr>
         <w:rPr>
-          <w:del w:id="63" w:author="Xondamir Tojiboyev" w:date="2026-05-07T21:48:00Z" w16du:dateUtc="2026-05-07T16:48:00Z"/>
+          <w:del w:id="64" w:author="Xondamir Tojiboyev" w:date="2026-05-07T21:48:00Z" w16du:dateUtc="2026-05-07T16:48:00Z"/>
           <w:sz w:val="32"/>
           <w:szCs w:val="32"/>
         </w:rPr>
       </w:pPr>
-      <w:del w:id="64" w:author="Xondamir Tojiboyev" w:date="2026-05-07T21:48:00Z" w16du:dateUtc="2026-05-07T16:48:00Z">
+      <w:del w:id="65" w:author="Xondamir Tojiboyev" w:date="2026-05-07T21:48:00Z" w16du:dateUtc="2026-05-07T16:48:00Z">
         <w:r>
           <w:rPr>
             <w:sz w:val="32"/>
@@ -830,12 +841,12 @@
     <w:p>
       <w:pPr>
         <w:rPr>
-          <w:del w:id="65" w:author="Xondamir Tojiboyev" w:date="2026-05-07T21:48:00Z" w16du:dateUtc="2026-05-07T16:48:00Z"/>
+          <w:del w:id="66" w:author="Xondamir Tojiboyev" w:date="2026-05-07T21:48:00Z" w16du:dateUtc="2026-05-07T16:48:00Z"/>
           <w:sz w:val="32"/>
           <w:szCs w:val="32"/>
         </w:rPr>
       </w:pPr>
-      <w:del w:id="66" w:author="Xondamir Tojiboyev" w:date="2026-05-07T21:48:00Z" w16du:dateUtc="2026-05-07T16:48:00Z">
+      <w:del w:id="67" w:author="Xondamir Tojiboyev" w:date="2026-05-07T21:48:00Z" w16du:dateUtc="2026-05-07T16:48:00Z">
         <w:r>
           <w:rPr>
             <w:sz w:val="32"/>
@@ -856,7 +867,7 @@
     <w:p>
       <w:pPr>
         <w:rPr>
-          <w:ins w:id="67" w:author="Xondamir Tojiboyev" w:date="2026-05-07T21:48:00Z"/>
+          <w:ins w:id="68" w:author="Xondamir Tojiboyev" w:date="2026-05-07T21:48:00Z"/>
           <w:sz w:val="32"/>
           <w:szCs w:val="32"/>
         </w:rPr>
@@ -877,7 +888,7 @@
         </w:rPr>
         <w:t xml:space="preserve"> </w:t>
       </w:r>
-      <w:ins w:id="68" w:author="Xondamir Tojiboyev" w:date="2026-05-07T21:48:00Z">
+      <w:ins w:id="69" w:author="Xondamir Tojiboyev" w:date="2026-05-07T21:48:00Z">
         <w:r>
           <w:rPr>
             <w:b/>
@@ -903,12 +914,12 @@
           <w:numId w:val="7"/>
         </w:numPr>
         <w:rPr>
-          <w:ins w:id="69" w:author="Xondamir Tojiboyev" w:date="2026-05-07T21:48:00Z"/>
+          <w:ins w:id="70" w:author="Xondamir Tojiboyev" w:date="2026-05-07T21:48:00Z"/>
           <w:sz w:val="32"/>
           <w:szCs w:val="32"/>
         </w:rPr>
       </w:pPr>
-      <w:ins w:id="70" w:author="Xondamir Tojiboyev" w:date="2026-05-07T21:48:00Z">
+      <w:ins w:id="71" w:author="Xondamir Tojiboyev" w:date="2026-05-07T21:48:00Z">
         <w:r>
           <w:rPr>
             <w:sz w:val="32"/>
@@ -925,12 +936,12 @@
           <w:numId w:val="7"/>
         </w:numPr>
         <w:rPr>
-          <w:ins w:id="71" w:author="Xondamir Tojiboyev" w:date="2026-05-07T21:48:00Z"/>
+          <w:ins w:id="72" w:author="Xondamir Tojiboyev" w:date="2026-05-07T21:48:00Z"/>
           <w:sz w:val="32"/>
           <w:szCs w:val="32"/>
         </w:rPr>
       </w:pPr>
-      <w:ins w:id="72" w:author="Xondamir Tojiboyev" w:date="2026-05-07T21:48:00Z">
+      <w:ins w:id="73" w:author="Xondamir Tojiboyev" w:date="2026-05-07T21:48:00Z">
         <w:r>
           <w:rPr>
             <w:sz w:val="32"/>
@@ -951,12 +962,12 @@
     <w:p>
       <w:pPr>
         <w:rPr>
-          <w:del w:id="73" w:author="Xondamir Tojiboyev" w:date="2026-05-07T21:48:00Z" w16du:dateUtc="2026-05-07T16:48:00Z"/>
+          <w:del w:id="74" w:author="Xondamir Tojiboyev" w:date="2026-05-07T21:48:00Z" w16du:dateUtc="2026-05-07T16:48:00Z"/>
           <w:sz w:val="32"/>
           <w:szCs w:val="32"/>
         </w:rPr>
       </w:pPr>
-      <w:del w:id="74" w:author="Xondamir Tojiboyev" w:date="2026-05-07T21:48:00Z" w16du:dateUtc="2026-05-07T16:48:00Z">
+      <w:del w:id="75" w:author="Xondamir Tojiboyev" w:date="2026-05-07T21:48:00Z" w16du:dateUtc="2026-05-07T16:48:00Z">
         <w:r>
           <w:rPr>
             <w:sz w:val="32"/>
@@ -1001,13 +1012,13 @@
     <w:p>
       <w:pPr>
         <w:rPr>
-          <w:del w:id="75" w:author="Xondamir Tojiboyev" w:date="2026-05-07T21:48:00Z" w16du:dateUtc="2026-05-07T16:48:00Z"/>
+          <w:del w:id="76" w:author="Xondamir Tojiboyev" w:date="2026-05-07T21:48:00Z" w16du:dateUtc="2026-05-07T16:48:00Z"/>
           <w:sz w:val="32"/>
           <w:szCs w:val="32"/>
           <w:lang w:val="en-US"/>
         </w:rPr>
       </w:pPr>
-      <w:del w:id="76" w:author="Xondamir Tojiboyev" w:date="2026-05-07T21:48:00Z" w16du:dateUtc="2026-05-07T16:48:00Z">
+      <w:del w:id="77" w:author="Xondamir Tojiboyev" w:date="2026-05-07T21:48:00Z" w16du:dateUtc="2026-05-07T16:48:00Z">
         <w:r>
           <w:rPr>
             <w:i/>
@@ -1023,12 +1034,12 @@
     <w:p>
       <w:pPr>
         <w:rPr>
-          <w:del w:id="77" w:author="Xondamir Tojiboyev" w:date="2026-05-07T21:48:00Z" w16du:dateUtc="2026-05-07T16:48:00Z"/>
+          <w:del w:id="78" w:author="Xondamir Tojiboyev" w:date="2026-05-07T21:48:00Z" w16du:dateUtc="2026-05-07T16:48:00Z"/>
           <w:sz w:val="32"/>
           <w:szCs w:val="32"/>
         </w:rPr>
       </w:pPr>
-      <w:del w:id="78" w:author="Xondamir Tojiboyev" w:date="2026-05-07T21:48:00Z" w16du:dateUtc="2026-05-07T16:48:00Z">
+      <w:del w:id="79" w:author="Xondamir Tojiboyev" w:date="2026-05-07T21:48:00Z" w16du:dateUtc="2026-05-07T16:48:00Z">
         <w:r>
           <w:rPr>
             <w:sz w:val="32"/>
@@ -1041,13 +1052,13 @@
     <w:p>
       <w:pPr>
         <w:rPr>
-          <w:del w:id="79" w:author="Xondamir Tojiboyev" w:date="2026-05-07T21:48:00Z" w16du:dateUtc="2026-05-07T16:48:00Z"/>
+          <w:del w:id="80" w:author="Xondamir Tojiboyev" w:date="2026-05-07T21:48:00Z" w16du:dateUtc="2026-05-07T16:48:00Z"/>
           <w:sz w:val="32"/>
           <w:szCs w:val="32"/>
           <w:lang w:val="en-US"/>
         </w:rPr>
       </w:pPr>
-      <w:del w:id="80" w:author="Xondamir Tojiboyev" w:date="2026-05-07T21:48:00Z" w16du:dateUtc="2026-05-07T16:48:00Z">
+      <w:del w:id="81" w:author="Xondamir Tojiboyev" w:date="2026-05-07T21:48:00Z" w16du:dateUtc="2026-05-07T16:48:00Z">
         <w:r>
           <w:rPr>
             <w:sz w:val="32"/>
@@ -1097,13 +1108,13 @@
     <w:p>
       <w:pPr>
         <w:rPr>
-          <w:ins w:id="81" w:author="Xondamir Tojiboyev" w:date="2026-05-07T21:49:00Z"/>
+          <w:ins w:id="82" w:author="Xondamir Tojiboyev" w:date="2026-05-07T21:49:00Z"/>
           <w:sz w:val="32"/>
           <w:szCs w:val="32"/>
           <w:lang w:val="en-US"/>
-          <w:rPrChange w:id="82" w:author="Xondamir Tojiboyev" w:date="2026-05-07T21:49:00Z" w16du:dateUtc="2026-05-07T16:49:00Z">
+          <w:rPrChange w:id="83" w:author="Xondamir Tojiboyev" w:date="2026-05-07T21:49:00Z" w16du:dateUtc="2026-05-07T16:49:00Z">
             <w:rPr>
-              <w:ins w:id="83" w:author="Xondamir Tojiboyev" w:date="2026-05-07T21:49:00Z"/>
+              <w:ins w:id="84" w:author="Xondamir Tojiboyev" w:date="2026-05-07T21:49:00Z"/>
               <w:sz w:val="32"/>
               <w:szCs w:val="32"/>
             </w:rPr>
@@ -1128,7 +1139,7 @@
         </w:rPr>
         <w:t xml:space="preserve"> </w:t>
       </w:r>
-      <w:ins w:id="84" w:author="Xondamir Tojiboyev" w:date="2026-05-07T21:49:00Z">
+      <w:ins w:id="85" w:author="Xondamir Tojiboyev" w:date="2026-05-07T21:49:00Z">
         <w:r>
           <w:rPr>
             <w:b/>
@@ -1136,7 +1147,7 @@
             <w:sz w:val="32"/>
             <w:szCs w:val="32"/>
             <w:lang w:val="en-US"/>
-            <w:rPrChange w:id="85" w:author="Xondamir Tojiboyev" w:date="2026-05-07T21:49:00Z" w16du:dateUtc="2026-05-07T16:49:00Z">
+            <w:rPrChange w:id="86" w:author="Xondamir Tojiboyev" w:date="2026-05-07T21:49:00Z" w16du:dateUtc="2026-05-07T16:49:00Z">
               <w:rPr>
                 <w:b/>
                 <w:bCs/>
@@ -1152,7 +1163,7 @@
             <w:sz w:val="32"/>
             <w:szCs w:val="32"/>
             <w:lang w:val="en-US"/>
-            <w:rPrChange w:id="86" w:author="Xondamir Tojiboyev" w:date="2026-05-07T21:49:00Z" w16du:dateUtc="2026-05-07T16:49:00Z">
+            <w:rPrChange w:id="87" w:author="Xondamir Tojiboyev" w:date="2026-05-07T21:49:00Z" w16du:dateUtc="2026-05-07T16:49:00Z">
               <w:rPr>
                 <w:sz w:val="32"/>
                 <w:szCs w:val="32"/>
@@ -1170,12 +1181,12 @@
           <w:numId w:val="8"/>
         </w:numPr>
         <w:rPr>
-          <w:ins w:id="87" w:author="Xondamir Tojiboyev" w:date="2026-05-07T21:49:00Z"/>
+          <w:ins w:id="88" w:author="Xondamir Tojiboyev" w:date="2026-05-07T21:49:00Z"/>
           <w:sz w:val="32"/>
           <w:szCs w:val="32"/>
         </w:rPr>
       </w:pPr>
-      <w:ins w:id="88" w:author="Xondamir Tojiboyev" w:date="2026-05-07T21:49:00Z">
+      <w:ins w:id="89" w:author="Xondamir Tojiboyev" w:date="2026-05-07T21:49:00Z">
         <w:r>
           <w:rPr>
             <w:sz w:val="32"/>
@@ -1200,12 +1211,12 @@
           <w:numId w:val="8"/>
         </w:numPr>
         <w:rPr>
-          <w:ins w:id="89" w:author="Xondamir Tojiboyev" w:date="2026-05-07T21:49:00Z"/>
+          <w:ins w:id="90" w:author="Xondamir Tojiboyev" w:date="2026-05-07T21:49:00Z"/>
           <w:sz w:val="32"/>
           <w:szCs w:val="32"/>
         </w:rPr>
       </w:pPr>
-      <w:ins w:id="90" w:author="Xondamir Tojiboyev" w:date="2026-05-07T21:49:00Z">
+      <w:ins w:id="91" w:author="Xondamir Tojiboyev" w:date="2026-05-07T21:49:00Z">
         <w:r>
           <w:rPr>
             <w:sz w:val="32"/>
@@ -1218,13 +1229,13 @@
     <w:p>
       <w:pPr>
         <w:rPr>
-          <w:del w:id="91" w:author="Xondamir Tojiboyev" w:date="2026-05-07T21:49:00Z" w16du:dateUtc="2026-05-07T16:49:00Z"/>
+          <w:del w:id="92" w:author="Xondamir Tojiboyev" w:date="2026-05-07T21:49:00Z" w16du:dateUtc="2026-05-07T16:49:00Z"/>
           <w:sz w:val="32"/>
           <w:szCs w:val="32"/>
           <w:lang w:val="en-US"/>
         </w:rPr>
       </w:pPr>
-      <w:del w:id="92" w:author="Xondamir Tojiboyev" w:date="2026-05-07T21:49:00Z" w16du:dateUtc="2026-05-07T16:49:00Z">
+      <w:del w:id="93" w:author="Xondamir Tojiboyev" w:date="2026-05-07T21:49:00Z" w16du:dateUtc="2026-05-07T16:49:00Z">
         <w:r>
           <w:rPr>
             <w:sz w:val="32"/>
@@ -1234,16 +1245,6 @@
           <w:delText>IBM tomonidan taqdim etilgan "Cool Blue" texnologiyasi qaysi biologik jarayondan ilhomlanib yaratilgan?</w:delText>
         </w:r>
       </w:del>
-    </w:p>
-    <w:p>
-      <w:pPr>
-        <w:rPr>
-          <w:ins w:id="93" w:author="Xondamir Tojiboyev" w:date="2026-05-07T21:49:00Z" w16du:dateUtc="2026-05-07T16:49:00Z"/>
-          <w:sz w:val="32"/>
-          <w:szCs w:val="32"/>
-          <w:lang w:val="en-US"/>
-        </w:rPr>
-      </w:pPr>
     </w:p>
     <w:p>
       <w:pPr>
@@ -1258,12 +1259,22 @@
     <w:p>
       <w:pPr>
         <w:rPr>
-          <w:del w:id="95" w:author="Xondamir Tojiboyev" w:date="2026-05-07T21:49:00Z" w16du:dateUtc="2026-05-07T16:49:00Z"/>
+          <w:ins w:id="95" w:author="Xondamir Tojiboyev" w:date="2026-05-07T21:49:00Z" w16du:dateUtc="2026-05-07T16:49:00Z"/>
           <w:sz w:val="32"/>
           <w:szCs w:val="32"/>
-        </w:rPr>
-      </w:pPr>
-      <w:del w:id="96" w:author="Xondamir Tojiboyev" w:date="2026-05-07T21:49:00Z" w16du:dateUtc="2026-05-07T16:49:00Z">
+          <w:lang w:val="en-US"/>
+        </w:rPr>
+      </w:pPr>
+    </w:p>
+    <w:p>
+      <w:pPr>
+        <w:rPr>
+          <w:del w:id="96" w:author="Xondamir Tojiboyev" w:date="2026-05-07T21:49:00Z" w16du:dateUtc="2026-05-07T16:49:00Z"/>
+          <w:sz w:val="32"/>
+          <w:szCs w:val="32"/>
+        </w:rPr>
+      </w:pPr>
+      <w:del w:id="97" w:author="Xondamir Tojiboyev" w:date="2026-05-07T21:49:00Z" w16du:dateUtc="2026-05-07T16:49:00Z">
         <w:r>
           <w:rPr>
             <w:sz w:val="32"/>
@@ -1276,12 +1287,12 @@
     <w:p>
       <w:pPr>
         <w:rPr>
-          <w:del w:id="97" w:author="Xondamir Tojiboyev" w:date="2026-05-07T21:49:00Z" w16du:dateUtc="2026-05-07T16:49:00Z"/>
+          <w:del w:id="98" w:author="Xondamir Tojiboyev" w:date="2026-05-07T21:49:00Z" w16du:dateUtc="2026-05-07T16:49:00Z"/>
           <w:sz w:val="32"/>
           <w:szCs w:val="32"/>
         </w:rPr>
       </w:pPr>
-      <w:del w:id="98" w:author="Xondamir Tojiboyev" w:date="2026-05-07T21:49:00Z" w16du:dateUtc="2026-05-07T16:49:00Z">
+      <w:del w:id="99" w:author="Xondamir Tojiboyev" w:date="2026-05-07T21:49:00Z" w16du:dateUtc="2026-05-07T16:49:00Z">
         <w:r>
           <w:rPr>
             <w:sz w:val="32"/>
@@ -1294,13 +1305,13 @@
     <w:p>
       <w:pPr>
         <w:rPr>
-          <w:del w:id="99" w:author="Xondamir Tojiboyev" w:date="2026-05-07T21:49:00Z" w16du:dateUtc="2026-05-07T16:49:00Z"/>
+          <w:del w:id="100" w:author="Xondamir Tojiboyev" w:date="2026-05-07T21:49:00Z" w16du:dateUtc="2026-05-07T16:49:00Z"/>
           <w:sz w:val="32"/>
           <w:szCs w:val="32"/>
           <w:lang w:val="en-US"/>
         </w:rPr>
       </w:pPr>
-      <w:del w:id="100" w:author="Xondamir Tojiboyev" w:date="2026-05-07T21:49:00Z" w16du:dateUtc="2026-05-07T16:49:00Z">
+      <w:del w:id="101" w:author="Xondamir Tojiboyev" w:date="2026-05-07T21:49:00Z" w16du:dateUtc="2026-05-07T16:49:00Z">
         <w:r>
           <w:rPr>
             <w:sz w:val="32"/>
@@ -1323,12 +1334,12 @@
     <w:p>
       <w:pPr>
         <w:rPr>
-          <w:del w:id="101" w:author="Xondamir Tojiboyev" w:date="2026-05-07T21:49:00Z" w16du:dateUtc="2026-05-07T16:49:00Z"/>
+          <w:del w:id="102" w:author="Xondamir Tojiboyev" w:date="2026-05-07T21:49:00Z" w16du:dateUtc="2026-05-07T16:49:00Z"/>
           <w:sz w:val="32"/>
           <w:szCs w:val="32"/>
         </w:rPr>
       </w:pPr>
-      <w:del w:id="102" w:author="Xondamir Tojiboyev" w:date="2026-05-07T21:49:00Z" w16du:dateUtc="2026-05-07T16:49:00Z">
+      <w:del w:id="103" w:author="Xondamir Tojiboyev" w:date="2026-05-07T21:49:00Z" w16du:dateUtc="2026-05-07T16:49:00Z">
         <w:r>
           <w:rPr>
             <w:sz w:val="32"/>
@@ -1377,7 +1388,6 @@
           <w:u w:val="single"/>
           <w:lang w:val="en-US"/>
         </w:rPr>
-        <w:lastRenderedPageBreak/>
         <w:t>Uchinchi mustaqil ishi</w:t>
       </w:r>
     </w:p>
@@ -1392,15 +1402,15 @@
       <w:pPr>
         <w:jc w:val="center"/>
         <w:rPr>
-          <w:del w:id="103" w:author="Xondamir Tojiboyev" w:date="2026-05-07T21:52:00Z" w16du:dateUtc="2026-05-07T16:52:00Z"/>
+          <w:del w:id="104" w:author="Xondamir Tojiboyev" w:date="2026-05-07T21:52:00Z" w16du:dateUtc="2026-05-07T16:52:00Z"/>
           <w:b/>
           <w:bCs/>
           <w:sz w:val="32"/>
           <w:szCs w:val="26"/>
           <w:lang w:val="en-US"/>
-          <w:rPrChange w:id="104" w:author="Xondamir Tojiboyev" w:date="2026-05-07T21:54:00Z" w16du:dateUtc="2026-05-07T16:54:00Z">
+          <w:rPrChange w:id="105" w:author="Xondamir Tojiboyev" w:date="2026-05-07T21:54:00Z" w16du:dateUtc="2026-05-07T16:54:00Z">
             <w:rPr>
-              <w:del w:id="105" w:author="Xondamir Tojiboyev" w:date="2026-05-07T21:52:00Z" w16du:dateUtc="2026-05-07T16:52:00Z"/>
+              <w:del w:id="106" w:author="Xondamir Tojiboyev" w:date="2026-05-07T21:52:00Z" w16du:dateUtc="2026-05-07T16:52:00Z"/>
               <w:b/>
               <w:bCs/>
               <w:lang w:val="en-US"/>
@@ -1408,7 +1418,7 @@
           </w:rPrChange>
         </w:rPr>
       </w:pPr>
-      <w:ins w:id="106" w:author="Xondamir Tojiboyev" w:date="2026-05-07T21:52:00Z">
+      <w:ins w:id="107" w:author="Xondamir Tojiboyev" w:date="2026-05-07T21:52:00Z">
         <w:r>
           <w:rPr>
             <w:b/>
@@ -1416,7 +1426,7 @@
             <w:sz w:val="32"/>
             <w:szCs w:val="26"/>
             <w:lang w:val="en-US"/>
-            <w:rPrChange w:id="107" w:author="Xondamir Tojiboyev" w:date="2026-05-07T21:54:00Z" w16du:dateUtc="2026-05-07T16:54:00Z">
+            <w:rPrChange w:id="108" w:author="Xondamir Tojiboyev" w:date="2026-05-07T21:54:00Z" w16du:dateUtc="2026-05-07T16:54:00Z">
               <w:rPr>
                 <w:b/>
                 <w:bCs/>
@@ -1426,7 +1436,7 @@
           <w:t>Hayot ko'zgusi</w:t>
         </w:r>
       </w:ins>
-      <w:del w:id="108" w:author="Xondamir Tojiboyev" w:date="2026-05-07T21:52:00Z" w16du:dateUtc="2026-05-07T16:52:00Z">
+      <w:del w:id="109" w:author="Xondamir Tojiboyev" w:date="2026-05-07T21:52:00Z" w16du:dateUtc="2026-05-07T16:52:00Z">
         <w:r>
           <w:rPr>
             <w:b/>
@@ -1434,7 +1444,7 @@
             <w:sz w:val="32"/>
             <w:szCs w:val="26"/>
             <w:lang w:val="en-US"/>
-            <w:rPrChange w:id="109" w:author="Xondamir Tojiboyev" w:date="2026-05-07T21:54:00Z" w16du:dateUtc="2026-05-07T16:54:00Z">
+            <w:rPrChange w:id="110" w:author="Xondamir Tojiboyev" w:date="2026-05-07T21:54:00Z" w16du:dateUtc="2026-05-07T16:54:00Z">
               <w:rPr>
                 <w:b/>
                 <w:bCs/>
@@ -1450,7 +1460,7 @@
       <w:pPr>
         <w:jc w:val="center"/>
         <w:rPr>
-          <w:ins w:id="110" w:author="Xondamir Tojiboyev" w:date="2026-05-07T21:53:00Z" w16du:dateUtc="2026-05-07T16:53:00Z"/>
+          <w:ins w:id="111" w:author="Xondamir Tojiboyev" w:date="2026-05-07T21:53:00Z" w16du:dateUtc="2026-05-07T16:53:00Z"/>
           <w:b/>
           <w:bCs/>
           <w:lang w:val="en-US"/>
@@ -1459,24 +1469,6 @@
     </w:p>
     <w:p>
       <w:pPr>
-        <w:rPr>
-          <w:b/>
-          <w:bCs/>
-          <w:sz w:val="34"/>
-          <w:szCs w:val="34"/>
-          <w:lang w:val="en-US"/>
-          <w:rPrChange w:id="111" w:author="Xondamir Tojiboyev" w:date="2026-05-07T21:54:00Z" w16du:dateUtc="2026-05-07T16:54:00Z">
-            <w:rPr>
-              <w:b/>
-              <w:bCs/>
-              <w:sz w:val="36"/>
-              <w:szCs w:val="36"/>
-              <w:lang w:val="en-US"/>
-            </w:rPr>
-          </w:rPrChange>
-        </w:rPr>
-      </w:pPr>
-      <w:r>
         <w:rPr>
           <w:b/>
           <w:bCs/>
@@ -1493,129 +1485,15 @@
             </w:rPr>
           </w:rPrChange>
         </w:rPr>
-        <w:t>Kirish</w:t>
-      </w:r>
-    </w:p>
-    <w:p>
-      <w:pPr>
-        <w:rPr>
-          <w:del w:id="113" w:author="Xondamir Tojiboyev" w:date="2026-05-07T21:53:00Z" w16du:dateUtc="2026-05-07T16:53:00Z"/>
-          <w:sz w:val="34"/>
-          <w:szCs w:val="34"/>
-          <w:lang w:val="en-US"/>
-        </w:rPr>
-      </w:pPr>
-      <w:ins w:id="114" w:author="Xondamir Tojiboyev" w:date="2026-05-07T21:53:00Z">
-        <w:r>
-          <w:rPr>
-            <w:sz w:val="34"/>
-            <w:szCs w:val="34"/>
-            <w:lang w:val="en-US"/>
-            <w:rPrChange w:id="115" w:author="Xondamir Tojiboyev" w:date="2026-05-07T21:54:00Z" w16du:dateUtc="2026-05-07T16:54:00Z">
-              <w:rPr>
-                <w:sz w:val="36"/>
-                <w:szCs w:val="36"/>
-              </w:rPr>
-            </w:rPrChange>
-          </w:rPr>
-          <w:t>Inson har kuni o'z salomatligini nazorat qila olmaydi — shifokorga borish esa ko'pincha vaqt va imkoniyat talab etadi. Agar har bir uyda shaxsiy tibbiy yordamchi bo'lsa-chi? Mana shu fikr meni "Hayot ko'zgusi" nomli ixtiro haqida o'ylashga undadi.</w:t>
-        </w:r>
-      </w:ins>
-      <w:del w:id="116" w:author="Xondamir Tojiboyev" w:date="2026-05-07T21:53:00Z" w16du:dateUtc="2026-05-07T16:53:00Z">
-        <w:r>
-          <w:rPr>
-            <w:sz w:val="34"/>
-            <w:szCs w:val="34"/>
-            <w:lang w:val="en-US"/>
-            <w:rPrChange w:id="117" w:author="Xondamir Tojiboyev" w:date="2026-05-07T21:54:00Z" w16du:dateUtc="2026-05-07T16:54:00Z">
-              <w:rPr>
-                <w:sz w:val="36"/>
-                <w:szCs w:val="36"/>
-                <w:lang w:val="en-US"/>
-              </w:rPr>
-            </w:rPrChange>
-          </w:rPr>
-          <w:delText xml:space="preserve">Inson miyasi — ajoyib mexanizm. Lekin u ham charchaydi, unutadi, adashadi. Ayniqsa, zamonaviy hayotning shiddatli sur'atida odamlar muhim narsalarni — dori ichish vaqtini, yaqinlarining tug'ilgan kunini, muhim uchrashuvlarni — esdan chiqarib qo'yishadi. Men aynan shu muammoni hal qilish uchun </w:delText>
-        </w:r>
-        <w:r>
-          <w:rPr>
-            <w:b/>
-            <w:bCs/>
-            <w:sz w:val="34"/>
-            <w:szCs w:val="34"/>
-            <w:lang w:val="en-US"/>
-            <w:rPrChange w:id="118" w:author="Xondamir Tojiboyev" w:date="2026-05-07T21:54:00Z" w16du:dateUtc="2026-05-07T16:54:00Z">
-              <w:rPr>
-                <w:b/>
-                <w:bCs/>
-                <w:sz w:val="36"/>
-                <w:szCs w:val="36"/>
-                <w:lang w:val="en-US"/>
-              </w:rPr>
-            </w:rPrChange>
-          </w:rPr>
-          <w:delText>"Yordamchi"</w:delText>
-        </w:r>
-        <w:r>
-          <w:rPr>
-            <w:sz w:val="34"/>
-            <w:szCs w:val="34"/>
-            <w:lang w:val="en-US"/>
-            <w:rPrChange w:id="119" w:author="Xondamir Tojiboyev" w:date="2026-05-07T21:54:00Z" w16du:dateUtc="2026-05-07T16:54:00Z">
-              <w:rPr>
-                <w:sz w:val="36"/>
-                <w:szCs w:val="36"/>
-                <w:lang w:val="en-US"/>
-              </w:rPr>
-            </w:rPrChange>
-          </w:rPr>
-          <w:delText xml:space="preserve"> deb nomlagan ixtiromni o'ylab topdim.</w:delText>
-        </w:r>
-      </w:del>
-    </w:p>
-    <w:p>
-      <w:pPr>
-        <w:rPr>
-          <w:ins w:id="120" w:author="Xondamir Tojiboyev" w:date="2026-05-07T22:14:00Z" w16du:dateUtc="2026-05-07T17:14:00Z"/>
-          <w:sz w:val="34"/>
-          <w:szCs w:val="34"/>
-          <w:lang w:val="en-US"/>
-          <w:rPrChange w:id="121" w:author="Xondamir Tojiboyev" w:date="2026-05-07T21:54:00Z" w16du:dateUtc="2026-05-07T16:54:00Z">
-            <w:rPr>
-              <w:ins w:id="122" w:author="Xondamir Tojiboyev" w:date="2026-05-07T22:14:00Z" w16du:dateUtc="2026-05-07T17:14:00Z"/>
-              <w:sz w:val="36"/>
-              <w:szCs w:val="36"/>
-              <w:lang w:val="en-US"/>
-            </w:rPr>
-          </w:rPrChange>
-        </w:rPr>
-      </w:pPr>
-    </w:p>
-    <w:p>
-      <w:pPr>
-        <w:rPr>
-          <w:sz w:val="34"/>
-          <w:szCs w:val="34"/>
-          <w:lang w:val="en-US"/>
-          <w:rPrChange w:id="123" w:author="Xondamir Tojiboyev" w:date="2026-05-07T21:54:00Z" w16du:dateUtc="2026-05-07T16:54:00Z">
-            <w:rPr>
-              <w:sz w:val="36"/>
-              <w:szCs w:val="36"/>
-              <w:lang w:val="en-US"/>
-            </w:rPr>
-          </w:rPrChange>
-        </w:rPr>
-      </w:pPr>
-    </w:p>
-    <w:p>
-      <w:pPr>
+      </w:pPr>
+      <w:r>
         <w:rPr>
           <w:b/>
           <w:bCs/>
           <w:sz w:val="34"/>
           <w:szCs w:val="34"/>
           <w:lang w:val="en-US"/>
-          <w:rPrChange w:id="124" w:author="Xondamir Tojiboyev" w:date="2026-05-07T21:54:00Z" w16du:dateUtc="2026-05-07T16:54:00Z">
+          <w:rPrChange w:id="113" w:author="Xondamir Tojiboyev" w:date="2026-05-07T21:54:00Z" w16du:dateUtc="2026-05-07T16:54:00Z">
             <w:rPr>
               <w:b/>
               <w:bCs/>
@@ -1625,8 +1503,122 @@
             </w:rPr>
           </w:rPrChange>
         </w:rPr>
-      </w:pPr>
-      <w:r>
+        <w:t>Kirish</w:t>
+      </w:r>
+    </w:p>
+    <w:p>
+      <w:pPr>
+        <w:rPr>
+          <w:del w:id="114" w:author="Xondamir Tojiboyev" w:date="2026-05-07T21:53:00Z" w16du:dateUtc="2026-05-07T16:53:00Z"/>
+          <w:sz w:val="34"/>
+          <w:szCs w:val="34"/>
+          <w:lang w:val="en-US"/>
+        </w:rPr>
+      </w:pPr>
+      <w:ins w:id="115" w:author="Xondamir Tojiboyev" w:date="2026-05-07T21:53:00Z">
+        <w:r>
+          <w:rPr>
+            <w:sz w:val="34"/>
+            <w:szCs w:val="34"/>
+            <w:lang w:val="en-US"/>
+            <w:rPrChange w:id="116" w:author="Xondamir Tojiboyev" w:date="2026-05-07T21:54:00Z" w16du:dateUtc="2026-05-07T16:54:00Z">
+              <w:rPr>
+                <w:sz w:val="36"/>
+                <w:szCs w:val="36"/>
+              </w:rPr>
+            </w:rPrChange>
+          </w:rPr>
+          <w:t>Inson har kuni o'z salomatligini nazorat qila olmaydi — shifokorga borish esa ko'pincha vaqt va imkoniyat talab etadi. Agar har bir uyda shaxsiy tibbiy yordamchi bo'lsa-chi? Mana shu fikr meni "Hayot ko'zgusi" nomli ixtiro haqida o'ylashga undadi.</w:t>
+        </w:r>
+      </w:ins>
+      <w:del w:id="117" w:author="Xondamir Tojiboyev" w:date="2026-05-07T21:53:00Z" w16du:dateUtc="2026-05-07T16:53:00Z">
+        <w:r>
+          <w:rPr>
+            <w:sz w:val="34"/>
+            <w:szCs w:val="34"/>
+            <w:lang w:val="en-US"/>
+            <w:rPrChange w:id="118" w:author="Xondamir Tojiboyev" w:date="2026-05-07T21:54:00Z" w16du:dateUtc="2026-05-07T16:54:00Z">
+              <w:rPr>
+                <w:sz w:val="36"/>
+                <w:szCs w:val="36"/>
+                <w:lang w:val="en-US"/>
+              </w:rPr>
+            </w:rPrChange>
+          </w:rPr>
+          <w:delText xml:space="preserve">Inson miyasi — ajoyib mexanizm. Lekin u ham charchaydi, unutadi, adashadi. Ayniqsa, zamonaviy hayotning shiddatli sur'atida odamlar muhim narsalarni — dori ichish vaqtini, yaqinlarining tug'ilgan kunini, muhim uchrashuvlarni — esdan chiqarib qo'yishadi. Men aynan shu muammoni hal qilish uchun </w:delText>
+        </w:r>
+        <w:r>
+          <w:rPr>
+            <w:b/>
+            <w:bCs/>
+            <w:sz w:val="34"/>
+            <w:szCs w:val="34"/>
+            <w:lang w:val="en-US"/>
+            <w:rPrChange w:id="119" w:author="Xondamir Tojiboyev" w:date="2026-05-07T21:54:00Z" w16du:dateUtc="2026-05-07T16:54:00Z">
+              <w:rPr>
+                <w:b/>
+                <w:bCs/>
+                <w:sz w:val="36"/>
+                <w:szCs w:val="36"/>
+                <w:lang w:val="en-US"/>
+              </w:rPr>
+            </w:rPrChange>
+          </w:rPr>
+          <w:delText>"Yordamchi"</w:delText>
+        </w:r>
+        <w:r>
+          <w:rPr>
+            <w:sz w:val="34"/>
+            <w:szCs w:val="34"/>
+            <w:lang w:val="en-US"/>
+            <w:rPrChange w:id="120" w:author="Xondamir Tojiboyev" w:date="2026-05-07T21:54:00Z" w16du:dateUtc="2026-05-07T16:54:00Z">
+              <w:rPr>
+                <w:sz w:val="36"/>
+                <w:szCs w:val="36"/>
+                <w:lang w:val="en-US"/>
+              </w:rPr>
+            </w:rPrChange>
+          </w:rPr>
+          <w:delText xml:space="preserve"> deb nomlagan ixtiromni o'ylab topdim.</w:delText>
+        </w:r>
+      </w:del>
+    </w:p>
+    <w:p>
+      <w:pPr>
+        <w:rPr>
+          <w:ins w:id="121" w:author="Xondamir Tojiboyev" w:date="2026-05-07T22:14:00Z" w16du:dateUtc="2026-05-07T17:14:00Z"/>
+          <w:sz w:val="34"/>
+          <w:szCs w:val="34"/>
+          <w:lang w:val="en-US"/>
+          <w:rPrChange w:id="122" w:author="Xondamir Tojiboyev" w:date="2026-05-07T21:54:00Z" w16du:dateUtc="2026-05-07T16:54:00Z">
+            <w:rPr>
+              <w:ins w:id="123" w:author="Xondamir Tojiboyev" w:date="2026-05-07T22:14:00Z" w16du:dateUtc="2026-05-07T17:14:00Z"/>
+              <w:sz w:val="36"/>
+              <w:szCs w:val="36"/>
+              <w:lang w:val="en-US"/>
+            </w:rPr>
+          </w:rPrChange>
+        </w:rPr>
+      </w:pPr>
+    </w:p>
+    <w:p>
+      <w:pPr>
+        <w:rPr>
+          <w:sz w:val="34"/>
+          <w:szCs w:val="34"/>
+          <w:lang w:val="en-US"/>
+          <w:rPrChange w:id="124" w:author="Xondamir Tojiboyev" w:date="2026-05-07T21:54:00Z" w16du:dateUtc="2026-05-07T16:54:00Z">
+            <w:rPr>
+              <w:sz w:val="36"/>
+              <w:szCs w:val="36"/>
+              <w:lang w:val="en-US"/>
+            </w:rPr>
+          </w:rPrChange>
+        </w:rPr>
+      </w:pPr>
+    </w:p>
+    <w:p>
+      <w:pPr>
         <w:rPr>
           <w:b/>
           <w:bCs/>
@@ -1643,169 +1635,15 @@
             </w:rPr>
           </w:rPrChange>
         </w:rPr>
-        <w:t>Asosiy qism</w:t>
-      </w:r>
-    </w:p>
-    <w:p>
-      <w:pPr>
-        <w:rPr>
-          <w:ins w:id="126" w:author="Xondamir Tojiboyev" w:date="2026-05-07T21:53:00Z"/>
-          <w:sz w:val="34"/>
-          <w:szCs w:val="34"/>
-          <w:lang w:val="en-US"/>
-          <w:rPrChange w:id="127" w:author="Xondamir Tojiboyev" w:date="2026-05-07T21:54:00Z" w16du:dateUtc="2026-05-07T16:54:00Z">
-            <w:rPr>
-              <w:ins w:id="128" w:author="Xondamir Tojiboyev" w:date="2026-05-07T21:53:00Z"/>
-              <w:sz w:val="36"/>
-              <w:szCs w:val="36"/>
-            </w:rPr>
-          </w:rPrChange>
-        </w:rPr>
-      </w:pPr>
-      <w:ins w:id="129" w:author="Xondamir Tojiboyev" w:date="2026-05-07T21:53:00Z">
-        <w:r>
-          <w:rPr>
-            <w:sz w:val="34"/>
-            <w:szCs w:val="34"/>
-            <w:lang w:val="en-US"/>
-            <w:rPrChange w:id="130" w:author="Xondamir Tojiboyev" w:date="2026-05-07T21:54:00Z" w16du:dateUtc="2026-05-07T16:54:00Z">
-              <w:rPr>
-                <w:sz w:val="36"/>
-                <w:szCs w:val="36"/>
-              </w:rPr>
-            </w:rPrChange>
-          </w:rPr>
-          <w:t>"Hayot ko'zgusi" — bu oddiy ko'zgu shaklida yasalgan, ammo ichiga sun'iy intellekt va tibbiy sensorlar o'rnatilgan qurilma. Foydalanuvchi har ertalab uning oldiga kelganda, ko'zgu avtomatik tarzda qon bosimini, yurak urish tezligini, tana haroratini va hatto uyqu sifatini tahlil qiladi. Natijalar darhol ekranda ko'rsatiladi va kerak bo'lsa, shifokorga onlayn jo'natiladi.</w:t>
-        </w:r>
-      </w:ins>
-    </w:p>
-    <w:p>
-      <w:pPr>
-        <w:rPr>
-          <w:ins w:id="131" w:author="Xondamir Tojiboyev" w:date="2026-05-07T21:53:00Z"/>
-          <w:sz w:val="34"/>
-          <w:szCs w:val="34"/>
-          <w:lang w:val="en-US"/>
-          <w:rPrChange w:id="132" w:author="Xondamir Tojiboyev" w:date="2026-05-07T21:54:00Z" w16du:dateUtc="2026-05-07T16:54:00Z">
-            <w:rPr>
-              <w:ins w:id="133" w:author="Xondamir Tojiboyev" w:date="2026-05-07T21:53:00Z"/>
-              <w:sz w:val="36"/>
-              <w:szCs w:val="36"/>
-            </w:rPr>
-          </w:rPrChange>
-        </w:rPr>
-      </w:pPr>
-      <w:ins w:id="134" w:author="Xondamir Tojiboyev" w:date="2026-05-07T21:53:00Z">
-        <w:r>
-          <w:rPr>
-            <w:sz w:val="34"/>
-            <w:szCs w:val="34"/>
-            <w:lang w:val="en-US"/>
-            <w:rPrChange w:id="135" w:author="Xondamir Tojiboyev" w:date="2026-05-07T21:54:00Z" w16du:dateUtc="2026-05-07T16:54:00Z">
-              <w:rPr>
-                <w:sz w:val="36"/>
-                <w:szCs w:val="36"/>
-              </w:rPr>
-            </w:rPrChange>
-          </w:rPr>
-          <w:t>Bu ixtiro ayniqsa yolg'iz yashovchi keksa insonlar va surunkali kasalliklarga chalinganlar uchun benihoya foydali bo'lardi. Chunki ko'plab xavfli kasalliklar erta aniqlansa, osonlikcha davolanadi. Bundan tashqari, qurilma ovozli bildirishnomalar orqali dori ichish vaqtini ham eslatib turadi.</w:t>
-        </w:r>
-      </w:ins>
-    </w:p>
-    <w:p>
-      <w:pPr>
-        <w:rPr>
-          <w:ins w:id="136" w:author="Xondamir Tojiboyev" w:date="2026-05-07T21:53:00Z"/>
-          <w:sz w:val="34"/>
-          <w:szCs w:val="34"/>
-          <w:lang w:val="en-US"/>
-          <w:rPrChange w:id="137" w:author="Xondamir Tojiboyev" w:date="2026-05-07T21:54:00Z" w16du:dateUtc="2026-05-07T16:54:00Z">
-            <w:rPr>
-              <w:ins w:id="138" w:author="Xondamir Tojiboyev" w:date="2026-05-07T21:53:00Z"/>
-              <w:sz w:val="36"/>
-              <w:szCs w:val="36"/>
-            </w:rPr>
-          </w:rPrChange>
-        </w:rPr>
-      </w:pPr>
-      <w:ins w:id="139" w:author="Xondamir Tojiboyev" w:date="2026-05-07T21:53:00Z">
-        <w:r>
-          <w:rPr>
-            <w:sz w:val="34"/>
-            <w:szCs w:val="34"/>
-            <w:lang w:val="en-US"/>
-            <w:rPrChange w:id="140" w:author="Xondamir Tojiboyev" w:date="2026-05-07T21:54:00Z" w16du:dateUtc="2026-05-07T16:54:00Z">
-              <w:rPr>
-                <w:sz w:val="36"/>
-                <w:szCs w:val="36"/>
-              </w:rPr>
-            </w:rPrChange>
-          </w:rPr>
-          <w:t>Tabiatdan ilhomlanib aytadigan bo'lsak, xuddi nilufargul o'zini toza saqlashi kabi, bu ko'zgu ham insonni ichkaridan "toza" — sog'lom saqlashga xizmat qiladi.</w:t>
-        </w:r>
-      </w:ins>
-    </w:p>
-    <w:p>
-      <w:pPr>
-        <w:rPr>
-          <w:del w:id="141" w:author="Xondamir Tojiboyev" w:date="2026-05-07T21:53:00Z" w16du:dateUtc="2026-05-07T16:53:00Z"/>
-          <w:sz w:val="34"/>
-          <w:szCs w:val="34"/>
-          <w:lang w:val="en-US"/>
-          <w:rPrChange w:id="142" w:author="Xondamir Tojiboyev" w:date="2026-05-07T21:54:00Z" w16du:dateUtc="2026-05-07T16:54:00Z">
-            <w:rPr>
-              <w:del w:id="143" w:author="Xondamir Tojiboyev" w:date="2026-05-07T21:53:00Z" w16du:dateUtc="2026-05-07T16:53:00Z"/>
-              <w:sz w:val="36"/>
-              <w:szCs w:val="36"/>
-              <w:lang w:val="en-US"/>
-            </w:rPr>
-          </w:rPrChange>
-        </w:rPr>
-      </w:pPr>
-      <w:del w:id="144" w:author="Xondamir Tojiboyev" w:date="2026-05-07T21:53:00Z" w16du:dateUtc="2026-05-07T16:53:00Z">
-        <w:r>
-          <w:rPr>
-            <w:sz w:val="34"/>
-            <w:szCs w:val="34"/>
-            <w:lang w:val="en-US"/>
-            <w:rPrChange w:id="145" w:author="Xondamir Tojiboyev" w:date="2026-05-07T21:54:00Z" w16du:dateUtc="2026-05-07T16:54:00Z">
-              <w:rPr>
-                <w:b/>
-                <w:bCs/>
-                <w:sz w:val="36"/>
-                <w:szCs w:val="36"/>
-                <w:lang w:val="en-US"/>
-              </w:rPr>
-            </w:rPrChange>
-          </w:rPr>
-          <w:delText>"Yordamchi"</w:delText>
-        </w:r>
-        <w:r>
-          <w:rPr>
-            <w:sz w:val="34"/>
-            <w:szCs w:val="34"/>
-            <w:lang w:val="en-US"/>
-            <w:rPrChange w:id="146" w:author="Xondamir Tojiboyev" w:date="2026-05-07T21:54:00Z" w16du:dateUtc="2026-05-07T16:54:00Z">
-              <w:rPr>
-                <w:sz w:val="36"/>
-                <w:szCs w:val="36"/>
-                <w:lang w:val="en-US"/>
-              </w:rPr>
-            </w:rPrChange>
-          </w:rPr>
-          <w:delText xml:space="preserve"> — bu kichkina, engil, bilakka kiyiladigan qurilma bo'lib, foydalanuvchining kundalik rejimini o'rganadi va unga kerakli vaqtda yumshoq tebranish hamda ovozli eslatma orqali signal beradi. Oddiy soatdan farqi shundaki, u sun'iy intellekt yordamida foydalanuvchining odatlarini tahlil qiladi va eslatmalarni avtomatik ravishda tartibga soladi. Masalan, siz har kuni soat 8:00 da dori ichishni unutsangiz, qurilma buni sezadi va o'zi eslatishni boshlaydi. Bundan tashqari, keksalar, xronik kasallar va band ishbilarmonlar uchun bu ixtiro hayotiy zaruratga aylanishi mumkin.</w:delText>
-        </w:r>
-      </w:del>
-    </w:p>
-    <w:p>
-      <w:pPr>
+      </w:pPr>
+      <w:r>
         <w:rPr>
           <w:b/>
           <w:bCs/>
           <w:sz w:val="34"/>
           <w:szCs w:val="34"/>
           <w:lang w:val="en-US"/>
-          <w:rPrChange w:id="147" w:author="Xondamir Tojiboyev" w:date="2026-05-07T21:54:00Z" w16du:dateUtc="2026-05-07T16:54:00Z">
+          <w:rPrChange w:id="126" w:author="Xondamir Tojiboyev" w:date="2026-05-07T21:54:00Z" w16du:dateUtc="2026-05-07T16:54:00Z">
             <w:rPr>
               <w:b/>
               <w:bCs/>
@@ -1815,7 +1653,159 @@
             </w:rPr>
           </w:rPrChange>
         </w:rPr>
-      </w:pPr>
+        <w:t>Asosiy qism</w:t>
+      </w:r>
+    </w:p>
+    <w:p>
+      <w:pPr>
+        <w:rPr>
+          <w:ins w:id="127" w:author="Xondamir Tojiboyev" w:date="2026-05-07T21:53:00Z"/>
+          <w:sz w:val="34"/>
+          <w:szCs w:val="34"/>
+          <w:lang w:val="en-US"/>
+          <w:rPrChange w:id="128" w:author="Xondamir Tojiboyev" w:date="2026-05-07T21:54:00Z" w16du:dateUtc="2026-05-07T16:54:00Z">
+            <w:rPr>
+              <w:ins w:id="129" w:author="Xondamir Tojiboyev" w:date="2026-05-07T21:53:00Z"/>
+              <w:sz w:val="36"/>
+              <w:szCs w:val="36"/>
+            </w:rPr>
+          </w:rPrChange>
+        </w:rPr>
+      </w:pPr>
+      <w:ins w:id="130" w:author="Xondamir Tojiboyev" w:date="2026-05-07T21:53:00Z">
+        <w:r>
+          <w:rPr>
+            <w:sz w:val="34"/>
+            <w:szCs w:val="34"/>
+            <w:lang w:val="en-US"/>
+            <w:rPrChange w:id="131" w:author="Xondamir Tojiboyev" w:date="2026-05-07T21:54:00Z" w16du:dateUtc="2026-05-07T16:54:00Z">
+              <w:rPr>
+                <w:sz w:val="36"/>
+                <w:szCs w:val="36"/>
+              </w:rPr>
+            </w:rPrChange>
+          </w:rPr>
+          <w:t>"Hayot ko'zgusi" — bu oddiy ko'zgu shaklida yasalgan, ammo ichiga sun'iy intellekt va tibbiy sensorlar o'rnatilgan qurilma. Foydalanuvchi har ertalab uning oldiga kelganda, ko'zgu avtomatik tarzda qon bosimini, yurak urish tezligini, tana haroratini va hatto uyqu sifatini tahlil qiladi. Natijalar darhol ekranda ko'rsatiladi va kerak bo'lsa, shifokorga onlayn jo'natiladi.</w:t>
+        </w:r>
+      </w:ins>
+    </w:p>
+    <w:p>
+      <w:pPr>
+        <w:rPr>
+          <w:ins w:id="132" w:author="Xondamir Tojiboyev" w:date="2026-05-07T21:53:00Z"/>
+          <w:sz w:val="34"/>
+          <w:szCs w:val="34"/>
+          <w:lang w:val="en-US"/>
+          <w:rPrChange w:id="133" w:author="Xondamir Tojiboyev" w:date="2026-05-07T21:54:00Z" w16du:dateUtc="2026-05-07T16:54:00Z">
+            <w:rPr>
+              <w:ins w:id="134" w:author="Xondamir Tojiboyev" w:date="2026-05-07T21:53:00Z"/>
+              <w:sz w:val="36"/>
+              <w:szCs w:val="36"/>
+            </w:rPr>
+          </w:rPrChange>
+        </w:rPr>
+      </w:pPr>
+      <w:ins w:id="135" w:author="Xondamir Tojiboyev" w:date="2026-05-07T21:53:00Z">
+        <w:r>
+          <w:rPr>
+            <w:sz w:val="34"/>
+            <w:szCs w:val="34"/>
+            <w:lang w:val="en-US"/>
+            <w:rPrChange w:id="136" w:author="Xondamir Tojiboyev" w:date="2026-05-07T21:54:00Z" w16du:dateUtc="2026-05-07T16:54:00Z">
+              <w:rPr>
+                <w:sz w:val="36"/>
+                <w:szCs w:val="36"/>
+              </w:rPr>
+            </w:rPrChange>
+          </w:rPr>
+          <w:t>Bu ixtiro ayniqsa yolg'iz yashovchi keksa insonlar va surunkali kasalliklarga chalinganlar uchun benihoya foydali bo'lardi. Chunki ko'plab xavfli kasalliklar erta aniqlansa, osonlikcha davolanadi. Bundan tashqari, qurilma ovozli bildirishnomalar orqali dori ichish vaqtini ham eslatib turadi.</w:t>
+        </w:r>
+      </w:ins>
+    </w:p>
+    <w:p>
+      <w:pPr>
+        <w:rPr>
+          <w:ins w:id="137" w:author="Xondamir Tojiboyev" w:date="2026-05-07T21:53:00Z"/>
+          <w:sz w:val="34"/>
+          <w:szCs w:val="34"/>
+          <w:lang w:val="en-US"/>
+          <w:rPrChange w:id="138" w:author="Xondamir Tojiboyev" w:date="2026-05-07T21:54:00Z" w16du:dateUtc="2026-05-07T16:54:00Z">
+            <w:rPr>
+              <w:ins w:id="139" w:author="Xondamir Tojiboyev" w:date="2026-05-07T21:53:00Z"/>
+              <w:sz w:val="36"/>
+              <w:szCs w:val="36"/>
+            </w:rPr>
+          </w:rPrChange>
+        </w:rPr>
+      </w:pPr>
+      <w:ins w:id="140" w:author="Xondamir Tojiboyev" w:date="2026-05-07T21:53:00Z">
+        <w:r>
+          <w:rPr>
+            <w:sz w:val="34"/>
+            <w:szCs w:val="34"/>
+            <w:lang w:val="en-US"/>
+            <w:rPrChange w:id="141" w:author="Xondamir Tojiboyev" w:date="2026-05-07T21:54:00Z" w16du:dateUtc="2026-05-07T16:54:00Z">
+              <w:rPr>
+                <w:sz w:val="36"/>
+                <w:szCs w:val="36"/>
+              </w:rPr>
+            </w:rPrChange>
+          </w:rPr>
+          <w:t>Tabiatdan ilhomlanib aytadigan bo'lsak, xuddi nilufargul o'zini toza saqlashi kabi, bu ko'zgu ham insonni ichkaridan "toza" — sog'lom saqlashga xizmat qiladi.</w:t>
+        </w:r>
+      </w:ins>
+    </w:p>
+    <w:p>
+      <w:pPr>
+        <w:rPr>
+          <w:del w:id="142" w:author="Xondamir Tojiboyev" w:date="2026-05-07T21:53:00Z" w16du:dateUtc="2026-05-07T16:53:00Z"/>
+          <w:sz w:val="34"/>
+          <w:szCs w:val="34"/>
+          <w:lang w:val="en-US"/>
+          <w:rPrChange w:id="143" w:author="Xondamir Tojiboyev" w:date="2026-05-07T21:54:00Z" w16du:dateUtc="2026-05-07T16:54:00Z">
+            <w:rPr>
+              <w:del w:id="144" w:author="Xondamir Tojiboyev" w:date="2026-05-07T21:53:00Z" w16du:dateUtc="2026-05-07T16:53:00Z"/>
+              <w:sz w:val="36"/>
+              <w:szCs w:val="36"/>
+              <w:lang w:val="en-US"/>
+            </w:rPr>
+          </w:rPrChange>
+        </w:rPr>
+      </w:pPr>
+      <w:del w:id="145" w:author="Xondamir Tojiboyev" w:date="2026-05-07T21:53:00Z" w16du:dateUtc="2026-05-07T16:53:00Z">
+        <w:r>
+          <w:rPr>
+            <w:sz w:val="34"/>
+            <w:szCs w:val="34"/>
+            <w:lang w:val="en-US"/>
+            <w:rPrChange w:id="146" w:author="Xondamir Tojiboyev" w:date="2026-05-07T21:54:00Z" w16du:dateUtc="2026-05-07T16:54:00Z">
+              <w:rPr>
+                <w:b/>
+                <w:bCs/>
+                <w:sz w:val="36"/>
+                <w:szCs w:val="36"/>
+                <w:lang w:val="en-US"/>
+              </w:rPr>
+            </w:rPrChange>
+          </w:rPr>
+          <w:delText>"Yordamchi"</w:delText>
+        </w:r>
+        <w:r>
+          <w:rPr>
+            <w:sz w:val="34"/>
+            <w:szCs w:val="34"/>
+            <w:lang w:val="en-US"/>
+            <w:rPrChange w:id="147" w:author="Xondamir Tojiboyev" w:date="2026-05-07T21:54:00Z" w16du:dateUtc="2026-05-07T16:54:00Z">
+              <w:rPr>
+                <w:sz w:val="36"/>
+                <w:szCs w:val="36"/>
+                <w:lang w:val="en-US"/>
+              </w:rPr>
+            </w:rPrChange>
+          </w:rPr>
+          <w:delText xml:space="preserve"> — bu kichkina, engil, bilakka kiyiladigan qurilma bo'lib, foydalanuvchining kundalik rejimini o'rganadi va unga kerakli vaqtda yumshoq tebranish hamda ovozli eslatma orqali signal beradi. Oddiy soatdan farqi shundaki, u sun'iy intellekt yordamida foydalanuvchining odatlarini tahlil qiladi va eslatmalarni avtomatik ravishda tartibga soladi. Masalan, siz har kuni soat 8:00 da dori ichishni unutsangiz, qurilma buni sezadi va o'zi eslatishni boshlaydi. Bundan tashqari, keksalar, xronik kasallar va band ishbilarmonlar uchun bu ixtiro hayotiy zaruratga aylanishi mumkin.</w:delText>
+        </w:r>
+      </w:del>
     </w:p>
     <w:p>
       <w:pPr>
@@ -1836,7 +1826,9 @@
           </w:rPrChange>
         </w:rPr>
       </w:pPr>
-      <w:r>
+    </w:p>
+    <w:p>
+      <w:pPr>
         <w:rPr>
           <w:b/>
           <w:bCs/>
@@ -1853,66 +1845,84 @@
             </w:rPr>
           </w:rPrChange>
         </w:rPr>
-        <w:t>Xulosa</w:t>
-      </w:r>
-    </w:p>
-    <w:p>
-      <w:pPr>
-        <w:rPr>
-          <w:ins w:id="150" w:author="Xondamir Tojiboyev" w:date="2026-05-07T21:53:00Z"/>
+      </w:pPr>
+      <w:r>
+        <w:rPr>
+          <w:b/>
+          <w:bCs/>
           <w:sz w:val="34"/>
           <w:szCs w:val="34"/>
           <w:lang w:val="en-US"/>
-          <w:rPrChange w:id="151" w:author="Xondamir Tojiboyev" w:date="2026-05-07T21:54:00Z" w16du:dateUtc="2026-05-07T16:54:00Z">
+          <w:rPrChange w:id="150" w:author="Xondamir Tojiboyev" w:date="2026-05-07T21:54:00Z" w16du:dateUtc="2026-05-07T16:54:00Z">
             <w:rPr>
-              <w:ins w:id="152" w:author="Xondamir Tojiboyev" w:date="2026-05-07T21:53:00Z"/>
-              <w:sz w:val="36"/>
-              <w:szCs w:val="36"/>
-            </w:rPr>
-          </w:rPrChange>
-        </w:rPr>
-      </w:pPr>
-      <w:ins w:id="153" w:author="Xondamir Tojiboyev" w:date="2026-05-07T21:53:00Z">
-        <w:r>
-          <w:rPr>
-            <w:sz w:val="34"/>
-            <w:szCs w:val="34"/>
-            <w:lang w:val="en-US"/>
-            <w:rPrChange w:id="154" w:author="Xondamir Tojiboyev" w:date="2026-05-07T21:54:00Z" w16du:dateUtc="2026-05-07T16:54:00Z">
-              <w:rPr>
-                <w:sz w:val="36"/>
-                <w:szCs w:val="36"/>
-              </w:rPr>
-            </w:rPrChange>
-          </w:rPr>
-          <w:t>"Hayot ko'zgusi" texnologiya va tibbiyotni uyg'unlashtirgan holda insonlar hayotini sodda, lekin ishonchli tarzda yengillashtiradi. Ishonamanki, kelajakda bunday ixtirolar "bedavo" so'zini lug'atimizdan butunlay olib tashlaydi.</w:t>
-        </w:r>
-      </w:ins>
-    </w:p>
-    <w:p>
-      <w:pPr>
-        <w:rPr>
-          <w:del w:id="155" w:author="Xondamir Tojiboyev" w:date="2026-05-07T21:53:00Z" w16du:dateUtc="2026-05-07T16:53:00Z"/>
-          <w:sz w:val="34"/>
-          <w:szCs w:val="34"/>
-          <w:lang w:val="en-US"/>
-          <w:rPrChange w:id="156" w:author="Xondamir Tojiboyev" w:date="2026-05-07T21:54:00Z" w16du:dateUtc="2026-05-07T16:54:00Z">
-            <w:rPr>
-              <w:del w:id="157" w:author="Xondamir Tojiboyev" w:date="2026-05-07T21:53:00Z" w16du:dateUtc="2026-05-07T16:53:00Z"/>
+              <w:b/>
+              <w:bCs/>
               <w:sz w:val="36"/>
               <w:szCs w:val="36"/>
               <w:lang w:val="en-US"/>
             </w:rPr>
           </w:rPrChange>
         </w:rPr>
-      </w:pPr>
-      <w:del w:id="158" w:author="Xondamir Tojiboyev" w:date="2026-05-07T21:53:00Z" w16du:dateUtc="2026-05-07T16:53:00Z">
+        <w:t>Xulosa</w:t>
+      </w:r>
+    </w:p>
+    <w:p>
+      <w:pPr>
+        <w:rPr>
+          <w:ins w:id="151" w:author="Xondamir Tojiboyev" w:date="2026-05-07T21:53:00Z"/>
+          <w:sz w:val="34"/>
+          <w:szCs w:val="34"/>
+          <w:lang w:val="en-US"/>
+          <w:rPrChange w:id="152" w:author="Xondamir Tojiboyev" w:date="2026-05-07T21:54:00Z" w16du:dateUtc="2026-05-07T16:54:00Z">
+            <w:rPr>
+              <w:ins w:id="153" w:author="Xondamir Tojiboyev" w:date="2026-05-07T21:53:00Z"/>
+              <w:sz w:val="36"/>
+              <w:szCs w:val="36"/>
+            </w:rPr>
+          </w:rPrChange>
+        </w:rPr>
+      </w:pPr>
+      <w:ins w:id="154" w:author="Xondamir Tojiboyev" w:date="2026-05-07T21:53:00Z">
         <w:r>
           <w:rPr>
             <w:sz w:val="34"/>
             <w:szCs w:val="34"/>
             <w:lang w:val="en-US"/>
-            <w:rPrChange w:id="159" w:author="Xondamir Tojiboyev" w:date="2026-05-07T21:54:00Z" w16du:dateUtc="2026-05-07T16:54:00Z">
+            <w:rPrChange w:id="155" w:author="Xondamir Tojiboyev" w:date="2026-05-07T21:54:00Z" w16du:dateUtc="2026-05-07T16:54:00Z">
+              <w:rPr>
+                <w:sz w:val="36"/>
+                <w:szCs w:val="36"/>
+              </w:rPr>
+            </w:rPrChange>
+          </w:rPr>
+          <w:t>"Hayot ko'zgusi" texnologiya va tibbiyotni uyg'unlashtirgan holda insonlar hayotini sodda, lekin ishonchli tarzda yengillashtiradi. Ishonamanki, kelajakda bunday ixtirolar "bedavo" so'zini lug'atimizdan butunlay olib tashlaydi.</w:t>
+        </w:r>
+      </w:ins>
+    </w:p>
+    <w:p>
+      <w:pPr>
+        <w:rPr>
+          <w:del w:id="156" w:author="Xondamir Tojiboyev" w:date="2026-05-07T21:53:00Z" w16du:dateUtc="2026-05-07T16:53:00Z"/>
+          <w:sz w:val="34"/>
+          <w:szCs w:val="34"/>
+          <w:lang w:val="en-US"/>
+          <w:rPrChange w:id="157" w:author="Xondamir Tojiboyev" w:date="2026-05-07T21:54:00Z" w16du:dateUtc="2026-05-07T16:54:00Z">
+            <w:rPr>
+              <w:del w:id="158" w:author="Xondamir Tojiboyev" w:date="2026-05-07T21:53:00Z" w16du:dateUtc="2026-05-07T16:53:00Z"/>
+              <w:sz w:val="36"/>
+              <w:szCs w:val="36"/>
+              <w:lang w:val="en-US"/>
+            </w:rPr>
+          </w:rPrChange>
+        </w:rPr>
+      </w:pPr>
+      <w:del w:id="159" w:author="Xondamir Tojiboyev" w:date="2026-05-07T21:53:00Z" w16du:dateUtc="2026-05-07T16:53:00Z">
+        <w:r>
+          <w:rPr>
+            <w:sz w:val="34"/>
+            <w:szCs w:val="34"/>
+            <w:lang w:val="en-US"/>
+            <w:rPrChange w:id="160" w:author="Xondamir Tojiboyev" w:date="2026-05-07T21:54:00Z" w16du:dateUtc="2026-05-07T16:54:00Z">
               <w:rPr>
                 <w:sz w:val="36"/>
                 <w:szCs w:val="36"/>
@@ -1927,7 +1937,7 @@
             <w:sz w:val="34"/>
             <w:szCs w:val="34"/>
             <w:lang w:val="en-US"/>
-            <w:rPrChange w:id="160" w:author="Xondamir Tojiboyev" w:date="2026-05-07T21:54:00Z" w16du:dateUtc="2026-05-07T16:54:00Z">
+            <w:rPrChange w:id="161" w:author="Xondamir Tojiboyev" w:date="2026-05-07T21:54:00Z" w16du:dateUtc="2026-05-07T16:54:00Z">
               <w:rPr>
                 <w:b/>
                 <w:bCs/>
@@ -1944,7 +1954,7 @@
             <w:sz w:val="34"/>
             <w:szCs w:val="34"/>
             <w:lang w:val="en-US"/>
-            <w:rPrChange w:id="161" w:author="Xondamir Tojiboyev" w:date="2026-05-07T21:54:00Z" w16du:dateUtc="2026-05-07T16:54:00Z">
+            <w:rPrChange w:id="162" w:author="Xondamir Tojiboyev" w:date="2026-05-07T21:54:00Z" w16du:dateUtc="2026-05-07T16:54:00Z">
               <w:rPr>
                 <w:sz w:val="36"/>
                 <w:szCs w:val="36"/>
@@ -1962,7 +1972,7 @@
           <w:sz w:val="34"/>
           <w:szCs w:val="34"/>
           <w:lang w:val="en-US"/>
-          <w:rPrChange w:id="162" w:author="Xondamir Tojiboyev" w:date="2026-05-07T21:54:00Z" w16du:dateUtc="2026-05-07T16:54:00Z">
+          <w:rPrChange w:id="163" w:author="Xondamir Tojiboyev" w:date="2026-05-07T21:54:00Z" w16du:dateUtc="2026-05-07T16:54:00Z">
             <w:rPr>
               <w:sz w:val="36"/>
               <w:szCs w:val="36"/>
@@ -1984,7 +1994,7 @@
     <w:p>
       <w:pPr>
         <w:rPr>
-          <w:del w:id="163" w:author="Xondamir Tojiboyev" w:date="2026-05-07T22:14:00Z" w16du:dateUtc="2026-05-07T17:14:00Z"/>
+          <w:del w:id="164" w:author="Xondamir Tojiboyev" w:date="2026-05-07T22:14:00Z" w16du:dateUtc="2026-05-07T17:14:00Z"/>
           <w:lang w:val="en-US"/>
         </w:rPr>
       </w:pPr>
@@ -1994,7 +2004,7 @@
         <w:pStyle w:val="Heading1"/>
         <w:jc w:val="center"/>
         <w:rPr>
-          <w:del w:id="164" w:author="Xondamir Tojiboyev" w:date="2026-05-07T21:57:00Z" w16du:dateUtc="2026-05-07T16:57:00Z"/>
+          <w:del w:id="165" w:author="Xondamir Tojiboyev" w:date="2026-05-07T21:57:00Z" w16du:dateUtc="2026-05-07T16:57:00Z"/>
           <w:b/>
           <w:bCs/>
           <w:u w:val="single"/>
@@ -2023,13 +2033,13 @@
     <w:p>
       <w:pPr>
         <w:rPr>
-          <w:del w:id="165" w:author="Xondamir Tojiboyev" w:date="2026-05-07T21:57:00Z" w16du:dateUtc="2026-05-07T16:57:00Z"/>
+          <w:del w:id="166" w:author="Xondamir Tojiboyev" w:date="2026-05-07T21:57:00Z" w16du:dateUtc="2026-05-07T16:57:00Z"/>
           <w:sz w:val="32"/>
           <w:szCs w:val="32"/>
           <w:lang w:val="en-US"/>
         </w:rPr>
       </w:pPr>
-      <w:del w:id="166" w:author="Xondamir Tojiboyev" w:date="2026-05-07T21:57:00Z" w16du:dateUtc="2026-05-07T16:57:00Z">
+      <w:del w:id="167" w:author="Xondamir Tojiboyev" w:date="2026-05-07T21:57:00Z" w16du:dateUtc="2026-05-07T16:57:00Z">
         <w:r>
           <w:rPr>
             <w:b/>
@@ -2045,13 +2055,13 @@
     <w:p>
       <w:pPr>
         <w:rPr>
-          <w:del w:id="167" w:author="Xondamir Tojiboyev" w:date="2026-05-07T21:57:00Z" w16du:dateUtc="2026-05-07T16:57:00Z"/>
+          <w:del w:id="168" w:author="Xondamir Tojiboyev" w:date="2026-05-07T21:57:00Z" w16du:dateUtc="2026-05-07T16:57:00Z"/>
           <w:sz w:val="32"/>
           <w:szCs w:val="32"/>
           <w:lang w:val="en-US"/>
         </w:rPr>
       </w:pPr>
-      <w:del w:id="168" w:author="Xondamir Tojiboyev" w:date="2026-05-07T21:57:00Z" w16du:dateUtc="2026-05-07T16:57:00Z">
+      <w:del w:id="169" w:author="Xondamir Tojiboyev" w:date="2026-05-07T21:57:00Z" w16du:dateUtc="2026-05-07T16:57:00Z">
         <w:r>
           <w:rPr>
             <w:b/>
@@ -2075,13 +2085,13 @@
     <w:p>
       <w:pPr>
         <w:rPr>
-          <w:del w:id="169" w:author="Xondamir Tojiboyev" w:date="2026-05-07T21:57:00Z" w16du:dateUtc="2026-05-07T16:57:00Z"/>
+          <w:del w:id="170" w:author="Xondamir Tojiboyev" w:date="2026-05-07T21:57:00Z" w16du:dateUtc="2026-05-07T16:57:00Z"/>
           <w:sz w:val="32"/>
           <w:szCs w:val="32"/>
           <w:lang w:val="en-US"/>
         </w:rPr>
       </w:pPr>
-      <w:del w:id="170" w:author="Xondamir Tojiboyev" w:date="2026-05-07T21:57:00Z" w16du:dateUtc="2026-05-07T16:57:00Z">
+      <w:del w:id="171" w:author="Xondamir Tojiboyev" w:date="2026-05-07T21:57:00Z" w16du:dateUtc="2026-05-07T16:57:00Z">
         <w:r>
           <w:rPr>
             <w:b/>
@@ -2105,13 +2115,13 @@
     <w:p>
       <w:pPr>
         <w:rPr>
-          <w:del w:id="171" w:author="Xondamir Tojiboyev" w:date="2026-05-07T21:57:00Z" w16du:dateUtc="2026-05-07T16:57:00Z"/>
+          <w:del w:id="172" w:author="Xondamir Tojiboyev" w:date="2026-05-07T21:57:00Z" w16du:dateUtc="2026-05-07T16:57:00Z"/>
           <w:sz w:val="32"/>
           <w:szCs w:val="32"/>
           <w:lang w:val="en-US"/>
         </w:rPr>
       </w:pPr>
-      <w:del w:id="172" w:author="Xondamir Tojiboyev" w:date="2026-05-07T21:57:00Z" w16du:dateUtc="2026-05-07T16:57:00Z">
+      <w:del w:id="173" w:author="Xondamir Tojiboyev" w:date="2026-05-07T21:57:00Z" w16du:dateUtc="2026-05-07T16:57:00Z">
         <w:r>
           <w:rPr>
             <w:b/>
@@ -2139,7 +2149,7 @@
         <w:rPr>
           <w:lang w:val="en-US"/>
         </w:rPr>
-        <w:pPrChange w:id="173" w:author="Xondamir Tojiboyev" w:date="2026-05-07T21:57:00Z" w16du:dateUtc="2026-05-07T16:57:00Z">
+        <w:pPrChange w:id="174" w:author="Xondamir Tojiboyev" w:date="2026-05-07T21:57:00Z" w16du:dateUtc="2026-05-07T16:57:00Z">
           <w:pPr/>
         </w:pPrChange>
       </w:pPr>
@@ -2156,13 +2166,13 @@
     <w:p>
       <w:pPr>
         <w:rPr>
-          <w:ins w:id="174" w:author="Xondamir Tojiboyev" w:date="2026-05-07T21:57:00Z" w16du:dateUtc="2026-05-07T16:57:00Z"/>
+          <w:ins w:id="175" w:author="Xondamir Tojiboyev" w:date="2026-05-07T21:57:00Z" w16du:dateUtc="2026-05-07T16:57:00Z"/>
           <w:b/>
           <w:bCs/>
           <w:lang w:val="en-US"/>
-          <w:rPrChange w:id="175" w:author="Xondamir Tojiboyev" w:date="2026-05-07T22:13:00Z" w16du:dateUtc="2026-05-07T17:13:00Z">
+          <w:rPrChange w:id="176" w:author="Xondamir Tojiboyev" w:date="2026-05-07T22:13:00Z" w16du:dateUtc="2026-05-07T17:13:00Z">
             <w:rPr>
-              <w:ins w:id="176" w:author="Xondamir Tojiboyev" w:date="2026-05-07T21:57:00Z" w16du:dateUtc="2026-05-07T16:57:00Z"/>
+              <w:ins w:id="177" w:author="Xondamir Tojiboyev" w:date="2026-05-07T21:57:00Z" w16du:dateUtc="2026-05-07T16:57:00Z"/>
               <w:b/>
               <w:bCs/>
             </w:rPr>
@@ -2181,26 +2191,26 @@
     <w:p>
       <w:pPr>
         <w:rPr>
-          <w:ins w:id="177" w:author="Xondamir Tojiboyev" w:date="2026-05-07T21:57:00Z"/>
+          <w:ins w:id="178" w:author="Xondamir Tojiboyev" w:date="2026-05-07T21:57:00Z"/>
           <w:b/>
           <w:bCs/>
           <w:lang w:val="en-US"/>
-          <w:rPrChange w:id="178" w:author="Xondamir Tojiboyev" w:date="2026-05-07T22:13:00Z" w16du:dateUtc="2026-05-07T17:13:00Z">
+          <w:rPrChange w:id="179" w:author="Xondamir Tojiboyev" w:date="2026-05-07T22:13:00Z" w16du:dateUtc="2026-05-07T17:13:00Z">
             <w:rPr>
-              <w:ins w:id="179" w:author="Xondamir Tojiboyev" w:date="2026-05-07T21:57:00Z"/>
+              <w:ins w:id="180" w:author="Xondamir Tojiboyev" w:date="2026-05-07T21:57:00Z"/>
               <w:b/>
               <w:bCs/>
             </w:rPr>
           </w:rPrChange>
         </w:rPr>
       </w:pPr>
-      <w:ins w:id="180" w:author="Xondamir Tojiboyev" w:date="2026-05-07T21:57:00Z">
+      <w:ins w:id="181" w:author="Xondamir Tojiboyev" w:date="2026-05-07T21:57:00Z">
         <w:r>
           <w:rPr>
             <w:b/>
             <w:bCs/>
             <w:lang w:val="en-US"/>
-            <w:rPrChange w:id="181" w:author="Xondamir Tojiboyev" w:date="2026-05-07T22:13:00Z" w16du:dateUtc="2026-05-07T17:13:00Z">
+            <w:rPrChange w:id="182" w:author="Xondamir Tojiboyev" w:date="2026-05-07T22:13:00Z" w16du:dateUtc="2026-05-07T17:13:00Z">
               <w:rPr>
                 <w:b/>
                 <w:bCs/>
@@ -2231,7 +2241,7 @@
         <w:trPr>
           <w:tblHeader/>
           <w:tblCellSpacing w:w="15" w:type="dxa"/>
-          <w:ins w:id="182" w:author="Xondamir Tojiboyev" w:date="2026-05-07T21:57:00Z"/>
+          <w:ins w:id="183" w:author="Xondamir Tojiboyev" w:date="2026-05-07T21:57:00Z"/>
         </w:trPr>
         <w:tc>
           <w:tcPr>
@@ -2242,13 +2252,13 @@
           <w:p>
             <w:pPr>
               <w:rPr>
-                <w:ins w:id="183" w:author="Xondamir Tojiboyev" w:date="2026-05-07T21:57:00Z"/>
+                <w:ins w:id="184" w:author="Xondamir Tojiboyev" w:date="2026-05-07T21:57:00Z"/>
                 <w:b/>
                 <w:bCs/>
                 <w:lang w:val="en-US"/>
-                <w:rPrChange w:id="184" w:author="Xondamir Tojiboyev" w:date="2026-05-07T22:13:00Z" w16du:dateUtc="2026-05-07T17:13:00Z">
+                <w:rPrChange w:id="185" w:author="Xondamir Tojiboyev" w:date="2026-05-07T22:13:00Z" w16du:dateUtc="2026-05-07T17:13:00Z">
                   <w:rPr>
-                    <w:ins w:id="185" w:author="Xondamir Tojiboyev" w:date="2026-05-07T21:57:00Z"/>
+                    <w:ins w:id="186" w:author="Xondamir Tojiboyev" w:date="2026-05-07T21:57:00Z"/>
                     <w:b/>
                     <w:bCs/>
                   </w:rPr>
@@ -2266,13 +2276,13 @@
           <w:p>
             <w:pPr>
               <w:rPr>
-                <w:ins w:id="186" w:author="Xondamir Tojiboyev" w:date="2026-05-07T21:57:00Z"/>
+                <w:ins w:id="187" w:author="Xondamir Tojiboyev" w:date="2026-05-07T21:57:00Z"/>
                 <w:b/>
                 <w:bCs/>
                 <w:lang w:val="en-US"/>
-                <w:rPrChange w:id="187" w:author="Xondamir Tojiboyev" w:date="2026-05-07T22:13:00Z" w16du:dateUtc="2026-05-07T17:13:00Z">
+                <w:rPrChange w:id="188" w:author="Xondamir Tojiboyev" w:date="2026-05-07T22:13:00Z" w16du:dateUtc="2026-05-07T17:13:00Z">
                   <w:rPr>
-                    <w:ins w:id="188" w:author="Xondamir Tojiboyev" w:date="2026-05-07T21:57:00Z"/>
+                    <w:ins w:id="189" w:author="Xondamir Tojiboyev" w:date="2026-05-07T21:57:00Z"/>
                     <w:b/>
                     <w:bCs/>
                   </w:rPr>
@@ -2285,7 +2295,7 @@
       <w:tr>
         <w:trPr>
           <w:tblCellSpacing w:w="15" w:type="dxa"/>
-          <w:ins w:id="189" w:author="Xondamir Tojiboyev" w:date="2026-05-07T21:57:00Z"/>
+          <w:ins w:id="190" w:author="Xondamir Tojiboyev" w:date="2026-05-07T21:57:00Z"/>
         </w:trPr>
         <w:tc>
           <w:tcPr>
@@ -2296,12 +2306,12 @@
           <w:p>
             <w:pPr>
               <w:rPr>
-                <w:ins w:id="190" w:author="Xondamir Tojiboyev" w:date="2026-05-07T21:57:00Z"/>
+                <w:ins w:id="191" w:author="Xondamir Tojiboyev" w:date="2026-05-07T21:57:00Z"/>
                 <w:b/>
                 <w:bCs/>
               </w:rPr>
             </w:pPr>
-            <w:ins w:id="191" w:author="Xondamir Tojiboyev" w:date="2026-05-07T21:57:00Z">
+            <w:ins w:id="192" w:author="Xondamir Tojiboyev" w:date="2026-05-07T21:57:00Z">
               <w:r>
                 <w:rPr>
                   <w:b/>
@@ -2321,12 +2331,12 @@
           <w:p>
             <w:pPr>
               <w:rPr>
-                <w:ins w:id="192" w:author="Xondamir Tojiboyev" w:date="2026-05-07T21:57:00Z"/>
+                <w:ins w:id="193" w:author="Xondamir Tojiboyev" w:date="2026-05-07T21:57:00Z"/>
                 <w:b/>
                 <w:bCs/>
               </w:rPr>
             </w:pPr>
-            <w:ins w:id="193" w:author="Xondamir Tojiboyev" w:date="2026-05-07T21:57:00Z">
+            <w:ins w:id="194" w:author="Xondamir Tojiboyev" w:date="2026-05-07T21:57:00Z">
               <w:r>
                 <w:rPr>
                   <w:b/>
@@ -2341,7 +2351,7 @@
       <w:tr>
         <w:trPr>
           <w:tblCellSpacing w:w="15" w:type="dxa"/>
-          <w:ins w:id="194" w:author="Xondamir Tojiboyev" w:date="2026-05-07T21:57:00Z"/>
+          <w:ins w:id="195" w:author="Xondamir Tojiboyev" w:date="2026-05-07T21:57:00Z"/>
         </w:trPr>
         <w:tc>
           <w:tcPr>
@@ -2352,12 +2362,12 @@
           <w:p>
             <w:pPr>
               <w:rPr>
-                <w:ins w:id="195" w:author="Xondamir Tojiboyev" w:date="2026-05-07T21:57:00Z"/>
+                <w:ins w:id="196" w:author="Xondamir Tojiboyev" w:date="2026-05-07T21:57:00Z"/>
                 <w:b/>
                 <w:bCs/>
               </w:rPr>
             </w:pPr>
-            <w:ins w:id="196" w:author="Xondamir Tojiboyev" w:date="2026-05-07T21:57:00Z">
+            <w:ins w:id="197" w:author="Xondamir Tojiboyev" w:date="2026-05-07T21:57:00Z">
               <w:r>
                 <w:rPr>
                   <w:b/>
@@ -2377,12 +2387,12 @@
           <w:p>
             <w:pPr>
               <w:rPr>
-                <w:ins w:id="197" w:author="Xondamir Tojiboyev" w:date="2026-05-07T21:57:00Z"/>
+                <w:ins w:id="198" w:author="Xondamir Tojiboyev" w:date="2026-05-07T21:57:00Z"/>
                 <w:b/>
                 <w:bCs/>
               </w:rPr>
             </w:pPr>
-            <w:ins w:id="198" w:author="Xondamir Tojiboyev" w:date="2026-05-07T21:57:00Z">
+            <w:ins w:id="199" w:author="Xondamir Tojiboyev" w:date="2026-05-07T21:57:00Z">
               <w:r>
                 <w:rPr>
                   <w:b/>
@@ -2397,7 +2407,7 @@
       <w:tr>
         <w:trPr>
           <w:tblCellSpacing w:w="15" w:type="dxa"/>
-          <w:ins w:id="199" w:author="Xondamir Tojiboyev" w:date="2026-05-07T21:57:00Z"/>
+          <w:ins w:id="200" w:author="Xondamir Tojiboyev" w:date="2026-05-07T21:57:00Z"/>
         </w:trPr>
         <w:tc>
           <w:tcPr>
@@ -2408,12 +2418,12 @@
           <w:p>
             <w:pPr>
               <w:rPr>
-                <w:ins w:id="200" w:author="Xondamir Tojiboyev" w:date="2026-05-07T21:57:00Z"/>
+                <w:ins w:id="201" w:author="Xondamir Tojiboyev" w:date="2026-05-07T21:57:00Z"/>
                 <w:b/>
                 <w:bCs/>
               </w:rPr>
             </w:pPr>
-            <w:ins w:id="201" w:author="Xondamir Tojiboyev" w:date="2026-05-07T21:57:00Z">
+            <w:ins w:id="202" w:author="Xondamir Tojiboyev" w:date="2026-05-07T21:57:00Z">
               <w:r>
                 <w:rPr>
                   <w:b/>
@@ -2433,12 +2443,12 @@
           <w:p>
             <w:pPr>
               <w:rPr>
-                <w:ins w:id="202" w:author="Xondamir Tojiboyev" w:date="2026-05-07T21:57:00Z"/>
+                <w:ins w:id="203" w:author="Xondamir Tojiboyev" w:date="2026-05-07T21:57:00Z"/>
                 <w:b/>
                 <w:bCs/>
               </w:rPr>
             </w:pPr>
-            <w:ins w:id="203" w:author="Xondamir Tojiboyev" w:date="2026-05-07T21:57:00Z">
+            <w:ins w:id="204" w:author="Xondamir Tojiboyev" w:date="2026-05-07T21:57:00Z">
               <w:r>
                 <w:rPr>
                   <w:b/>
@@ -2454,19 +2464,19 @@
     <w:p>
       <w:pPr>
         <w:rPr>
-          <w:ins w:id="204" w:author="Xondamir Tojiboyev" w:date="2026-05-07T21:57:00Z"/>
+          <w:ins w:id="205" w:author="Xondamir Tojiboyev" w:date="2026-05-07T21:57:00Z"/>
           <w:b/>
           <w:bCs/>
         </w:rPr>
       </w:pPr>
-      <w:ins w:id="205" w:author="Xondamir Tojiboyev" w:date="2026-05-07T21:57:00Z">
+      <w:ins w:id="206" w:author="Xondamir Tojiboyev" w:date="2026-05-07T21:57:00Z">
         <w:r>
           <w:rPr>
             <w:b/>
             <w:bCs/>
           </w:rPr>
           <w:pict w14:anchorId="5659FD08">
-            <v:rect id="_x0000_i1070" style="width:0;height:1.5pt" o:hralign="center" o:hrstd="t" o:hr="t" fillcolor="#a0a0a0" stroked="f"/>
+            <v:rect id="_x0000_i1025" style="width:0;height:1.5pt" o:hralign="center" o:hrstd="t" o:hr="t" fillcolor="#a0a0a0" stroked="f"/>
           </w:pict>
         </w:r>
       </w:ins>
@@ -2474,12 +2484,12 @@
     <w:p>
       <w:pPr>
         <w:rPr>
-          <w:ins w:id="206" w:author="Xondamir Tojiboyev" w:date="2026-05-07T21:57:00Z"/>
+          <w:ins w:id="207" w:author="Xondamir Tojiboyev" w:date="2026-05-07T21:57:00Z"/>
           <w:b/>
           <w:bCs/>
         </w:rPr>
       </w:pPr>
-      <w:ins w:id="207" w:author="Xondamir Tojiboyev" w:date="2026-05-07T21:57:00Z">
+      <w:ins w:id="208" w:author="Xondamir Tojiboyev" w:date="2026-05-07T21:57:00Z">
         <w:r>
           <w:rPr>
             <w:b/>
@@ -2509,7 +2519,7 @@
         <w:trPr>
           <w:tblHeader/>
           <w:tblCellSpacing w:w="15" w:type="dxa"/>
-          <w:ins w:id="208" w:author="Xondamir Tojiboyev" w:date="2026-05-07T21:57:00Z"/>
+          <w:ins w:id="209" w:author="Xondamir Tojiboyev" w:date="2026-05-07T21:57:00Z"/>
         </w:trPr>
         <w:tc>
           <w:tcPr>
@@ -2520,7 +2530,7 @@
           <w:p>
             <w:pPr>
               <w:rPr>
-                <w:ins w:id="209" w:author="Xondamir Tojiboyev" w:date="2026-05-07T21:57:00Z"/>
+                <w:ins w:id="210" w:author="Xondamir Tojiboyev" w:date="2026-05-07T21:57:00Z"/>
                 <w:b/>
                 <w:bCs/>
               </w:rPr>
@@ -2536,7 +2546,7 @@
           <w:p>
             <w:pPr>
               <w:rPr>
-                <w:ins w:id="210" w:author="Xondamir Tojiboyev" w:date="2026-05-07T21:57:00Z"/>
+                <w:ins w:id="211" w:author="Xondamir Tojiboyev" w:date="2026-05-07T21:57:00Z"/>
                 <w:b/>
                 <w:bCs/>
               </w:rPr>
@@ -2547,7 +2557,7 @@
       <w:tr>
         <w:trPr>
           <w:tblCellSpacing w:w="15" w:type="dxa"/>
-          <w:ins w:id="211" w:author="Xondamir Tojiboyev" w:date="2026-05-07T21:57:00Z"/>
+          <w:ins w:id="212" w:author="Xondamir Tojiboyev" w:date="2026-05-07T21:57:00Z"/>
         </w:trPr>
         <w:tc>
           <w:tcPr>
@@ -2558,12 +2568,12 @@
           <w:p>
             <w:pPr>
               <w:rPr>
-                <w:ins w:id="212" w:author="Xondamir Tojiboyev" w:date="2026-05-07T21:57:00Z"/>
+                <w:ins w:id="213" w:author="Xondamir Tojiboyev" w:date="2026-05-07T21:57:00Z"/>
                 <w:b/>
                 <w:bCs/>
               </w:rPr>
             </w:pPr>
-            <w:ins w:id="213" w:author="Xondamir Tojiboyev" w:date="2026-05-07T21:57:00Z">
+            <w:ins w:id="214" w:author="Xondamir Tojiboyev" w:date="2026-05-07T21:57:00Z">
               <w:r>
                 <w:rPr>
                   <w:b/>
@@ -2583,12 +2593,12 @@
           <w:p>
             <w:pPr>
               <w:rPr>
-                <w:ins w:id="214" w:author="Xondamir Tojiboyev" w:date="2026-05-07T21:57:00Z"/>
+                <w:ins w:id="215" w:author="Xondamir Tojiboyev" w:date="2026-05-07T21:57:00Z"/>
                 <w:b/>
                 <w:bCs/>
               </w:rPr>
             </w:pPr>
-            <w:ins w:id="215" w:author="Xondamir Tojiboyev" w:date="2026-05-07T21:57:00Z">
+            <w:ins w:id="216" w:author="Xondamir Tojiboyev" w:date="2026-05-07T21:57:00Z">
               <w:r>
                 <w:rPr>
                   <w:b/>
@@ -2603,7 +2613,7 @@
       <w:tr>
         <w:trPr>
           <w:tblCellSpacing w:w="15" w:type="dxa"/>
-          <w:ins w:id="216" w:author="Xondamir Tojiboyev" w:date="2026-05-07T21:57:00Z"/>
+          <w:ins w:id="217" w:author="Xondamir Tojiboyev" w:date="2026-05-07T21:57:00Z"/>
         </w:trPr>
         <w:tc>
           <w:tcPr>
@@ -2614,12 +2624,12 @@
           <w:p>
             <w:pPr>
               <w:rPr>
-                <w:ins w:id="217" w:author="Xondamir Tojiboyev" w:date="2026-05-07T21:57:00Z"/>
+                <w:ins w:id="218" w:author="Xondamir Tojiboyev" w:date="2026-05-07T21:57:00Z"/>
                 <w:b/>
                 <w:bCs/>
               </w:rPr>
             </w:pPr>
-            <w:ins w:id="218" w:author="Xondamir Tojiboyev" w:date="2026-05-07T21:57:00Z">
+            <w:ins w:id="219" w:author="Xondamir Tojiboyev" w:date="2026-05-07T21:57:00Z">
               <w:r>
                 <w:rPr>
                   <w:b/>
@@ -2639,26 +2649,26 @@
           <w:p>
             <w:pPr>
               <w:rPr>
-                <w:ins w:id="219" w:author="Xondamir Tojiboyev" w:date="2026-05-07T21:57:00Z"/>
+                <w:ins w:id="220" w:author="Xondamir Tojiboyev" w:date="2026-05-07T21:57:00Z"/>
                 <w:b/>
                 <w:bCs/>
                 <w:lang w:val="en-US"/>
-                <w:rPrChange w:id="220" w:author="Xondamir Tojiboyev" w:date="2026-05-07T21:57:00Z" w16du:dateUtc="2026-05-07T16:57:00Z">
+                <w:rPrChange w:id="221" w:author="Xondamir Tojiboyev" w:date="2026-05-07T21:57:00Z" w16du:dateUtc="2026-05-07T16:57:00Z">
                   <w:rPr>
-                    <w:ins w:id="221" w:author="Xondamir Tojiboyev" w:date="2026-05-07T21:57:00Z"/>
+                    <w:ins w:id="222" w:author="Xondamir Tojiboyev" w:date="2026-05-07T21:57:00Z"/>
                     <w:b/>
                     <w:bCs/>
                   </w:rPr>
                 </w:rPrChange>
               </w:rPr>
             </w:pPr>
-            <w:ins w:id="222" w:author="Xondamir Tojiboyev" w:date="2026-05-07T21:57:00Z">
+            <w:ins w:id="223" w:author="Xondamir Tojiboyev" w:date="2026-05-07T21:57:00Z">
               <w:r>
                 <w:rPr>
                   <w:b/>
                   <w:bCs/>
                   <w:lang w:val="en-US"/>
-                  <w:rPrChange w:id="223" w:author="Xondamir Tojiboyev" w:date="2026-05-07T21:57:00Z" w16du:dateUtc="2026-05-07T16:57:00Z">
+                  <w:rPrChange w:id="224" w:author="Xondamir Tojiboyev" w:date="2026-05-07T21:57:00Z" w16du:dateUtc="2026-05-07T16:57:00Z">
                     <w:rPr>
                       <w:b/>
                       <w:bCs/>
@@ -2674,7 +2684,7 @@
       <w:tr>
         <w:trPr>
           <w:tblCellSpacing w:w="15" w:type="dxa"/>
-          <w:ins w:id="224" w:author="Xondamir Tojiboyev" w:date="2026-05-07T21:57:00Z"/>
+          <w:ins w:id="225" w:author="Xondamir Tojiboyev" w:date="2026-05-07T21:57:00Z"/>
         </w:trPr>
         <w:tc>
           <w:tcPr>
@@ -2685,12 +2695,12 @@
           <w:p>
             <w:pPr>
               <w:rPr>
-                <w:ins w:id="225" w:author="Xondamir Tojiboyev" w:date="2026-05-07T21:57:00Z"/>
+                <w:ins w:id="226" w:author="Xondamir Tojiboyev" w:date="2026-05-07T21:57:00Z"/>
                 <w:b/>
                 <w:bCs/>
               </w:rPr>
             </w:pPr>
-            <w:ins w:id="226" w:author="Xondamir Tojiboyev" w:date="2026-05-07T21:57:00Z">
+            <w:ins w:id="227" w:author="Xondamir Tojiboyev" w:date="2026-05-07T21:57:00Z">
               <w:r>
                 <w:rPr>
                   <w:b/>
@@ -2710,26 +2720,26 @@
           <w:p>
             <w:pPr>
               <w:rPr>
-                <w:ins w:id="227" w:author="Xondamir Tojiboyev" w:date="2026-05-07T21:57:00Z"/>
+                <w:ins w:id="228" w:author="Xondamir Tojiboyev" w:date="2026-05-07T21:57:00Z"/>
                 <w:b/>
                 <w:bCs/>
                 <w:lang w:val="en-US"/>
-                <w:rPrChange w:id="228" w:author="Xondamir Tojiboyev" w:date="2026-05-07T21:57:00Z" w16du:dateUtc="2026-05-07T16:57:00Z">
+                <w:rPrChange w:id="229" w:author="Xondamir Tojiboyev" w:date="2026-05-07T21:57:00Z" w16du:dateUtc="2026-05-07T16:57:00Z">
                   <w:rPr>
-                    <w:ins w:id="229" w:author="Xondamir Tojiboyev" w:date="2026-05-07T21:57:00Z"/>
+                    <w:ins w:id="230" w:author="Xondamir Tojiboyev" w:date="2026-05-07T21:57:00Z"/>
                     <w:b/>
                     <w:bCs/>
                   </w:rPr>
                 </w:rPrChange>
               </w:rPr>
             </w:pPr>
-            <w:ins w:id="230" w:author="Xondamir Tojiboyev" w:date="2026-05-07T21:57:00Z">
+            <w:ins w:id="231" w:author="Xondamir Tojiboyev" w:date="2026-05-07T21:57:00Z">
               <w:r>
                 <w:rPr>
                   <w:b/>
                   <w:bCs/>
                   <w:lang w:val="en-US"/>
-                  <w:rPrChange w:id="231" w:author="Xondamir Tojiboyev" w:date="2026-05-07T21:57:00Z" w16du:dateUtc="2026-05-07T16:57:00Z">
+                  <w:rPrChange w:id="232" w:author="Xondamir Tojiboyev" w:date="2026-05-07T21:57:00Z" w16du:dateUtc="2026-05-07T16:57:00Z">
                     <w:rPr>
                       <w:b/>
                       <w:bCs/>
@@ -2746,19 +2756,19 @@
     <w:p>
       <w:pPr>
         <w:rPr>
-          <w:ins w:id="232" w:author="Xondamir Tojiboyev" w:date="2026-05-07T21:57:00Z"/>
+          <w:ins w:id="233" w:author="Xondamir Tojiboyev" w:date="2026-05-07T21:57:00Z"/>
           <w:b/>
           <w:bCs/>
         </w:rPr>
       </w:pPr>
-      <w:ins w:id="233" w:author="Xondamir Tojiboyev" w:date="2026-05-07T21:57:00Z">
+      <w:ins w:id="234" w:author="Xondamir Tojiboyev" w:date="2026-05-07T21:57:00Z">
         <w:r>
           <w:rPr>
             <w:b/>
             <w:bCs/>
           </w:rPr>
           <w:pict w14:anchorId="554CF31F">
-            <v:rect id="_x0000_i1071" style="width:0;height:1.5pt" o:hralign="center" o:hrstd="t" o:hr="t" fillcolor="#a0a0a0" stroked="f"/>
+            <v:rect id="_x0000_i1026" style="width:0;height:1.5pt" o:hralign="center" o:hrstd="t" o:hr="t" fillcolor="#a0a0a0" stroked="f"/>
           </w:pict>
         </w:r>
       </w:ins>
@@ -2766,12 +2776,12 @@
     <w:p>
       <w:pPr>
         <w:rPr>
-          <w:ins w:id="234" w:author="Xondamir Tojiboyev" w:date="2026-05-07T21:57:00Z"/>
+          <w:ins w:id="235" w:author="Xondamir Tojiboyev" w:date="2026-05-07T21:57:00Z"/>
           <w:b/>
           <w:bCs/>
         </w:rPr>
       </w:pPr>
-      <w:ins w:id="235" w:author="Xondamir Tojiboyev" w:date="2026-05-07T21:57:00Z">
+      <w:ins w:id="236" w:author="Xondamir Tojiboyev" w:date="2026-05-07T21:57:00Z">
         <w:r>
           <w:rPr>
             <w:b/>
@@ -2801,7 +2811,7 @@
         <w:trPr>
           <w:tblHeader/>
           <w:tblCellSpacing w:w="15" w:type="dxa"/>
-          <w:ins w:id="236" w:author="Xondamir Tojiboyev" w:date="2026-05-07T21:57:00Z"/>
+          <w:ins w:id="237" w:author="Xondamir Tojiboyev" w:date="2026-05-07T21:57:00Z"/>
         </w:trPr>
         <w:tc>
           <w:tcPr>
@@ -2812,7 +2822,7 @@
           <w:p>
             <w:pPr>
               <w:rPr>
-                <w:ins w:id="237" w:author="Xondamir Tojiboyev" w:date="2026-05-07T21:57:00Z"/>
+                <w:ins w:id="238" w:author="Xondamir Tojiboyev" w:date="2026-05-07T21:57:00Z"/>
                 <w:b/>
                 <w:bCs/>
               </w:rPr>
@@ -2828,7 +2838,7 @@
           <w:p>
             <w:pPr>
               <w:rPr>
-                <w:ins w:id="238" w:author="Xondamir Tojiboyev" w:date="2026-05-07T21:57:00Z"/>
+                <w:ins w:id="239" w:author="Xondamir Tojiboyev" w:date="2026-05-07T21:57:00Z"/>
                 <w:b/>
                 <w:bCs/>
               </w:rPr>
@@ -2839,7 +2849,7 @@
       <w:tr>
         <w:trPr>
           <w:tblCellSpacing w:w="15" w:type="dxa"/>
-          <w:ins w:id="239" w:author="Xondamir Tojiboyev" w:date="2026-05-07T21:57:00Z"/>
+          <w:ins w:id="240" w:author="Xondamir Tojiboyev" w:date="2026-05-07T21:57:00Z"/>
         </w:trPr>
         <w:tc>
           <w:tcPr>
@@ -2850,12 +2860,12 @@
           <w:p>
             <w:pPr>
               <w:rPr>
-                <w:ins w:id="240" w:author="Xondamir Tojiboyev" w:date="2026-05-07T21:57:00Z"/>
+                <w:ins w:id="241" w:author="Xondamir Tojiboyev" w:date="2026-05-07T21:57:00Z"/>
                 <w:b/>
                 <w:bCs/>
               </w:rPr>
             </w:pPr>
-            <w:ins w:id="241" w:author="Xondamir Tojiboyev" w:date="2026-05-07T21:57:00Z">
+            <w:ins w:id="242" w:author="Xondamir Tojiboyev" w:date="2026-05-07T21:57:00Z">
               <w:r>
                 <w:rPr>
                   <w:b/>
@@ -2875,26 +2885,26 @@
           <w:p>
             <w:pPr>
               <w:rPr>
-                <w:ins w:id="242" w:author="Xondamir Tojiboyev" w:date="2026-05-07T21:57:00Z"/>
+                <w:ins w:id="243" w:author="Xondamir Tojiboyev" w:date="2026-05-07T21:57:00Z"/>
                 <w:b/>
                 <w:bCs/>
                 <w:lang w:val="en-US"/>
-                <w:rPrChange w:id="243" w:author="Xondamir Tojiboyev" w:date="2026-05-07T21:57:00Z" w16du:dateUtc="2026-05-07T16:57:00Z">
+                <w:rPrChange w:id="244" w:author="Xondamir Tojiboyev" w:date="2026-05-07T21:57:00Z" w16du:dateUtc="2026-05-07T16:57:00Z">
                   <w:rPr>
-                    <w:ins w:id="244" w:author="Xondamir Tojiboyev" w:date="2026-05-07T21:57:00Z"/>
+                    <w:ins w:id="245" w:author="Xondamir Tojiboyev" w:date="2026-05-07T21:57:00Z"/>
                     <w:b/>
                     <w:bCs/>
                   </w:rPr>
                 </w:rPrChange>
               </w:rPr>
             </w:pPr>
-            <w:ins w:id="245" w:author="Xondamir Tojiboyev" w:date="2026-05-07T21:57:00Z">
+            <w:ins w:id="246" w:author="Xondamir Tojiboyev" w:date="2026-05-07T21:57:00Z">
               <w:r>
                 <w:rPr>
                   <w:b/>
                   <w:bCs/>
                   <w:lang w:val="en-US"/>
-                  <w:rPrChange w:id="246" w:author="Xondamir Tojiboyev" w:date="2026-05-07T21:57:00Z" w16du:dateUtc="2026-05-07T16:57:00Z">
+                  <w:rPrChange w:id="247" w:author="Xondamir Tojiboyev" w:date="2026-05-07T21:57:00Z" w16du:dateUtc="2026-05-07T16:57:00Z">
                     <w:rPr>
                       <w:b/>
                       <w:bCs/>
@@ -2910,7 +2920,7 @@
       <w:tr>
         <w:trPr>
           <w:tblCellSpacing w:w="15" w:type="dxa"/>
-          <w:ins w:id="247" w:author="Xondamir Tojiboyev" w:date="2026-05-07T21:57:00Z"/>
+          <w:ins w:id="248" w:author="Xondamir Tojiboyev" w:date="2026-05-07T21:57:00Z"/>
         </w:trPr>
         <w:tc>
           <w:tcPr>
@@ -2921,12 +2931,12 @@
           <w:p>
             <w:pPr>
               <w:rPr>
-                <w:ins w:id="248" w:author="Xondamir Tojiboyev" w:date="2026-05-07T21:57:00Z"/>
+                <w:ins w:id="249" w:author="Xondamir Tojiboyev" w:date="2026-05-07T21:57:00Z"/>
                 <w:b/>
                 <w:bCs/>
               </w:rPr>
             </w:pPr>
-            <w:ins w:id="249" w:author="Xondamir Tojiboyev" w:date="2026-05-07T21:57:00Z">
+            <w:ins w:id="250" w:author="Xondamir Tojiboyev" w:date="2026-05-07T21:57:00Z">
               <w:r>
                 <w:rPr>
                   <w:b/>
@@ -2946,12 +2956,12 @@
           <w:p>
             <w:pPr>
               <w:rPr>
-                <w:ins w:id="250" w:author="Xondamir Tojiboyev" w:date="2026-05-07T21:57:00Z"/>
+                <w:ins w:id="251" w:author="Xondamir Tojiboyev" w:date="2026-05-07T21:57:00Z"/>
                 <w:b/>
                 <w:bCs/>
               </w:rPr>
             </w:pPr>
-            <w:ins w:id="251" w:author="Xondamir Tojiboyev" w:date="2026-05-07T21:57:00Z">
+            <w:ins w:id="252" w:author="Xondamir Tojiboyev" w:date="2026-05-07T21:57:00Z">
               <w:r>
                 <w:rPr>
                   <w:b/>
@@ -2966,7 +2976,7 @@
       <w:tr>
         <w:trPr>
           <w:tblCellSpacing w:w="15" w:type="dxa"/>
-          <w:ins w:id="252" w:author="Xondamir Tojiboyev" w:date="2026-05-07T21:57:00Z"/>
+          <w:ins w:id="253" w:author="Xondamir Tojiboyev" w:date="2026-05-07T21:57:00Z"/>
         </w:trPr>
         <w:tc>
           <w:tcPr>
@@ -2977,12 +2987,12 @@
           <w:p>
             <w:pPr>
               <w:rPr>
-                <w:ins w:id="253" w:author="Xondamir Tojiboyev" w:date="2026-05-07T21:57:00Z"/>
+                <w:ins w:id="254" w:author="Xondamir Tojiboyev" w:date="2026-05-07T21:57:00Z"/>
                 <w:b/>
                 <w:bCs/>
               </w:rPr>
             </w:pPr>
-            <w:ins w:id="254" w:author="Xondamir Tojiboyev" w:date="2026-05-07T21:57:00Z">
+            <w:ins w:id="255" w:author="Xondamir Tojiboyev" w:date="2026-05-07T21:57:00Z">
               <w:r>
                 <w:rPr>
                   <w:b/>
@@ -3002,26 +3012,26 @@
           <w:p>
             <w:pPr>
               <w:rPr>
-                <w:ins w:id="255" w:author="Xondamir Tojiboyev" w:date="2026-05-07T21:57:00Z"/>
+                <w:ins w:id="256" w:author="Xondamir Tojiboyev" w:date="2026-05-07T21:57:00Z"/>
                 <w:b/>
                 <w:bCs/>
                 <w:lang w:val="en-US"/>
-                <w:rPrChange w:id="256" w:author="Xondamir Tojiboyev" w:date="2026-05-07T21:57:00Z" w16du:dateUtc="2026-05-07T16:57:00Z">
+                <w:rPrChange w:id="257" w:author="Xondamir Tojiboyev" w:date="2026-05-07T21:57:00Z" w16du:dateUtc="2026-05-07T16:57:00Z">
                   <w:rPr>
-                    <w:ins w:id="257" w:author="Xondamir Tojiboyev" w:date="2026-05-07T21:57:00Z"/>
+                    <w:ins w:id="258" w:author="Xondamir Tojiboyev" w:date="2026-05-07T21:57:00Z"/>
                     <w:b/>
                     <w:bCs/>
                   </w:rPr>
                 </w:rPrChange>
               </w:rPr>
             </w:pPr>
-            <w:ins w:id="258" w:author="Xondamir Tojiboyev" w:date="2026-05-07T21:57:00Z">
+            <w:ins w:id="259" w:author="Xondamir Tojiboyev" w:date="2026-05-07T21:57:00Z">
               <w:r>
                 <w:rPr>
                   <w:b/>
                   <w:bCs/>
                   <w:lang w:val="en-US"/>
-                  <w:rPrChange w:id="259" w:author="Xondamir Tojiboyev" w:date="2026-05-07T21:57:00Z" w16du:dateUtc="2026-05-07T16:57:00Z">
+                  <w:rPrChange w:id="260" w:author="Xondamir Tojiboyev" w:date="2026-05-07T21:57:00Z" w16du:dateUtc="2026-05-07T16:57:00Z">
                     <w:rPr>
                       <w:b/>
                       <w:bCs/>
@@ -3038,19 +3048,19 @@
     <w:p>
       <w:pPr>
         <w:rPr>
-          <w:ins w:id="260" w:author="Xondamir Tojiboyev" w:date="2026-05-07T21:57:00Z"/>
+          <w:ins w:id="261" w:author="Xondamir Tojiboyev" w:date="2026-05-07T21:57:00Z"/>
           <w:b/>
           <w:bCs/>
         </w:rPr>
       </w:pPr>
-      <w:ins w:id="261" w:author="Xondamir Tojiboyev" w:date="2026-05-07T21:57:00Z">
+      <w:ins w:id="262" w:author="Xondamir Tojiboyev" w:date="2026-05-07T21:57:00Z">
         <w:r>
           <w:rPr>
             <w:b/>
             <w:bCs/>
           </w:rPr>
           <w:pict w14:anchorId="0417D697">
-            <v:rect id="_x0000_i1072" style="width:0;height:1.5pt" o:hralign="center" o:hrstd="t" o:hr="t" fillcolor="#a0a0a0" stroked="f"/>
+            <v:rect id="_x0000_i1027" style="width:0;height:1.5pt" o:hralign="center" o:hrstd="t" o:hr="t" fillcolor="#a0a0a0" stroked="f"/>
           </w:pict>
         </w:r>
       </w:ins>
@@ -3058,12 +3068,12 @@
     <w:p>
       <w:pPr>
         <w:rPr>
-          <w:ins w:id="262" w:author="Xondamir Tojiboyev" w:date="2026-05-07T21:57:00Z"/>
+          <w:ins w:id="263" w:author="Xondamir Tojiboyev" w:date="2026-05-07T21:57:00Z"/>
           <w:b/>
           <w:bCs/>
         </w:rPr>
       </w:pPr>
-      <w:ins w:id="263" w:author="Xondamir Tojiboyev" w:date="2026-05-07T21:57:00Z">
+      <w:ins w:id="264" w:author="Xondamir Tojiboyev" w:date="2026-05-07T21:57:00Z">
         <w:r>
           <w:rPr>
             <w:b/>
@@ -3093,7 +3103,7 @@
         <w:trPr>
           <w:tblHeader/>
           <w:tblCellSpacing w:w="15" w:type="dxa"/>
-          <w:ins w:id="264" w:author="Xondamir Tojiboyev" w:date="2026-05-07T21:57:00Z"/>
+          <w:ins w:id="265" w:author="Xondamir Tojiboyev" w:date="2026-05-07T21:57:00Z"/>
         </w:trPr>
         <w:tc>
           <w:tcPr>
@@ -3104,7 +3114,7 @@
           <w:p>
             <w:pPr>
               <w:rPr>
-                <w:ins w:id="265" w:author="Xondamir Tojiboyev" w:date="2026-05-07T21:57:00Z"/>
+                <w:ins w:id="266" w:author="Xondamir Tojiboyev" w:date="2026-05-07T21:57:00Z"/>
                 <w:b/>
                 <w:bCs/>
               </w:rPr>
@@ -3120,7 +3130,7 @@
           <w:p>
             <w:pPr>
               <w:rPr>
-                <w:ins w:id="266" w:author="Xondamir Tojiboyev" w:date="2026-05-07T21:57:00Z"/>
+                <w:ins w:id="267" w:author="Xondamir Tojiboyev" w:date="2026-05-07T21:57:00Z"/>
                 <w:b/>
                 <w:bCs/>
               </w:rPr>
@@ -3131,7 +3141,7 @@
       <w:tr>
         <w:trPr>
           <w:tblCellSpacing w:w="15" w:type="dxa"/>
-          <w:ins w:id="267" w:author="Xondamir Tojiboyev" w:date="2026-05-07T21:57:00Z"/>
+          <w:ins w:id="268" w:author="Xondamir Tojiboyev" w:date="2026-05-07T21:57:00Z"/>
         </w:trPr>
         <w:tc>
           <w:tcPr>
@@ -3142,12 +3152,12 @@
           <w:p>
             <w:pPr>
               <w:rPr>
-                <w:ins w:id="268" w:author="Xondamir Tojiboyev" w:date="2026-05-07T21:57:00Z"/>
+                <w:ins w:id="269" w:author="Xondamir Tojiboyev" w:date="2026-05-07T21:57:00Z"/>
                 <w:b/>
                 <w:bCs/>
               </w:rPr>
             </w:pPr>
-            <w:ins w:id="269" w:author="Xondamir Tojiboyev" w:date="2026-05-07T21:57:00Z">
+            <w:ins w:id="270" w:author="Xondamir Tojiboyev" w:date="2026-05-07T21:57:00Z">
               <w:r>
                 <w:rPr>
                   <w:b/>
@@ -3167,26 +3177,26 @@
           <w:p>
             <w:pPr>
               <w:rPr>
-                <w:ins w:id="270" w:author="Xondamir Tojiboyev" w:date="2026-05-07T21:57:00Z"/>
+                <w:ins w:id="271" w:author="Xondamir Tojiboyev" w:date="2026-05-07T21:57:00Z"/>
                 <w:b/>
                 <w:bCs/>
                 <w:lang w:val="en-US"/>
-                <w:rPrChange w:id="271" w:author="Xondamir Tojiboyev" w:date="2026-05-07T21:57:00Z" w16du:dateUtc="2026-05-07T16:57:00Z">
+                <w:rPrChange w:id="272" w:author="Xondamir Tojiboyev" w:date="2026-05-07T21:57:00Z" w16du:dateUtc="2026-05-07T16:57:00Z">
                   <w:rPr>
-                    <w:ins w:id="272" w:author="Xondamir Tojiboyev" w:date="2026-05-07T21:57:00Z"/>
+                    <w:ins w:id="273" w:author="Xondamir Tojiboyev" w:date="2026-05-07T21:57:00Z"/>
                     <w:b/>
                     <w:bCs/>
                   </w:rPr>
                 </w:rPrChange>
               </w:rPr>
             </w:pPr>
-            <w:ins w:id="273" w:author="Xondamir Tojiboyev" w:date="2026-05-07T21:57:00Z">
+            <w:ins w:id="274" w:author="Xondamir Tojiboyev" w:date="2026-05-07T21:57:00Z">
               <w:r>
                 <w:rPr>
                   <w:b/>
                   <w:bCs/>
                   <w:lang w:val="en-US"/>
-                  <w:rPrChange w:id="274" w:author="Xondamir Tojiboyev" w:date="2026-05-07T21:57:00Z" w16du:dateUtc="2026-05-07T16:57:00Z">
+                  <w:rPrChange w:id="275" w:author="Xondamir Tojiboyev" w:date="2026-05-07T21:57:00Z" w16du:dateUtc="2026-05-07T16:57:00Z">
                     <w:rPr>
                       <w:b/>
                       <w:bCs/>
@@ -3202,7 +3212,7 @@
       <w:tr>
         <w:trPr>
           <w:tblCellSpacing w:w="15" w:type="dxa"/>
-          <w:ins w:id="275" w:author="Xondamir Tojiboyev" w:date="2026-05-07T21:57:00Z"/>
+          <w:ins w:id="276" w:author="Xondamir Tojiboyev" w:date="2026-05-07T21:57:00Z"/>
         </w:trPr>
         <w:tc>
           <w:tcPr>
@@ -3213,12 +3223,12 @@
           <w:p>
             <w:pPr>
               <w:rPr>
-                <w:ins w:id="276" w:author="Xondamir Tojiboyev" w:date="2026-05-07T21:57:00Z"/>
+                <w:ins w:id="277" w:author="Xondamir Tojiboyev" w:date="2026-05-07T21:57:00Z"/>
                 <w:b/>
                 <w:bCs/>
               </w:rPr>
             </w:pPr>
-            <w:ins w:id="277" w:author="Xondamir Tojiboyev" w:date="2026-05-07T21:57:00Z">
+            <w:ins w:id="278" w:author="Xondamir Tojiboyev" w:date="2026-05-07T21:57:00Z">
               <w:r>
                 <w:rPr>
                   <w:b/>
@@ -3238,26 +3248,26 @@
           <w:p>
             <w:pPr>
               <w:rPr>
-                <w:ins w:id="278" w:author="Xondamir Tojiboyev" w:date="2026-05-07T21:57:00Z"/>
+                <w:ins w:id="279" w:author="Xondamir Tojiboyev" w:date="2026-05-07T21:57:00Z"/>
                 <w:b/>
                 <w:bCs/>
                 <w:lang w:val="en-US"/>
-                <w:rPrChange w:id="279" w:author="Xondamir Tojiboyev" w:date="2026-05-07T21:57:00Z" w16du:dateUtc="2026-05-07T16:57:00Z">
+                <w:rPrChange w:id="280" w:author="Xondamir Tojiboyev" w:date="2026-05-07T21:57:00Z" w16du:dateUtc="2026-05-07T16:57:00Z">
                   <w:rPr>
-                    <w:ins w:id="280" w:author="Xondamir Tojiboyev" w:date="2026-05-07T21:57:00Z"/>
+                    <w:ins w:id="281" w:author="Xondamir Tojiboyev" w:date="2026-05-07T21:57:00Z"/>
                     <w:b/>
                     <w:bCs/>
                   </w:rPr>
                 </w:rPrChange>
               </w:rPr>
             </w:pPr>
-            <w:ins w:id="281" w:author="Xondamir Tojiboyev" w:date="2026-05-07T21:57:00Z">
+            <w:ins w:id="282" w:author="Xondamir Tojiboyev" w:date="2026-05-07T21:57:00Z">
               <w:r>
                 <w:rPr>
                   <w:b/>
                   <w:bCs/>
                   <w:lang w:val="en-US"/>
-                  <w:rPrChange w:id="282" w:author="Xondamir Tojiboyev" w:date="2026-05-07T21:57:00Z" w16du:dateUtc="2026-05-07T16:57:00Z">
+                  <w:rPrChange w:id="283" w:author="Xondamir Tojiboyev" w:date="2026-05-07T21:57:00Z" w16du:dateUtc="2026-05-07T16:57:00Z">
                     <w:rPr>
                       <w:b/>
                       <w:bCs/>
@@ -3273,7 +3283,7 @@
       <w:tr>
         <w:trPr>
           <w:tblCellSpacing w:w="15" w:type="dxa"/>
-          <w:ins w:id="283" w:author="Xondamir Tojiboyev" w:date="2026-05-07T21:57:00Z"/>
+          <w:ins w:id="284" w:author="Xondamir Tojiboyev" w:date="2026-05-07T21:57:00Z"/>
         </w:trPr>
         <w:tc>
           <w:tcPr>
@@ -3284,12 +3294,12 @@
           <w:p>
             <w:pPr>
               <w:rPr>
-                <w:ins w:id="284" w:author="Xondamir Tojiboyev" w:date="2026-05-07T21:57:00Z"/>
+                <w:ins w:id="285" w:author="Xondamir Tojiboyev" w:date="2026-05-07T21:57:00Z"/>
                 <w:b/>
                 <w:bCs/>
               </w:rPr>
             </w:pPr>
-            <w:ins w:id="285" w:author="Xondamir Tojiboyev" w:date="2026-05-07T21:57:00Z">
+            <w:ins w:id="286" w:author="Xondamir Tojiboyev" w:date="2026-05-07T21:57:00Z">
               <w:r>
                 <w:rPr>
                   <w:b/>
@@ -3309,26 +3319,26 @@
           <w:p>
             <w:pPr>
               <w:rPr>
-                <w:ins w:id="286" w:author="Xondamir Tojiboyev" w:date="2026-05-07T21:57:00Z"/>
+                <w:ins w:id="287" w:author="Xondamir Tojiboyev" w:date="2026-05-07T21:57:00Z"/>
                 <w:b/>
                 <w:bCs/>
                 <w:lang w:val="en-US"/>
-                <w:rPrChange w:id="287" w:author="Xondamir Tojiboyev" w:date="2026-05-07T21:57:00Z" w16du:dateUtc="2026-05-07T16:57:00Z">
+                <w:rPrChange w:id="288" w:author="Xondamir Tojiboyev" w:date="2026-05-07T21:57:00Z" w16du:dateUtc="2026-05-07T16:57:00Z">
                   <w:rPr>
-                    <w:ins w:id="288" w:author="Xondamir Tojiboyev" w:date="2026-05-07T21:57:00Z"/>
+                    <w:ins w:id="289" w:author="Xondamir Tojiboyev" w:date="2026-05-07T21:57:00Z"/>
                     <w:b/>
                     <w:bCs/>
                   </w:rPr>
                 </w:rPrChange>
               </w:rPr>
             </w:pPr>
-            <w:ins w:id="289" w:author="Xondamir Tojiboyev" w:date="2026-05-07T21:57:00Z">
+            <w:ins w:id="290" w:author="Xondamir Tojiboyev" w:date="2026-05-07T21:57:00Z">
               <w:r>
                 <w:rPr>
                   <w:b/>
                   <w:bCs/>
                   <w:lang w:val="en-US"/>
-                  <w:rPrChange w:id="290" w:author="Xondamir Tojiboyev" w:date="2026-05-07T21:57:00Z" w16du:dateUtc="2026-05-07T16:57:00Z">
+                  <w:rPrChange w:id="291" w:author="Xondamir Tojiboyev" w:date="2026-05-07T21:57:00Z" w16du:dateUtc="2026-05-07T16:57:00Z">
                     <w:rPr>
                       <w:b/>
                       <w:bCs/>
@@ -3345,7 +3355,7 @@
     <w:p>
       <w:pPr>
         <w:rPr>
-          <w:del w:id="291" w:author="Xondamir Tojiboyev" w:date="2026-05-07T21:57:00Z" w16du:dateUtc="2026-05-07T16:57:00Z"/>
+          <w:del w:id="292" w:author="Xondamir Tojiboyev" w:date="2026-05-07T21:57:00Z" w16du:dateUtc="2026-05-07T16:57:00Z"/>
           <w:b/>
           <w:bCs/>
           <w:lang w:val="en-US"/>
@@ -3357,7 +3367,7 @@
         <w:tblStyle w:val="GridTable4-Accent6"/>
         <w:tblW w:w="0" w:type="auto"/>
         <w:tblLook w:val="04A0" w:firstRow="1" w:lastRow="0" w:firstColumn="1" w:lastColumn="0" w:noHBand="0" w:noVBand="1"/>
-        <w:tblPrChange w:id="292" w:author="Xondamir Tojiboyev" w:date="2026-05-07T21:57:00Z" w16du:dateUtc="2026-05-07T16:57:00Z">
+        <w:tblPrChange w:id="293" w:author="Xondamir Tojiboyev" w:date="2026-05-07T21:57:00Z" w16du:dateUtc="2026-05-07T16:57:00Z">
           <w:tblPr>
             <w:tblStyle w:val="GridTable4-Accent6"/>
             <w:tblW w:w="0" w:type="auto"/>
@@ -3369,7 +3379,7 @@
         <w:gridCol w:w="3099"/>
         <w:gridCol w:w="3101"/>
         <w:gridCol w:w="3104"/>
-        <w:tblGridChange w:id="293">
+        <w:tblGridChange w:id="294">
           <w:tblGrid>
             <w:gridCol w:w="3099"/>
             <w:gridCol w:w="3101"/>
@@ -3380,13 +3390,13 @@
       <w:tr>
         <w:trPr>
           <w:cnfStyle w:val="100000000000" w:firstRow="1" w:lastRow="0" w:firstColumn="0" w:lastColumn="0" w:oddVBand="0" w:evenVBand="0" w:oddHBand="0" w:evenHBand="0" w:firstRowFirstColumn="0" w:firstRowLastColumn="0" w:lastRowFirstColumn="0" w:lastRowLastColumn="0"/>
-          <w:del w:id="294" w:author="Xondamir Tojiboyev" w:date="2026-05-07T21:57:00Z" w16du:dateUtc="2026-05-07T16:57:00Z"/>
+          <w:del w:id="295" w:author="Xondamir Tojiboyev" w:date="2026-05-07T21:57:00Z"/>
         </w:trPr>
         <w:tc>
           <w:tcPr>
             <w:cnfStyle w:val="001000000000" w:firstRow="0" w:lastRow="0" w:firstColumn="1" w:lastColumn="0" w:oddVBand="0" w:evenVBand="0" w:oddHBand="0" w:evenHBand="0" w:firstRowFirstColumn="0" w:firstRowLastColumn="0" w:lastRowFirstColumn="0" w:lastRowLastColumn="0"/>
             <w:tcW w:w="3099" w:type="dxa"/>
-            <w:tcPrChange w:id="295" w:author="Xondamir Tojiboyev" w:date="2026-05-07T21:57:00Z" w16du:dateUtc="2026-05-07T16:57:00Z">
+            <w:tcPrChange w:id="296" w:author="Xondamir Tojiboyev" w:date="2026-05-07T21:57:00Z" w16du:dateUtc="2026-05-07T16:57:00Z">
               <w:tcPr>
                 <w:tcW w:w="3114" w:type="dxa"/>
               </w:tcPr>
@@ -3396,7 +3406,7 @@
             <w:pPr>
               <w:cnfStyle w:val="101000000000" w:firstRow="1" w:lastRow="0" w:firstColumn="1" w:lastColumn="0" w:oddVBand="0" w:evenVBand="0" w:oddHBand="0" w:evenHBand="0" w:firstRowFirstColumn="0" w:firstRowLastColumn="0" w:lastRowFirstColumn="0" w:lastRowLastColumn="0"/>
               <w:rPr>
-                <w:del w:id="296" w:author="Xondamir Tojiboyev" w:date="2026-05-07T21:57:00Z" w16du:dateUtc="2026-05-07T16:57:00Z"/>
+                <w:del w:id="297" w:author="Xondamir Tojiboyev" w:date="2026-05-07T21:57:00Z" w16du:dateUtc="2026-05-07T16:57:00Z"/>
                 <w:b w:val="0"/>
                 <w:bCs w:val="0"/>
                 <w:sz w:val="32"/>
@@ -3404,7 +3414,7 @@
                 <w:lang w:val="en-US"/>
               </w:rPr>
             </w:pPr>
-            <w:del w:id="297" w:author="Xondamir Tojiboyev" w:date="2026-05-07T21:57:00Z" w16du:dateUtc="2026-05-07T16:57:00Z">
+            <w:del w:id="298" w:author="Xondamir Tojiboyev" w:date="2026-05-07T21:57:00Z" w16du:dateUtc="2026-05-07T16:57:00Z">
               <w:r>
                 <w:rPr>
                   <w:b w:val="0"/>
@@ -3421,7 +3431,7 @@
         <w:tc>
           <w:tcPr>
             <w:tcW w:w="3101" w:type="dxa"/>
-            <w:tcPrChange w:id="298" w:author="Xondamir Tojiboyev" w:date="2026-05-07T21:57:00Z" w16du:dateUtc="2026-05-07T16:57:00Z">
+            <w:tcPrChange w:id="299" w:author="Xondamir Tojiboyev" w:date="2026-05-07T21:57:00Z" w16du:dateUtc="2026-05-07T16:57:00Z">
               <w:tcPr>
                 <w:tcW w:w="3115" w:type="dxa"/>
               </w:tcPr>
@@ -3431,7 +3441,7 @@
             <w:pPr>
               <w:cnfStyle w:val="100000000000" w:firstRow="1" w:lastRow="0" w:firstColumn="0" w:lastColumn="0" w:oddVBand="0" w:evenVBand="0" w:oddHBand="0" w:evenHBand="0" w:firstRowFirstColumn="0" w:firstRowLastColumn="0" w:lastRowFirstColumn="0" w:lastRowLastColumn="0"/>
               <w:rPr>
-                <w:del w:id="299" w:author="Xondamir Tojiboyev" w:date="2026-05-07T21:57:00Z" w16du:dateUtc="2026-05-07T16:57:00Z"/>
+                <w:del w:id="300" w:author="Xondamir Tojiboyev" w:date="2026-05-07T21:57:00Z" w16du:dateUtc="2026-05-07T16:57:00Z"/>
                 <w:b w:val="0"/>
                 <w:bCs w:val="0"/>
                 <w:sz w:val="32"/>
@@ -3439,7 +3449,7 @@
                 <w:lang w:val="en-US"/>
               </w:rPr>
             </w:pPr>
-            <w:del w:id="300" w:author="Xondamir Tojiboyev" w:date="2026-05-07T21:57:00Z" w16du:dateUtc="2026-05-07T16:57:00Z">
+            <w:del w:id="301" w:author="Xondamir Tojiboyev" w:date="2026-05-07T21:57:00Z" w16du:dateUtc="2026-05-07T16:57:00Z">
               <w:r>
                 <w:rPr>
                   <w:b w:val="0"/>
@@ -3456,7 +3466,7 @@
         <w:tc>
           <w:tcPr>
             <w:tcW w:w="3104" w:type="dxa"/>
-            <w:tcPrChange w:id="301" w:author="Xondamir Tojiboyev" w:date="2026-05-07T21:57:00Z" w16du:dateUtc="2026-05-07T16:57:00Z">
+            <w:tcPrChange w:id="302" w:author="Xondamir Tojiboyev" w:date="2026-05-07T21:57:00Z" w16du:dateUtc="2026-05-07T16:57:00Z">
               <w:tcPr>
                 <w:tcW w:w="3115" w:type="dxa"/>
               </w:tcPr>
@@ -3466,7 +3476,7 @@
             <w:pPr>
               <w:cnfStyle w:val="100000000000" w:firstRow="1" w:lastRow="0" w:firstColumn="0" w:lastColumn="0" w:oddVBand="0" w:evenVBand="0" w:oddHBand="0" w:evenHBand="0" w:firstRowFirstColumn="0" w:firstRowLastColumn="0" w:lastRowFirstColumn="0" w:lastRowLastColumn="0"/>
               <w:rPr>
-                <w:del w:id="302" w:author="Xondamir Tojiboyev" w:date="2026-05-07T21:57:00Z" w16du:dateUtc="2026-05-07T16:57:00Z"/>
+                <w:del w:id="303" w:author="Xondamir Tojiboyev" w:date="2026-05-07T21:57:00Z" w16du:dateUtc="2026-05-07T16:57:00Z"/>
                 <w:b w:val="0"/>
                 <w:bCs w:val="0"/>
                 <w:sz w:val="32"/>
@@ -3474,7 +3484,7 @@
                 <w:lang w:val="en-US"/>
               </w:rPr>
             </w:pPr>
-            <w:del w:id="303" w:author="Xondamir Tojiboyev" w:date="2026-05-07T21:57:00Z" w16du:dateUtc="2026-05-07T16:57:00Z">
+            <w:del w:id="304" w:author="Xondamir Tojiboyev" w:date="2026-05-07T21:57:00Z" w16du:dateUtc="2026-05-07T16:57:00Z">
               <w:r>
                 <w:rPr>
                   <w:b w:val="0"/>
@@ -3492,13 +3502,13 @@
       <w:tr>
         <w:trPr>
           <w:cnfStyle w:val="000000100000" w:firstRow="0" w:lastRow="0" w:firstColumn="0" w:lastColumn="0" w:oddVBand="0" w:evenVBand="0" w:oddHBand="1" w:evenHBand="0" w:firstRowFirstColumn="0" w:firstRowLastColumn="0" w:lastRowFirstColumn="0" w:lastRowLastColumn="0"/>
-          <w:del w:id="304" w:author="Xondamir Tojiboyev" w:date="2026-05-07T21:57:00Z" w16du:dateUtc="2026-05-07T16:57:00Z"/>
+          <w:del w:id="305" w:author="Xondamir Tojiboyev" w:date="2026-05-07T21:57:00Z"/>
         </w:trPr>
         <w:tc>
           <w:tcPr>
             <w:cnfStyle w:val="001000000000" w:firstRow="0" w:lastRow="0" w:firstColumn="1" w:lastColumn="0" w:oddVBand="0" w:evenVBand="0" w:oddHBand="0" w:evenHBand="0" w:firstRowFirstColumn="0" w:firstRowLastColumn="0" w:lastRowFirstColumn="0" w:lastRowLastColumn="0"/>
             <w:tcW w:w="3099" w:type="dxa"/>
-            <w:tcPrChange w:id="305" w:author="Xondamir Tojiboyev" w:date="2026-05-07T21:57:00Z" w16du:dateUtc="2026-05-07T16:57:00Z">
+            <w:tcPrChange w:id="306" w:author="Xondamir Tojiboyev" w:date="2026-05-07T21:57:00Z" w16du:dateUtc="2026-05-07T16:57:00Z">
               <w:tcPr>
                 <w:tcW w:w="3114" w:type="dxa"/>
               </w:tcPr>
@@ -3508,13 +3518,13 @@
             <w:pPr>
               <w:cnfStyle w:val="001000100000" w:firstRow="0" w:lastRow="0" w:firstColumn="1" w:lastColumn="0" w:oddVBand="0" w:evenVBand="0" w:oddHBand="1" w:evenHBand="0" w:firstRowFirstColumn="0" w:firstRowLastColumn="0" w:lastRowFirstColumn="0" w:lastRowLastColumn="0"/>
               <w:rPr>
-                <w:del w:id="306" w:author="Xondamir Tojiboyev" w:date="2026-05-07T21:57:00Z" w16du:dateUtc="2026-05-07T16:57:00Z"/>
+                <w:del w:id="307" w:author="Xondamir Tojiboyev" w:date="2026-05-07T21:57:00Z" w16du:dateUtc="2026-05-07T16:57:00Z"/>
                 <w:sz w:val="32"/>
                 <w:szCs w:val="32"/>
                 <w:lang w:val="en-US"/>
               </w:rPr>
             </w:pPr>
-            <w:del w:id="307" w:author="Xondamir Tojiboyev" w:date="2026-05-07T21:57:00Z" w16du:dateUtc="2026-05-07T16:57:00Z">
+            <w:del w:id="308" w:author="Xondamir Tojiboyev" w:date="2026-05-07T21:57:00Z" w16du:dateUtc="2026-05-07T16:57:00Z">
               <w:r>
                 <w:rPr>
                   <w:sz w:val="32"/>
@@ -3529,7 +3539,7 @@
         <w:tc>
           <w:tcPr>
             <w:tcW w:w="3101" w:type="dxa"/>
-            <w:tcPrChange w:id="308" w:author="Xondamir Tojiboyev" w:date="2026-05-07T21:57:00Z" w16du:dateUtc="2026-05-07T16:57:00Z">
+            <w:tcPrChange w:id="309" w:author="Xondamir Tojiboyev" w:date="2026-05-07T21:57:00Z" w16du:dateUtc="2026-05-07T16:57:00Z">
               <w:tcPr>
                 <w:tcW w:w="3115" w:type="dxa"/>
               </w:tcPr>
@@ -3539,13 +3549,13 @@
             <w:pPr>
               <w:cnfStyle w:val="000000100000" w:firstRow="0" w:lastRow="0" w:firstColumn="0" w:lastColumn="0" w:oddVBand="0" w:evenVBand="0" w:oddHBand="1" w:evenHBand="0" w:firstRowFirstColumn="0" w:firstRowLastColumn="0" w:lastRowFirstColumn="0" w:lastRowLastColumn="0"/>
               <w:rPr>
-                <w:del w:id="309" w:author="Xondamir Tojiboyev" w:date="2026-05-07T21:57:00Z" w16du:dateUtc="2026-05-07T16:57:00Z"/>
+                <w:del w:id="310" w:author="Xondamir Tojiboyev" w:date="2026-05-07T21:57:00Z" w16du:dateUtc="2026-05-07T16:57:00Z"/>
                 <w:sz w:val="32"/>
                 <w:szCs w:val="32"/>
                 <w:lang w:val="en-US"/>
               </w:rPr>
             </w:pPr>
-            <w:del w:id="310" w:author="Xondamir Tojiboyev" w:date="2026-05-07T21:57:00Z" w16du:dateUtc="2026-05-07T16:57:00Z">
+            <w:del w:id="311" w:author="Xondamir Tojiboyev" w:date="2026-05-07T21:57:00Z" w16du:dateUtc="2026-05-07T16:57:00Z">
               <w:r>
                 <w:rPr>
                   <w:sz w:val="32"/>
@@ -3560,7 +3570,7 @@
         <w:tc>
           <w:tcPr>
             <w:tcW w:w="3104" w:type="dxa"/>
-            <w:tcPrChange w:id="311" w:author="Xondamir Tojiboyev" w:date="2026-05-07T21:57:00Z" w16du:dateUtc="2026-05-07T16:57:00Z">
+            <w:tcPrChange w:id="312" w:author="Xondamir Tojiboyev" w:date="2026-05-07T21:57:00Z" w16du:dateUtc="2026-05-07T16:57:00Z">
               <w:tcPr>
                 <w:tcW w:w="3115" w:type="dxa"/>
               </w:tcPr>
@@ -3570,13 +3580,13 @@
             <w:pPr>
               <w:cnfStyle w:val="000000100000" w:firstRow="0" w:lastRow="0" w:firstColumn="0" w:lastColumn="0" w:oddVBand="0" w:evenVBand="0" w:oddHBand="1" w:evenHBand="0" w:firstRowFirstColumn="0" w:firstRowLastColumn="0" w:lastRowFirstColumn="0" w:lastRowLastColumn="0"/>
               <w:rPr>
-                <w:del w:id="312" w:author="Xondamir Tojiboyev" w:date="2026-05-07T21:57:00Z" w16du:dateUtc="2026-05-07T16:57:00Z"/>
+                <w:del w:id="313" w:author="Xondamir Tojiboyev" w:date="2026-05-07T21:57:00Z" w16du:dateUtc="2026-05-07T16:57:00Z"/>
                 <w:sz w:val="32"/>
                 <w:szCs w:val="32"/>
                 <w:lang w:val="en-US"/>
               </w:rPr>
             </w:pPr>
-            <w:del w:id="313" w:author="Xondamir Tojiboyev" w:date="2026-05-07T21:57:00Z" w16du:dateUtc="2026-05-07T16:57:00Z">
+            <w:del w:id="314" w:author="Xondamir Tojiboyev" w:date="2026-05-07T21:57:00Z" w16du:dateUtc="2026-05-07T16:57:00Z">
               <w:r>
                 <w:rPr>
                   <w:sz w:val="32"/>
@@ -3591,13 +3601,13 @@
       </w:tr>
       <w:tr>
         <w:trPr>
-          <w:del w:id="314" w:author="Xondamir Tojiboyev" w:date="2026-05-07T21:57:00Z" w16du:dateUtc="2026-05-07T16:57:00Z"/>
+          <w:del w:id="315" w:author="Xondamir Tojiboyev" w:date="2026-05-07T21:57:00Z"/>
         </w:trPr>
         <w:tc>
           <w:tcPr>
             <w:cnfStyle w:val="001000000000" w:firstRow="0" w:lastRow="0" w:firstColumn="1" w:lastColumn="0" w:oddVBand="0" w:evenVBand="0" w:oddHBand="0" w:evenHBand="0" w:firstRowFirstColumn="0" w:firstRowLastColumn="0" w:lastRowFirstColumn="0" w:lastRowLastColumn="0"/>
             <w:tcW w:w="3099" w:type="dxa"/>
-            <w:tcPrChange w:id="315" w:author="Xondamir Tojiboyev" w:date="2026-05-07T21:57:00Z" w16du:dateUtc="2026-05-07T16:57:00Z">
+            <w:tcPrChange w:id="316" w:author="Xondamir Tojiboyev" w:date="2026-05-07T21:57:00Z" w16du:dateUtc="2026-05-07T16:57:00Z">
               <w:tcPr>
                 <w:tcW w:w="3114" w:type="dxa"/>
               </w:tcPr>
@@ -3606,13 +3616,13 @@
           <w:p>
             <w:pPr>
               <w:rPr>
-                <w:del w:id="316" w:author="Xondamir Tojiboyev" w:date="2026-05-07T21:57:00Z" w16du:dateUtc="2026-05-07T16:57:00Z"/>
+                <w:del w:id="317" w:author="Xondamir Tojiboyev" w:date="2026-05-07T21:57:00Z" w16du:dateUtc="2026-05-07T16:57:00Z"/>
                 <w:sz w:val="32"/>
                 <w:szCs w:val="32"/>
                 <w:lang w:val="en-US"/>
               </w:rPr>
             </w:pPr>
-            <w:del w:id="317" w:author="Xondamir Tojiboyev" w:date="2026-05-07T21:57:00Z" w16du:dateUtc="2026-05-07T16:57:00Z">
+            <w:del w:id="318" w:author="Xondamir Tojiboyev" w:date="2026-05-07T21:57:00Z" w16du:dateUtc="2026-05-07T16:57:00Z">
               <w:r>
                 <w:rPr>
                   <w:sz w:val="32"/>
@@ -3627,7 +3637,7 @@
         <w:tc>
           <w:tcPr>
             <w:tcW w:w="3101" w:type="dxa"/>
-            <w:tcPrChange w:id="318" w:author="Xondamir Tojiboyev" w:date="2026-05-07T21:57:00Z" w16du:dateUtc="2026-05-07T16:57:00Z">
+            <w:tcPrChange w:id="319" w:author="Xondamir Tojiboyev" w:date="2026-05-07T21:57:00Z" w16du:dateUtc="2026-05-07T16:57:00Z">
               <w:tcPr>
                 <w:tcW w:w="3115" w:type="dxa"/>
               </w:tcPr>
@@ -3637,13 +3647,13 @@
             <w:pPr>
               <w:cnfStyle w:val="000000000000" w:firstRow="0" w:lastRow="0" w:firstColumn="0" w:lastColumn="0" w:oddVBand="0" w:evenVBand="0" w:oddHBand="0" w:evenHBand="0" w:firstRowFirstColumn="0" w:firstRowLastColumn="0" w:lastRowFirstColumn="0" w:lastRowLastColumn="0"/>
               <w:rPr>
-                <w:del w:id="319" w:author="Xondamir Tojiboyev" w:date="2026-05-07T21:57:00Z" w16du:dateUtc="2026-05-07T16:57:00Z"/>
+                <w:del w:id="320" w:author="Xondamir Tojiboyev" w:date="2026-05-07T21:57:00Z" w16du:dateUtc="2026-05-07T16:57:00Z"/>
                 <w:sz w:val="32"/>
                 <w:szCs w:val="32"/>
                 <w:lang w:val="en-US"/>
               </w:rPr>
             </w:pPr>
-            <w:del w:id="320" w:author="Xondamir Tojiboyev" w:date="2026-05-07T21:57:00Z" w16du:dateUtc="2026-05-07T16:57:00Z">
+            <w:del w:id="321" w:author="Xondamir Tojiboyev" w:date="2026-05-07T21:57:00Z" w16du:dateUtc="2026-05-07T16:57:00Z">
               <w:r>
                 <w:rPr>
                   <w:sz w:val="32"/>
@@ -3658,7 +3668,7 @@
         <w:tc>
           <w:tcPr>
             <w:tcW w:w="3104" w:type="dxa"/>
-            <w:tcPrChange w:id="321" w:author="Xondamir Tojiboyev" w:date="2026-05-07T21:57:00Z" w16du:dateUtc="2026-05-07T16:57:00Z">
+            <w:tcPrChange w:id="322" w:author="Xondamir Tojiboyev" w:date="2026-05-07T21:57:00Z" w16du:dateUtc="2026-05-07T16:57:00Z">
               <w:tcPr>
                 <w:tcW w:w="3115" w:type="dxa"/>
               </w:tcPr>
@@ -3668,13 +3678,13 @@
             <w:pPr>
               <w:cnfStyle w:val="000000000000" w:firstRow="0" w:lastRow="0" w:firstColumn="0" w:lastColumn="0" w:oddVBand="0" w:evenVBand="0" w:oddHBand="0" w:evenHBand="0" w:firstRowFirstColumn="0" w:firstRowLastColumn="0" w:lastRowFirstColumn="0" w:lastRowLastColumn="0"/>
               <w:rPr>
-                <w:del w:id="322" w:author="Xondamir Tojiboyev" w:date="2026-05-07T21:57:00Z" w16du:dateUtc="2026-05-07T16:57:00Z"/>
+                <w:del w:id="323" w:author="Xondamir Tojiboyev" w:date="2026-05-07T21:57:00Z" w16du:dateUtc="2026-05-07T16:57:00Z"/>
                 <w:sz w:val="32"/>
                 <w:szCs w:val="32"/>
                 <w:lang w:val="en-US"/>
               </w:rPr>
             </w:pPr>
-            <w:del w:id="323" w:author="Xondamir Tojiboyev" w:date="2026-05-07T21:57:00Z" w16du:dateUtc="2026-05-07T16:57:00Z">
+            <w:del w:id="324" w:author="Xondamir Tojiboyev" w:date="2026-05-07T21:57:00Z" w16du:dateUtc="2026-05-07T16:57:00Z">
               <w:r>
                 <w:rPr>
                   <w:sz w:val="32"/>
@@ -3690,13 +3700,13 @@
       <w:tr>
         <w:trPr>
           <w:cnfStyle w:val="000000100000" w:firstRow="0" w:lastRow="0" w:firstColumn="0" w:lastColumn="0" w:oddVBand="0" w:evenVBand="0" w:oddHBand="1" w:evenHBand="0" w:firstRowFirstColumn="0" w:firstRowLastColumn="0" w:lastRowFirstColumn="0" w:lastRowLastColumn="0"/>
-          <w:del w:id="324" w:author="Xondamir Tojiboyev" w:date="2026-05-07T21:57:00Z" w16du:dateUtc="2026-05-07T16:57:00Z"/>
+          <w:del w:id="325" w:author="Xondamir Tojiboyev" w:date="2026-05-07T21:57:00Z"/>
         </w:trPr>
         <w:tc>
           <w:tcPr>
             <w:cnfStyle w:val="001000000000" w:firstRow="0" w:lastRow="0" w:firstColumn="1" w:lastColumn="0" w:oddVBand="0" w:evenVBand="0" w:oddHBand="0" w:evenHBand="0" w:firstRowFirstColumn="0" w:firstRowLastColumn="0" w:lastRowFirstColumn="0" w:lastRowLastColumn="0"/>
             <w:tcW w:w="3099" w:type="dxa"/>
-            <w:tcPrChange w:id="325" w:author="Xondamir Tojiboyev" w:date="2026-05-07T21:57:00Z" w16du:dateUtc="2026-05-07T16:57:00Z">
+            <w:tcPrChange w:id="326" w:author="Xondamir Tojiboyev" w:date="2026-05-07T21:57:00Z" w16du:dateUtc="2026-05-07T16:57:00Z">
               <w:tcPr>
                 <w:tcW w:w="3114" w:type="dxa"/>
               </w:tcPr>
@@ -3706,19 +3716,19 @@
             <w:pPr>
               <w:cnfStyle w:val="001000100000" w:firstRow="0" w:lastRow="0" w:firstColumn="1" w:lastColumn="0" w:oddVBand="0" w:evenVBand="0" w:oddHBand="1" w:evenHBand="0" w:firstRowFirstColumn="0" w:firstRowLastColumn="0" w:lastRowFirstColumn="0" w:lastRowLastColumn="0"/>
               <w:rPr>
-                <w:del w:id="326" w:author="Xondamir Tojiboyev" w:date="2026-05-07T21:57:00Z" w16du:dateUtc="2026-05-07T16:57:00Z"/>
+                <w:del w:id="327" w:author="Xondamir Tojiboyev" w:date="2026-05-07T21:57:00Z" w16du:dateUtc="2026-05-07T16:57:00Z"/>
                 <w:sz w:val="32"/>
                 <w:szCs w:val="32"/>
                 <w:lang w:val="en-US"/>
               </w:rPr>
             </w:pPr>
-            <w:del w:id="327" w:author="Xondamir Tojiboyev" w:date="2026-05-07T21:57:00Z" w16du:dateUtc="2026-05-07T16:57:00Z">
+            <w:del w:id="328" w:author="Xondamir Tojiboyev" w:date="2026-05-07T21:57:00Z" w16du:dateUtc="2026-05-07T16:57:00Z">
               <w:r>
                 <w:rPr>
                   <w:sz w:val="32"/>
                   <w:szCs w:val="32"/>
                   <w:lang w:val="en-US"/>
-                  <w:rPrChange w:id="328" w:author="Xondamir Tojiboyev" w:date="2026-05-07T21:57:00Z" w16du:dateUtc="2026-05-07T16:57:00Z">
+                  <w:rPrChange w:id="329" w:author="Xondamir Tojiboyev" w:date="2026-05-07T21:57:00Z" w16du:dateUtc="2026-05-07T16:57:00Z">
                     <w:rPr>
                       <w:sz w:val="32"/>
                       <w:szCs w:val="32"/>
@@ -3733,7 +3743,7 @@
         <w:tc>
           <w:tcPr>
             <w:tcW w:w="3101" w:type="dxa"/>
-            <w:tcPrChange w:id="329" w:author="Xondamir Tojiboyev" w:date="2026-05-07T21:57:00Z" w16du:dateUtc="2026-05-07T16:57:00Z">
+            <w:tcPrChange w:id="330" w:author="Xondamir Tojiboyev" w:date="2026-05-07T21:57:00Z" w16du:dateUtc="2026-05-07T16:57:00Z">
               <w:tcPr>
                 <w:tcW w:w="3115" w:type="dxa"/>
               </w:tcPr>
@@ -3743,19 +3753,19 @@
             <w:pPr>
               <w:cnfStyle w:val="000000100000" w:firstRow="0" w:lastRow="0" w:firstColumn="0" w:lastColumn="0" w:oddVBand="0" w:evenVBand="0" w:oddHBand="1" w:evenHBand="0" w:firstRowFirstColumn="0" w:firstRowLastColumn="0" w:lastRowFirstColumn="0" w:lastRowLastColumn="0"/>
               <w:rPr>
-                <w:del w:id="330" w:author="Xondamir Tojiboyev" w:date="2026-05-07T21:57:00Z" w16du:dateUtc="2026-05-07T16:57:00Z"/>
+                <w:del w:id="331" w:author="Xondamir Tojiboyev" w:date="2026-05-07T21:57:00Z" w16du:dateUtc="2026-05-07T16:57:00Z"/>
                 <w:sz w:val="32"/>
                 <w:szCs w:val="32"/>
                 <w:lang w:val="en-US"/>
               </w:rPr>
             </w:pPr>
-            <w:del w:id="331" w:author="Xondamir Tojiboyev" w:date="2026-05-07T21:57:00Z" w16du:dateUtc="2026-05-07T16:57:00Z">
+            <w:del w:id="332" w:author="Xondamir Tojiboyev" w:date="2026-05-07T21:57:00Z" w16du:dateUtc="2026-05-07T16:57:00Z">
               <w:r>
                 <w:rPr>
                   <w:sz w:val="32"/>
                   <w:szCs w:val="32"/>
                   <w:lang w:val="en-US"/>
-                  <w:rPrChange w:id="332" w:author="Xondamir Tojiboyev" w:date="2026-05-07T21:57:00Z" w16du:dateUtc="2026-05-07T16:57:00Z">
+                  <w:rPrChange w:id="333" w:author="Xondamir Tojiboyev" w:date="2026-05-07T21:57:00Z" w16du:dateUtc="2026-05-07T16:57:00Z">
                     <w:rPr>
                       <w:sz w:val="32"/>
                       <w:szCs w:val="32"/>
@@ -3770,7 +3780,7 @@
         <w:tc>
           <w:tcPr>
             <w:tcW w:w="3104" w:type="dxa"/>
-            <w:tcPrChange w:id="333" w:author="Xondamir Tojiboyev" w:date="2026-05-07T21:57:00Z" w16du:dateUtc="2026-05-07T16:57:00Z">
+            <w:tcPrChange w:id="334" w:author="Xondamir Tojiboyev" w:date="2026-05-07T21:57:00Z" w16du:dateUtc="2026-05-07T16:57:00Z">
               <w:tcPr>
                 <w:tcW w:w="3115" w:type="dxa"/>
               </w:tcPr>
@@ -3780,13 +3790,13 @@
             <w:pPr>
               <w:cnfStyle w:val="000000100000" w:firstRow="0" w:lastRow="0" w:firstColumn="0" w:lastColumn="0" w:oddVBand="0" w:evenVBand="0" w:oddHBand="1" w:evenHBand="0" w:firstRowFirstColumn="0" w:firstRowLastColumn="0" w:lastRowFirstColumn="0" w:lastRowLastColumn="0"/>
               <w:rPr>
-                <w:del w:id="334" w:author="Xondamir Tojiboyev" w:date="2026-05-07T21:57:00Z" w16du:dateUtc="2026-05-07T16:57:00Z"/>
+                <w:del w:id="335" w:author="Xondamir Tojiboyev" w:date="2026-05-07T21:57:00Z" w16du:dateUtc="2026-05-07T16:57:00Z"/>
                 <w:sz w:val="32"/>
                 <w:szCs w:val="32"/>
                 <w:lang w:val="en-US"/>
               </w:rPr>
             </w:pPr>
-            <w:del w:id="335" w:author="Xondamir Tojiboyev" w:date="2026-05-07T21:57:00Z" w16du:dateUtc="2026-05-07T16:57:00Z">
+            <w:del w:id="336" w:author="Xondamir Tojiboyev" w:date="2026-05-07T21:57:00Z" w16du:dateUtc="2026-05-07T16:57:00Z">
               <w:r>
                 <w:rPr>
                   <w:sz w:val="32"/>
@@ -3801,13 +3811,13 @@
       </w:tr>
       <w:tr>
         <w:trPr>
-          <w:del w:id="336" w:author="Xondamir Tojiboyev" w:date="2026-05-07T21:57:00Z" w16du:dateUtc="2026-05-07T16:57:00Z"/>
+          <w:del w:id="337" w:author="Xondamir Tojiboyev" w:date="2026-05-07T21:57:00Z"/>
         </w:trPr>
         <w:tc>
           <w:tcPr>
             <w:cnfStyle w:val="001000000000" w:firstRow="0" w:lastRow="0" w:firstColumn="1" w:lastColumn="0" w:oddVBand="0" w:evenVBand="0" w:oddHBand="0" w:evenHBand="0" w:firstRowFirstColumn="0" w:firstRowLastColumn="0" w:lastRowFirstColumn="0" w:lastRowLastColumn="0"/>
             <w:tcW w:w="3099" w:type="dxa"/>
-            <w:tcPrChange w:id="337" w:author="Xondamir Tojiboyev" w:date="2026-05-07T21:57:00Z" w16du:dateUtc="2026-05-07T16:57:00Z">
+            <w:tcPrChange w:id="338" w:author="Xondamir Tojiboyev" w:date="2026-05-07T21:57:00Z" w16du:dateUtc="2026-05-07T16:57:00Z">
               <w:tcPr>
                 <w:tcW w:w="3114" w:type="dxa"/>
               </w:tcPr>
@@ -3816,19 +3826,19 @@
           <w:p>
             <w:pPr>
               <w:rPr>
-                <w:del w:id="338" w:author="Xondamir Tojiboyev" w:date="2026-05-07T21:57:00Z" w16du:dateUtc="2026-05-07T16:57:00Z"/>
+                <w:del w:id="339" w:author="Xondamir Tojiboyev" w:date="2026-05-07T21:57:00Z" w16du:dateUtc="2026-05-07T16:57:00Z"/>
                 <w:sz w:val="32"/>
                 <w:szCs w:val="32"/>
                 <w:lang w:val="en-US"/>
               </w:rPr>
             </w:pPr>
-            <w:del w:id="339" w:author="Xondamir Tojiboyev" w:date="2026-05-07T21:57:00Z" w16du:dateUtc="2026-05-07T16:57:00Z">
+            <w:del w:id="340" w:author="Xondamir Tojiboyev" w:date="2026-05-07T21:57:00Z" w16du:dateUtc="2026-05-07T16:57:00Z">
               <w:r>
                 <w:rPr>
                   <w:sz w:val="32"/>
                   <w:szCs w:val="32"/>
                   <w:lang w:val="en-US"/>
-                  <w:rPrChange w:id="340" w:author="Xondamir Tojiboyev" w:date="2026-05-07T21:57:00Z" w16du:dateUtc="2026-05-07T16:57:00Z">
+                  <w:rPrChange w:id="341" w:author="Xondamir Tojiboyev" w:date="2026-05-07T21:57:00Z" w16du:dateUtc="2026-05-07T16:57:00Z">
                     <w:rPr>
                       <w:sz w:val="32"/>
                       <w:szCs w:val="32"/>
@@ -3843,7 +3853,7 @@
         <w:tc>
           <w:tcPr>
             <w:tcW w:w="3101" w:type="dxa"/>
-            <w:tcPrChange w:id="341" w:author="Xondamir Tojiboyev" w:date="2026-05-07T21:57:00Z" w16du:dateUtc="2026-05-07T16:57:00Z">
+            <w:tcPrChange w:id="342" w:author="Xondamir Tojiboyev" w:date="2026-05-07T21:57:00Z" w16du:dateUtc="2026-05-07T16:57:00Z">
               <w:tcPr>
                 <w:tcW w:w="3115" w:type="dxa"/>
               </w:tcPr>
@@ -3853,19 +3863,19 @@
             <w:pPr>
               <w:cnfStyle w:val="000000000000" w:firstRow="0" w:lastRow="0" w:firstColumn="0" w:lastColumn="0" w:oddVBand="0" w:evenVBand="0" w:oddHBand="0" w:evenHBand="0" w:firstRowFirstColumn="0" w:firstRowLastColumn="0" w:lastRowFirstColumn="0" w:lastRowLastColumn="0"/>
               <w:rPr>
-                <w:del w:id="342" w:author="Xondamir Tojiboyev" w:date="2026-05-07T21:57:00Z" w16du:dateUtc="2026-05-07T16:57:00Z"/>
+                <w:del w:id="343" w:author="Xondamir Tojiboyev" w:date="2026-05-07T21:57:00Z" w16du:dateUtc="2026-05-07T16:57:00Z"/>
                 <w:sz w:val="32"/>
                 <w:szCs w:val="32"/>
                 <w:lang w:val="en-US"/>
               </w:rPr>
             </w:pPr>
-            <w:del w:id="343" w:author="Xondamir Tojiboyev" w:date="2026-05-07T21:57:00Z" w16du:dateUtc="2026-05-07T16:57:00Z">
+            <w:del w:id="344" w:author="Xondamir Tojiboyev" w:date="2026-05-07T21:57:00Z" w16du:dateUtc="2026-05-07T16:57:00Z">
               <w:r>
                 <w:rPr>
                   <w:sz w:val="32"/>
                   <w:szCs w:val="32"/>
                   <w:lang w:val="en-US"/>
-                  <w:rPrChange w:id="344" w:author="Xondamir Tojiboyev" w:date="2026-05-07T21:57:00Z" w16du:dateUtc="2026-05-07T16:57:00Z">
+                  <w:rPrChange w:id="345" w:author="Xondamir Tojiboyev" w:date="2026-05-07T21:57:00Z" w16du:dateUtc="2026-05-07T16:57:00Z">
                     <w:rPr>
                       <w:sz w:val="32"/>
                       <w:szCs w:val="32"/>
@@ -3880,7 +3890,7 @@
         <w:tc>
           <w:tcPr>
             <w:tcW w:w="3104" w:type="dxa"/>
-            <w:tcPrChange w:id="345" w:author="Xondamir Tojiboyev" w:date="2026-05-07T21:57:00Z" w16du:dateUtc="2026-05-07T16:57:00Z">
+            <w:tcPrChange w:id="346" w:author="Xondamir Tojiboyev" w:date="2026-05-07T21:57:00Z" w16du:dateUtc="2026-05-07T16:57:00Z">
               <w:tcPr>
                 <w:tcW w:w="3115" w:type="dxa"/>
               </w:tcPr>
@@ -3890,13 +3900,13 @@
             <w:pPr>
               <w:cnfStyle w:val="000000000000" w:firstRow="0" w:lastRow="0" w:firstColumn="0" w:lastColumn="0" w:oddVBand="0" w:evenVBand="0" w:oddHBand="0" w:evenHBand="0" w:firstRowFirstColumn="0" w:firstRowLastColumn="0" w:lastRowFirstColumn="0" w:lastRowLastColumn="0"/>
               <w:rPr>
-                <w:del w:id="346" w:author="Xondamir Tojiboyev" w:date="2026-05-07T21:57:00Z" w16du:dateUtc="2026-05-07T16:57:00Z"/>
+                <w:del w:id="347" w:author="Xondamir Tojiboyev" w:date="2026-05-07T21:57:00Z" w16du:dateUtc="2026-05-07T16:57:00Z"/>
                 <w:sz w:val="32"/>
                 <w:szCs w:val="32"/>
                 <w:lang w:val="en-US"/>
               </w:rPr>
             </w:pPr>
-            <w:del w:id="347" w:author="Xondamir Tojiboyev" w:date="2026-05-07T21:57:00Z" w16du:dateUtc="2026-05-07T16:57:00Z">
+            <w:del w:id="348" w:author="Xondamir Tojiboyev" w:date="2026-05-07T21:57:00Z" w16du:dateUtc="2026-05-07T16:57:00Z">
               <w:r>
                 <w:rPr>
                   <w:sz w:val="32"/>
@@ -3913,16 +3923,6 @@
     <w:p>
       <w:pPr>
         <w:rPr>
-          <w:del w:id="348" w:author="Xondamir Tojiboyev" w:date="2026-05-07T21:57:00Z" w16du:dateUtc="2026-05-07T16:57:00Z"/>
-          <w:b/>
-          <w:bCs/>
-          <w:lang w:val="en-US"/>
-        </w:rPr>
-      </w:pPr>
-    </w:p>
-    <w:p>
-      <w:pPr>
-        <w:rPr>
           <w:del w:id="349" w:author="Xondamir Tojiboyev" w:date="2026-05-07T21:57:00Z" w16du:dateUtc="2026-05-07T16:57:00Z"/>
           <w:b/>
           <w:bCs/>
@@ -3932,12 +3932,10 @@
     </w:p>
     <w:p>
       <w:pPr>
-        <w:pStyle w:val="Heading1"/>
         <w:rPr>
           <w:del w:id="350" w:author="Xondamir Tojiboyev" w:date="2026-05-07T21:57:00Z" w16du:dateUtc="2026-05-07T16:57:00Z"/>
           <w:b/>
           <w:bCs/>
-          <w:u w:val="single"/>
           <w:lang w:val="en-US"/>
         </w:rPr>
       </w:pPr>
@@ -3945,16 +3943,28 @@
     <w:p>
       <w:pPr>
         <w:pStyle w:val="Heading1"/>
-        <w:jc w:val="center"/>
-        <w:rPr>
-          <w:ins w:id="351" w:author="Xondamir Tojiboyev" w:date="2026-05-07T21:58:00Z" w16du:dateUtc="2026-05-07T16:58:00Z"/>
+        <w:rPr>
+          <w:del w:id="351" w:author="Xondamir Tojiboyev" w:date="2026-05-07T21:57:00Z" w16du:dateUtc="2026-05-07T16:57:00Z"/>
           <w:b/>
           <w:bCs/>
           <w:u w:val="single"/>
           <w:lang w:val="en-US"/>
-          <w:rPrChange w:id="352" w:author="Xondamir Tojiboyev" w:date="2026-05-07T22:13:00Z" w16du:dateUtc="2026-05-07T17:13:00Z">
+        </w:rPr>
+      </w:pPr>
+    </w:p>
+    <w:p>
+      <w:pPr>
+        <w:pStyle w:val="Heading1"/>
+        <w:jc w:val="center"/>
+        <w:rPr>
+          <w:ins w:id="352" w:author="Xondamir Tojiboyev" w:date="2026-05-07T21:58:00Z" w16du:dateUtc="2026-05-07T16:58:00Z"/>
+          <w:b/>
+          <w:bCs/>
+          <w:u w:val="single"/>
+          <w:lang w:val="en-US"/>
+          <w:rPrChange w:id="353" w:author="Xondamir Tojiboyev" w:date="2026-05-07T22:13:00Z" w16du:dateUtc="2026-05-07T17:13:00Z">
             <w:rPr>
-              <w:ins w:id="353" w:author="Xondamir Tojiboyev" w:date="2026-05-07T21:58:00Z" w16du:dateUtc="2026-05-07T16:58:00Z"/>
+              <w:ins w:id="354" w:author="Xondamir Tojiboyev" w:date="2026-05-07T21:58:00Z" w16du:dateUtc="2026-05-07T16:58:00Z"/>
               <w:b/>
               <w:bCs/>
               <w:u w:val="single"/>
@@ -3974,7 +3984,7 @@
           <w:u w:val="single"/>
           <w:lang w:val="en-US"/>
         </w:rPr>
-        <w:pPrChange w:id="354" w:author="Xondamir Tojiboyev" w:date="2026-05-07T21:59:00Z" w16du:dateUtc="2026-05-07T16:59:00Z">
+        <w:pPrChange w:id="355" w:author="Xondamir Tojiboyev" w:date="2026-05-07T21:59:00Z" w16du:dateUtc="2026-05-07T16:59:00Z">
           <w:pPr>
             <w:pStyle w:val="Heading1"/>
             <w:jc w:val="center"/>
@@ -4041,19 +4051,19 @@
     <w:p>
       <w:pPr>
         <w:rPr>
-          <w:del w:id="355" w:author="Xondamir Tojiboyev" w:date="2026-05-07T22:03:00Z" w16du:dateUtc="2026-05-07T17:03:00Z"/>
+          <w:del w:id="356" w:author="Xondamir Tojiboyev" w:date="2026-05-07T22:03:00Z" w16du:dateUtc="2026-05-07T17:03:00Z"/>
           <w:sz w:val="34"/>
           <w:szCs w:val="28"/>
           <w:lang w:val="en-US"/>
         </w:rPr>
       </w:pPr>
-      <w:ins w:id="356" w:author="Xondamir Tojiboyev" w:date="2026-05-07T22:04:00Z">
+      <w:ins w:id="357" w:author="Xondamir Tojiboyev" w:date="2026-05-07T22:04:00Z">
         <w:r>
           <w:rPr>
             <w:sz w:val="34"/>
             <w:szCs w:val="28"/>
             <w:lang w:val="en-US"/>
-            <w:rPrChange w:id="357" w:author="Xondamir Tojiboyev" w:date="2026-05-07T22:04:00Z" w16du:dateUtc="2026-05-07T17:04:00Z">
+            <w:rPrChange w:id="358" w:author="Xondamir Tojiboyev" w:date="2026-05-07T22:04:00Z" w16du:dateUtc="2026-05-07T17:04:00Z">
               <w:rPr>
                 <w:sz w:val="34"/>
                 <w:szCs w:val="28"/>
@@ -4069,7 +4079,7 @@
             <w:sz w:val="34"/>
             <w:szCs w:val="28"/>
             <w:lang w:val="en-US"/>
-            <w:rPrChange w:id="358" w:author="Xondamir Tojiboyev" w:date="2026-05-07T22:04:00Z" w16du:dateUtc="2026-05-07T17:04:00Z">
+            <w:rPrChange w:id="359" w:author="Xondamir Tojiboyev" w:date="2026-05-07T22:04:00Z" w16du:dateUtc="2026-05-07T17:04:00Z">
               <w:rPr>
                 <w:b/>
                 <w:bCs/>
@@ -4085,7 +4095,7 @@
             <w:sz w:val="34"/>
             <w:szCs w:val="28"/>
             <w:lang w:val="en-US"/>
-            <w:rPrChange w:id="359" w:author="Xondamir Tojiboyev" w:date="2026-05-07T22:04:00Z" w16du:dateUtc="2026-05-07T17:04:00Z">
+            <w:rPrChange w:id="360" w:author="Xondamir Tojiboyev" w:date="2026-05-07T22:04:00Z" w16du:dateUtc="2026-05-07T17:04:00Z">
               <w:rPr>
                 <w:sz w:val="34"/>
                 <w:szCs w:val="28"/>
@@ -4101,7 +4111,7 @@
             <w:sz w:val="34"/>
             <w:szCs w:val="28"/>
             <w:lang w:val="en-US"/>
-            <w:rPrChange w:id="360" w:author="Xondamir Tojiboyev" w:date="2026-05-07T22:04:00Z" w16du:dateUtc="2026-05-07T17:04:00Z">
+            <w:rPrChange w:id="361" w:author="Xondamir Tojiboyev" w:date="2026-05-07T22:04:00Z" w16du:dateUtc="2026-05-07T17:04:00Z">
               <w:rPr>
                 <w:b/>
                 <w:bCs/>
@@ -4117,7 +4127,7 @@
             <w:sz w:val="34"/>
             <w:szCs w:val="28"/>
             <w:lang w:val="en-US"/>
-            <w:rPrChange w:id="361" w:author="Xondamir Tojiboyev" w:date="2026-05-07T22:04:00Z" w16du:dateUtc="2026-05-07T17:04:00Z">
+            <w:rPrChange w:id="362" w:author="Xondamir Tojiboyev" w:date="2026-05-07T22:04:00Z" w16du:dateUtc="2026-05-07T17:04:00Z">
               <w:rPr>
                 <w:sz w:val="34"/>
                 <w:szCs w:val="28"/>
@@ -4131,7 +4141,7 @@
             <w:sz w:val="34"/>
             <w:szCs w:val="28"/>
             <w:lang w:val="en-US"/>
-            <w:rPrChange w:id="362" w:author="Xondamir Tojiboyev" w:date="2026-05-07T22:13:00Z" w16du:dateUtc="2026-05-07T17:13:00Z">
+            <w:rPrChange w:id="363" w:author="Xondamir Tojiboyev" w:date="2026-05-07T22:13:00Z" w16du:dateUtc="2026-05-07T17:13:00Z">
               <w:rPr>
                 <w:sz w:val="34"/>
                 <w:szCs w:val="28"/>
@@ -4141,7 +4151,7 @@
           <w:t>Alloh bergan sog'lik va aql-idrok eng ulug' ne'matdir.</w:t>
         </w:r>
       </w:ins>
-      <w:del w:id="363" w:author="Xondamir Tojiboyev" w:date="2026-05-07T22:03:00Z" w16du:dateUtc="2026-05-07T17:03:00Z">
+      <w:del w:id="364" w:author="Xondamir Tojiboyev" w:date="2026-05-07T22:03:00Z" w16du:dateUtc="2026-05-07T17:03:00Z">
         <w:r>
           <w:rPr>
             <w:sz w:val="34"/>
@@ -4173,13 +4183,13 @@
     <w:p>
       <w:pPr>
         <w:rPr>
-          <w:del w:id="364" w:author="Xondamir Tojiboyev" w:date="2026-05-07T22:03:00Z" w16du:dateUtc="2026-05-07T17:03:00Z"/>
+          <w:del w:id="365" w:author="Xondamir Tojiboyev" w:date="2026-05-07T22:03:00Z" w16du:dateUtc="2026-05-07T17:03:00Z"/>
           <w:sz w:val="34"/>
           <w:szCs w:val="28"/>
           <w:lang w:val="en-US"/>
         </w:rPr>
       </w:pPr>
-      <w:del w:id="365" w:author="Xondamir Tojiboyev" w:date="2026-05-07T22:03:00Z" w16du:dateUtc="2026-05-07T17:03:00Z">
+      <w:del w:id="366" w:author="Xondamir Tojiboyev" w:date="2026-05-07T22:03:00Z" w16du:dateUtc="2026-05-07T17:03:00Z">
         <w:r>
           <w:rPr>
             <w:sz w:val="34"/>
@@ -4211,7 +4221,7 @@
     <w:p>
       <w:pPr>
         <w:rPr>
-          <w:del w:id="366" w:author="Xondamir Tojiboyev" w:date="2026-05-07T22:04:00Z" w16du:dateUtc="2026-05-07T17:04:00Z"/>
+          <w:del w:id="367" w:author="Xondamir Tojiboyev" w:date="2026-05-07T22:04:00Z" w16du:dateUtc="2026-05-07T17:04:00Z"/>
           <w:sz w:val="34"/>
           <w:szCs w:val="28"/>
           <w:lang w:val="en-US"/>
@@ -4221,16 +4231,6 @@
     <w:p>
       <w:pPr>
         <w:rPr>
-          <w:sz w:val="34"/>
-          <w:szCs w:val="28"/>
-          <w:lang w:val="en-US"/>
-        </w:rPr>
-      </w:pPr>
-    </w:p>
-    <w:p>
-      <w:pPr>
-        <w:rPr>
-          <w:ins w:id="367" w:author="Xondamir Tojiboyev" w:date="2026-05-07T22:05:00Z" w16du:dateUtc="2026-05-07T17:05:00Z"/>
           <w:sz w:val="34"/>
           <w:szCs w:val="28"/>
           <w:lang w:val="en-US"/>
@@ -4260,6 +4260,7 @@
     <w:p>
       <w:pPr>
         <w:rPr>
+          <w:ins w:id="370" w:author="Xondamir Tojiboyev" w:date="2026-05-07T22:05:00Z" w16du:dateUtc="2026-05-07T17:05:00Z"/>
           <w:sz w:val="34"/>
           <w:szCs w:val="28"/>
           <w:lang w:val="en-US"/>
@@ -4278,15 +4279,24 @@
     <w:p>
       <w:pPr>
         <w:rPr>
-          <w:ins w:id="370" w:author="Xondamir Tojiboyev" w:date="2026-05-07T22:05:00Z"/>
+          <w:sz w:val="34"/>
+          <w:szCs w:val="28"/>
+          <w:lang w:val="en-US"/>
+        </w:rPr>
+      </w:pPr>
+    </w:p>
+    <w:p>
+      <w:pPr>
+        <w:rPr>
+          <w:ins w:id="371" w:author="Xondamir Tojiboyev" w:date="2026-05-07T22:05:00Z"/>
           <w:b/>
           <w:bCs/>
           <w:sz w:val="34"/>
           <w:szCs w:val="28"/>
           <w:lang w:val="en-US"/>
-          <w:rPrChange w:id="371" w:author="Xondamir Tojiboyev" w:date="2026-05-07T22:13:00Z" w16du:dateUtc="2026-05-07T17:13:00Z">
+          <w:rPrChange w:id="372" w:author="Xondamir Tojiboyev" w:date="2026-05-07T22:13:00Z" w16du:dateUtc="2026-05-07T17:13:00Z">
             <w:rPr>
-              <w:ins w:id="372" w:author="Xondamir Tojiboyev" w:date="2026-05-07T22:05:00Z"/>
+              <w:ins w:id="373" w:author="Xondamir Tojiboyev" w:date="2026-05-07T22:05:00Z"/>
               <w:b/>
               <w:bCs/>
               <w:sz w:val="34"/>
@@ -4295,7 +4305,7 @@
           </w:rPrChange>
         </w:rPr>
       </w:pPr>
-      <w:ins w:id="373" w:author="Xondamir Tojiboyev" w:date="2026-05-07T22:05:00Z">
+      <w:ins w:id="374" w:author="Xondamir Tojiboyev" w:date="2026-05-07T22:05:00Z">
         <w:r>
           <w:rPr>
             <w:b/>
@@ -4303,7 +4313,7 @@
             <w:sz w:val="34"/>
             <w:szCs w:val="28"/>
             <w:lang w:val="en-US"/>
-            <w:rPrChange w:id="374" w:author="Xondamir Tojiboyev" w:date="2026-05-07T22:13:00Z" w16du:dateUtc="2026-05-07T17:13:00Z">
+            <w:rPrChange w:id="375" w:author="Xondamir Tojiboyev" w:date="2026-05-07T22:13:00Z" w16du:dateUtc="2026-05-07T17:13:00Z">
               <w:rPr>
                 <w:b/>
                 <w:bCs/>
@@ -4327,7 +4337,7 @@
           <w:right w:w="15" w:type="dxa"/>
         </w:tblCellMar>
         <w:tblLook w:val="04A0" w:firstRow="1" w:lastRow="0" w:firstColumn="1" w:lastColumn="0" w:noHBand="0" w:noVBand="1"/>
-        <w:tblPrChange w:id="375" w:author="Xondamir Tojiboyev" w:date="2026-05-07T22:05:00Z" w16du:dateUtc="2026-05-07T17:05:00Z">
+        <w:tblPrChange w:id="376" w:author="Xondamir Tojiboyev" w:date="2026-05-07T22:05:00Z" w16du:dateUtc="2026-05-07T17:05:00Z">
           <w:tblPr>
             <w:tblW w:w="0" w:type="auto"/>
             <w:tblCellSpacing w:w="15" w:type="dxa"/>
@@ -4345,7 +4355,7 @@
         <w:gridCol w:w="1667"/>
         <w:gridCol w:w="1467"/>
         <w:gridCol w:w="6170"/>
-        <w:tblGridChange w:id="376">
+        <w:tblGridChange w:id="377">
           <w:tblGrid>
             <w:gridCol w:w="5"/>
             <w:gridCol w:w="1663"/>
@@ -4361,8 +4371,8 @@
         <w:trPr>
           <w:tblHeader/>
           <w:tblCellSpacing w:w="15" w:type="dxa"/>
-          <w:ins w:id="377" w:author="Xondamir Tojiboyev" w:date="2026-05-07T22:05:00Z"/>
-          <w:trPrChange w:id="378" w:author="Xondamir Tojiboyev" w:date="2026-05-07T22:05:00Z" w16du:dateUtc="2026-05-07T17:05:00Z">
+          <w:ins w:id="378" w:author="Xondamir Tojiboyev" w:date="2026-05-07T22:05:00Z"/>
+          <w:trPrChange w:id="379" w:author="Xondamir Tojiboyev" w:date="2026-05-07T22:05:00Z" w16du:dateUtc="2026-05-07T17:05:00Z">
             <w:trPr>
               <w:tblHeader/>
               <w:tblCellSpacing w:w="15" w:type="dxa"/>
@@ -4380,7 +4390,7 @@
             </w:tcBorders>
             <w:vAlign w:val="center"/>
             <w:hideMark/>
-            <w:tcPrChange w:id="379" w:author="Xondamir Tojiboyev" w:date="2026-05-07T22:05:00Z" w16du:dateUtc="2026-05-07T17:05:00Z">
+            <w:tcPrChange w:id="380" w:author="Xondamir Tojiboyev" w:date="2026-05-07T22:05:00Z" w16du:dateUtc="2026-05-07T17:05:00Z">
               <w:tcPr>
                 <w:tcW w:w="0" w:type="auto"/>
                 <w:gridSpan w:val="2"/>
@@ -4392,14 +4402,14 @@
           <w:p>
             <w:pPr>
               <w:rPr>
-                <w:ins w:id="380" w:author="Xondamir Tojiboyev" w:date="2026-05-07T22:05:00Z"/>
+                <w:ins w:id="381" w:author="Xondamir Tojiboyev" w:date="2026-05-07T22:05:00Z"/>
                 <w:b/>
                 <w:bCs/>
                 <w:sz w:val="34"/>
                 <w:szCs w:val="28"/>
               </w:rPr>
             </w:pPr>
-            <w:ins w:id="381" w:author="Xondamir Tojiboyev" w:date="2026-05-07T22:05:00Z">
+            <w:ins w:id="382" w:author="Xondamir Tojiboyev" w:date="2026-05-07T22:05:00Z">
               <w:r>
                 <w:rPr>
                   <w:b/>
@@ -4423,7 +4433,7 @@
             </w:tcBorders>
             <w:vAlign w:val="center"/>
             <w:hideMark/>
-            <w:tcPrChange w:id="382" w:author="Xondamir Tojiboyev" w:date="2026-05-07T22:05:00Z" w16du:dateUtc="2026-05-07T17:05:00Z">
+            <w:tcPrChange w:id="383" w:author="Xondamir Tojiboyev" w:date="2026-05-07T22:05:00Z" w16du:dateUtc="2026-05-07T17:05:00Z">
               <w:tcPr>
                 <w:tcW w:w="0" w:type="auto"/>
                 <w:gridSpan w:val="2"/>
@@ -4435,14 +4445,14 @@
           <w:p>
             <w:pPr>
               <w:rPr>
-                <w:ins w:id="383" w:author="Xondamir Tojiboyev" w:date="2026-05-07T22:05:00Z"/>
+                <w:ins w:id="384" w:author="Xondamir Tojiboyev" w:date="2026-05-07T22:05:00Z"/>
                 <w:b/>
                 <w:bCs/>
                 <w:sz w:val="34"/>
                 <w:szCs w:val="28"/>
               </w:rPr>
             </w:pPr>
-            <w:ins w:id="384" w:author="Xondamir Tojiboyev" w:date="2026-05-07T22:05:00Z">
+            <w:ins w:id="385" w:author="Xondamir Tojiboyev" w:date="2026-05-07T22:05:00Z">
               <w:r>
                 <w:rPr>
                   <w:b/>
@@ -4466,7 +4476,7 @@
             </w:tcBorders>
             <w:vAlign w:val="center"/>
             <w:hideMark/>
-            <w:tcPrChange w:id="385" w:author="Xondamir Tojiboyev" w:date="2026-05-07T22:05:00Z" w16du:dateUtc="2026-05-07T17:05:00Z">
+            <w:tcPrChange w:id="386" w:author="Xondamir Tojiboyev" w:date="2026-05-07T22:05:00Z" w16du:dateUtc="2026-05-07T17:05:00Z">
               <w:tcPr>
                 <w:tcW w:w="0" w:type="auto"/>
                 <w:gridSpan w:val="3"/>
@@ -4478,14 +4488,14 @@
           <w:p>
             <w:pPr>
               <w:rPr>
-                <w:ins w:id="386" w:author="Xondamir Tojiboyev" w:date="2026-05-07T22:05:00Z"/>
+                <w:ins w:id="387" w:author="Xondamir Tojiboyev" w:date="2026-05-07T22:05:00Z"/>
                 <w:b/>
                 <w:bCs/>
                 <w:sz w:val="34"/>
                 <w:szCs w:val="28"/>
               </w:rPr>
             </w:pPr>
-            <w:ins w:id="387" w:author="Xondamir Tojiboyev" w:date="2026-05-07T22:05:00Z">
+            <w:ins w:id="388" w:author="Xondamir Tojiboyev" w:date="2026-05-07T22:05:00Z">
               <w:r>
                 <w:rPr>
                   <w:b/>
@@ -4502,7 +4512,7 @@
       <w:tr>
         <w:trPr>
           <w:tblCellSpacing w:w="15" w:type="dxa"/>
-          <w:ins w:id="388" w:author="Xondamir Tojiboyev" w:date="2026-05-07T22:05:00Z"/>
+          <w:ins w:id="389" w:author="Xondamir Tojiboyev" w:date="2026-05-07T22:05:00Z"/>
         </w:trPr>
         <w:tc>
           <w:tcPr>
@@ -4513,12 +4523,12 @@
           <w:p>
             <w:pPr>
               <w:rPr>
-                <w:ins w:id="389" w:author="Xondamir Tojiboyev" w:date="2026-05-07T22:05:00Z"/>
+                <w:ins w:id="390" w:author="Xondamir Tojiboyev" w:date="2026-05-07T22:05:00Z"/>
                 <w:sz w:val="34"/>
                 <w:szCs w:val="28"/>
               </w:rPr>
             </w:pPr>
-            <w:ins w:id="390" w:author="Xondamir Tojiboyev" w:date="2026-05-07T22:05:00Z">
+            <w:ins w:id="391" w:author="Xondamir Tojiboyev" w:date="2026-05-07T22:05:00Z">
               <w:r>
                 <w:rPr>
                   <w:b/>
@@ -4540,12 +4550,12 @@
           <w:p>
             <w:pPr>
               <w:rPr>
-                <w:ins w:id="391" w:author="Xondamir Tojiboyev" w:date="2026-05-07T22:05:00Z"/>
+                <w:ins w:id="392" w:author="Xondamir Tojiboyev" w:date="2026-05-07T22:05:00Z"/>
                 <w:sz w:val="34"/>
                 <w:szCs w:val="28"/>
               </w:rPr>
             </w:pPr>
-            <w:ins w:id="392" w:author="Xondamir Tojiboyev" w:date="2026-05-07T22:05:00Z">
+            <w:ins w:id="393" w:author="Xondamir Tojiboyev" w:date="2026-05-07T22:05:00Z">
               <w:r>
                 <w:rPr>
                   <w:sz w:val="34"/>
@@ -4565,26 +4575,26 @@
           <w:p>
             <w:pPr>
               <w:rPr>
-                <w:ins w:id="393" w:author="Xondamir Tojiboyev" w:date="2026-05-07T22:05:00Z"/>
+                <w:ins w:id="394" w:author="Xondamir Tojiboyev" w:date="2026-05-07T22:05:00Z"/>
                 <w:sz w:val="34"/>
                 <w:szCs w:val="28"/>
                 <w:lang w:val="en-US"/>
-                <w:rPrChange w:id="394" w:author="Xondamir Tojiboyev" w:date="2026-05-07T22:05:00Z" w16du:dateUtc="2026-05-07T17:05:00Z">
+                <w:rPrChange w:id="395" w:author="Xondamir Tojiboyev" w:date="2026-05-07T22:05:00Z" w16du:dateUtc="2026-05-07T17:05:00Z">
                   <w:rPr>
-                    <w:ins w:id="395" w:author="Xondamir Tojiboyev" w:date="2026-05-07T22:05:00Z"/>
+                    <w:ins w:id="396" w:author="Xondamir Tojiboyev" w:date="2026-05-07T22:05:00Z"/>
                     <w:sz w:val="34"/>
                     <w:szCs w:val="28"/>
                   </w:rPr>
                 </w:rPrChange>
               </w:rPr>
             </w:pPr>
-            <w:ins w:id="396" w:author="Xondamir Tojiboyev" w:date="2026-05-07T22:05:00Z">
+            <w:ins w:id="397" w:author="Xondamir Tojiboyev" w:date="2026-05-07T22:05:00Z">
               <w:r>
                 <w:rPr>
                   <w:sz w:val="34"/>
                   <w:szCs w:val="28"/>
                   <w:lang w:val="en-US"/>
-                  <w:rPrChange w:id="397" w:author="Xondamir Tojiboyev" w:date="2026-05-07T22:05:00Z" w16du:dateUtc="2026-05-07T17:05:00Z">
+                  <w:rPrChange w:id="398" w:author="Xondamir Tojiboyev" w:date="2026-05-07T22:05:00Z" w16du:dateUtc="2026-05-07T17:05:00Z">
                     <w:rPr>
                       <w:sz w:val="34"/>
                       <w:szCs w:val="28"/>
@@ -4601,7 +4611,7 @@
     <w:p>
       <w:pPr>
         <w:rPr>
-          <w:del w:id="398" w:author="Xondamir Tojiboyev" w:date="2026-05-07T22:05:00Z" w16du:dateUtc="2026-05-07T17:05:00Z"/>
+          <w:del w:id="399" w:author="Xondamir Tojiboyev" w:date="2026-05-07T22:05:00Z" w16du:dateUtc="2026-05-07T17:05:00Z"/>
           <w:sz w:val="34"/>
           <w:szCs w:val="28"/>
           <w:lang w:val="en-US"/>
@@ -4611,7 +4621,7 @@
     <w:p>
       <w:pPr>
         <w:rPr>
-          <w:del w:id="399" w:author="Xondamir Tojiboyev" w:date="2026-05-07T22:05:00Z" w16du:dateUtc="2026-05-07T17:05:00Z"/>
+          <w:del w:id="400" w:author="Xondamir Tojiboyev" w:date="2026-05-07T22:05:00Z" w16du:dateUtc="2026-05-07T17:05:00Z"/>
           <w:b/>
           <w:bCs/>
           <w:sz w:val="34"/>
@@ -4619,7 +4629,7 @@
           <w:lang w:val="en-US"/>
         </w:rPr>
       </w:pPr>
-      <w:del w:id="400" w:author="Xondamir Tojiboyev" w:date="2026-05-07T22:05:00Z" w16du:dateUtc="2026-05-07T17:05:00Z">
+      <w:del w:id="401" w:author="Xondamir Tojiboyev" w:date="2026-05-07T22:05:00Z" w16du:dateUtc="2026-05-07T17:05:00Z">
         <w:r>
           <w:rPr>
             <w:rFonts w:ascii="Segoe UI Emoji" w:hAnsi="Segoe UI Emoji" w:cs="Segoe UI Emoji"/>
@@ -4663,7 +4673,7 @@
         <w:trPr>
           <w:tblHeader/>
           <w:tblCellSpacing w:w="15" w:type="dxa"/>
-          <w:del w:id="401" w:author="Xondamir Tojiboyev" w:date="2026-05-07T22:05:00Z" w16du:dateUtc="2026-05-07T17:05:00Z"/>
+          <w:del w:id="402" w:author="Xondamir Tojiboyev" w:date="2026-05-07T22:05:00Z"/>
         </w:trPr>
         <w:tc>
           <w:tcPr>
@@ -4674,15 +4684,15 @@
           <w:p>
             <w:pPr>
               <w:rPr>
-                <w:del w:id="402" w:author="Xondamir Tojiboyev" w:date="2026-05-07T22:05:00Z" w16du:dateUtc="2026-05-07T17:05:00Z"/>
+                <w:del w:id="403" w:author="Xondamir Tojiboyev" w:date="2026-05-07T22:05:00Z" w16du:dateUtc="2026-05-07T17:05:00Z"/>
                 <w:b/>
                 <w:bCs/>
                 <w:sz w:val="34"/>
                 <w:szCs w:val="28"/>
                 <w:lang w:val="en-US"/>
-                <w:rPrChange w:id="403" w:author="Xondamir Tojiboyev" w:date="2026-05-07T21:42:00Z" w16du:dateUtc="2026-05-07T16:42:00Z">
+                <w:rPrChange w:id="404" w:author="Xondamir Tojiboyev" w:date="2026-05-07T21:42:00Z" w16du:dateUtc="2026-05-07T16:42:00Z">
                   <w:rPr>
-                    <w:del w:id="404" w:author="Xondamir Tojiboyev" w:date="2026-05-07T22:05:00Z" w16du:dateUtc="2026-05-07T17:05:00Z"/>
+                    <w:del w:id="405" w:author="Xondamir Tojiboyev" w:date="2026-05-07T22:05:00Z" w16du:dateUtc="2026-05-07T17:05:00Z"/>
                     <w:b/>
                     <w:bCs/>
                     <w:sz w:val="34"/>
@@ -4702,15 +4712,15 @@
           <w:p>
             <w:pPr>
               <w:rPr>
-                <w:del w:id="405" w:author="Xondamir Tojiboyev" w:date="2026-05-07T22:05:00Z" w16du:dateUtc="2026-05-07T17:05:00Z"/>
+                <w:del w:id="406" w:author="Xondamir Tojiboyev" w:date="2026-05-07T22:05:00Z" w16du:dateUtc="2026-05-07T17:05:00Z"/>
                 <w:b/>
                 <w:bCs/>
                 <w:sz w:val="34"/>
                 <w:szCs w:val="28"/>
                 <w:lang w:val="en-US"/>
-                <w:rPrChange w:id="406" w:author="Xondamir Tojiboyev" w:date="2026-05-07T21:42:00Z" w16du:dateUtc="2026-05-07T16:42:00Z">
+                <w:rPrChange w:id="407" w:author="Xondamir Tojiboyev" w:date="2026-05-07T21:42:00Z" w16du:dateUtc="2026-05-07T16:42:00Z">
                   <w:rPr>
-                    <w:del w:id="407" w:author="Xondamir Tojiboyev" w:date="2026-05-07T22:05:00Z" w16du:dateUtc="2026-05-07T17:05:00Z"/>
+                    <w:del w:id="408" w:author="Xondamir Tojiboyev" w:date="2026-05-07T22:05:00Z" w16du:dateUtc="2026-05-07T17:05:00Z"/>
                     <w:b/>
                     <w:bCs/>
                     <w:sz w:val="34"/>
@@ -4730,7 +4740,7 @@
           <w:p>
             <w:pPr>
               <w:rPr>
-                <w:del w:id="408" w:author="Xondamir Tojiboyev" w:date="2026-05-07T22:05:00Z" w16du:dateUtc="2026-05-07T17:05:00Z"/>
+                <w:del w:id="409" w:author="Xondamir Tojiboyev" w:date="2026-05-07T22:05:00Z" w16du:dateUtc="2026-05-07T17:05:00Z"/>
                 <w:b/>
                 <w:bCs/>
                 <w:sz w:val="34"/>
@@ -4744,7 +4754,7 @@
       <w:tr>
         <w:trPr>
           <w:tblCellSpacing w:w="15" w:type="dxa"/>
-          <w:del w:id="409" w:author="Xondamir Tojiboyev" w:date="2026-05-07T22:05:00Z" w16du:dateUtc="2026-05-07T17:05:00Z"/>
+          <w:del w:id="410" w:author="Xondamir Tojiboyev" w:date="2026-05-07T22:05:00Z"/>
         </w:trPr>
         <w:tc>
           <w:tcPr>
@@ -4755,20 +4765,20 @@
           <w:p>
             <w:pPr>
               <w:rPr>
-                <w:del w:id="410" w:author="Xondamir Tojiboyev" w:date="2026-05-07T22:05:00Z" w16du:dateUtc="2026-05-07T17:05:00Z"/>
+                <w:del w:id="411" w:author="Xondamir Tojiboyev" w:date="2026-05-07T22:05:00Z" w16du:dateUtc="2026-05-07T17:05:00Z"/>
                 <w:sz w:val="34"/>
                 <w:szCs w:val="28"/>
                 <w:lang w:val="en-US"/>
-                <w:rPrChange w:id="411" w:author="Xondamir Tojiboyev" w:date="2026-05-07T22:05:00Z" w16du:dateUtc="2026-05-07T17:05:00Z">
+                <w:rPrChange w:id="412" w:author="Xondamir Tojiboyev" w:date="2026-05-07T22:05:00Z" w16du:dateUtc="2026-05-07T17:05:00Z">
                   <w:rPr>
-                    <w:del w:id="412" w:author="Xondamir Tojiboyev" w:date="2026-05-07T22:05:00Z" w16du:dateUtc="2026-05-07T17:05:00Z"/>
+                    <w:del w:id="413" w:author="Xondamir Tojiboyev" w:date="2026-05-07T22:05:00Z" w16du:dateUtc="2026-05-07T17:05:00Z"/>
                     <w:sz w:val="34"/>
                     <w:szCs w:val="28"/>
                   </w:rPr>
                 </w:rPrChange>
               </w:rPr>
             </w:pPr>
-            <w:del w:id="413" w:author="Xondamir Tojiboyev" w:date="2026-05-07T22:05:00Z" w16du:dateUtc="2026-05-07T17:05:00Z">
+            <w:del w:id="414" w:author="Xondamir Tojiboyev" w:date="2026-05-07T22:05:00Z" w16du:dateUtc="2026-05-07T17:05:00Z">
               <w:r>
                 <w:rPr>
                   <w:b/>
@@ -4776,7 +4786,7 @@
                   <w:sz w:val="34"/>
                   <w:szCs w:val="28"/>
                   <w:lang w:val="en-US"/>
-                  <w:rPrChange w:id="414" w:author="Xondamir Tojiboyev" w:date="2026-05-07T22:05:00Z" w16du:dateUtc="2026-05-07T17:05:00Z">
+                  <w:rPrChange w:id="415" w:author="Xondamir Tojiboyev" w:date="2026-05-07T22:05:00Z" w16du:dateUtc="2026-05-07T17:05:00Z">
                     <w:rPr>
                       <w:b/>
                       <w:bCs/>
@@ -4799,13 +4809,13 @@
           <w:p>
             <w:pPr>
               <w:rPr>
-                <w:del w:id="415" w:author="Xondamir Tojiboyev" w:date="2026-05-07T22:05:00Z" w16du:dateUtc="2026-05-07T17:05:00Z"/>
+                <w:del w:id="416" w:author="Xondamir Tojiboyev" w:date="2026-05-07T22:05:00Z" w16du:dateUtc="2026-05-07T17:05:00Z"/>
                 <w:sz w:val="34"/>
                 <w:szCs w:val="28"/>
                 <w:lang w:val="en-US"/>
               </w:rPr>
             </w:pPr>
-            <w:del w:id="416" w:author="Xondamir Tojiboyev" w:date="2026-05-07T22:05:00Z" w16du:dateUtc="2026-05-07T17:05:00Z">
+            <w:del w:id="417" w:author="Xondamir Tojiboyev" w:date="2026-05-07T22:05:00Z" w16du:dateUtc="2026-05-07T17:05:00Z">
               <w:r>
                 <w:rPr>
                   <w:sz w:val="34"/>
@@ -4836,13 +4846,13 @@
           <w:p>
             <w:pPr>
               <w:rPr>
-                <w:del w:id="417" w:author="Xondamir Tojiboyev" w:date="2026-05-07T22:05:00Z" w16du:dateUtc="2026-05-07T17:05:00Z"/>
+                <w:del w:id="418" w:author="Xondamir Tojiboyev" w:date="2026-05-07T22:05:00Z" w16du:dateUtc="2026-05-07T17:05:00Z"/>
                 <w:sz w:val="34"/>
                 <w:szCs w:val="28"/>
                 <w:lang w:val="en-US"/>
               </w:rPr>
             </w:pPr>
-            <w:del w:id="418" w:author="Xondamir Tojiboyev" w:date="2026-05-07T22:05:00Z" w16du:dateUtc="2026-05-07T17:05:00Z">
+            <w:del w:id="419" w:author="Xondamir Tojiboyev" w:date="2026-05-07T22:05:00Z" w16du:dateUtc="2026-05-07T17:05:00Z">
               <w:r>
                 <w:rPr>
                   <w:sz w:val="34"/>
@@ -4933,7 +4943,7 @@
     <w:p>
       <w:pPr>
         <w:rPr>
-          <w:ins w:id="419" w:author="Xondamir Tojiboyev" w:date="2026-05-07T22:05:00Z" w16du:dateUtc="2026-05-07T17:05:00Z"/>
+          <w:ins w:id="420" w:author="Xondamir Tojiboyev" w:date="2026-05-07T22:05:00Z" w16du:dateUtc="2026-05-07T17:05:00Z"/>
           <w:lang w:val="en-US"/>
         </w:rPr>
       </w:pPr>
@@ -5007,7 +5017,7 @@
           <w:u w:val="single"/>
           <w:lang w:val="en-US"/>
         </w:rPr>
-        <w:pPrChange w:id="420" w:author="Xondamir Tojiboyev" w:date="2026-05-07T22:07:00Z" w16du:dateUtc="2026-05-07T17:07:00Z">
+        <w:pPrChange w:id="421" w:author="Xondamir Tojiboyev" w:date="2026-05-07T22:07:00Z" w16du:dateUtc="2026-05-07T17:07:00Z">
           <w:pPr>
             <w:jc w:val="center"/>
           </w:pPr>
@@ -5017,31 +5027,31 @@
     <w:p>
       <w:pPr>
         <w:rPr>
-          <w:ins w:id="421" w:author="Xondamir Tojiboyev" w:date="2026-05-07T22:07:00Z"/>
+          <w:ins w:id="422" w:author="Xondamir Tojiboyev" w:date="2026-05-07T22:07:00Z"/>
           <w:sz w:val="38"/>
           <w:szCs w:val="32"/>
           <w:lang w:val="en-US"/>
-          <w:rPrChange w:id="422" w:author="Xondamir Tojiboyev" w:date="2026-05-07T22:14:00Z" w16du:dateUtc="2026-05-07T17:14:00Z">
+          <w:rPrChange w:id="423" w:author="Xondamir Tojiboyev" w:date="2026-05-07T22:14:00Z" w16du:dateUtc="2026-05-07T17:14:00Z">
             <w:rPr>
-              <w:ins w:id="423" w:author="Xondamir Tojiboyev" w:date="2026-05-07T22:07:00Z"/>
+              <w:ins w:id="424" w:author="Xondamir Tojiboyev" w:date="2026-05-07T22:07:00Z"/>
               <w:sz w:val="34"/>
               <w:szCs w:val="28"/>
             </w:rPr>
           </w:rPrChange>
         </w:rPr>
-        <w:pPrChange w:id="424" w:author="Xondamir Tojiboyev" w:date="2026-05-07T22:07:00Z" w16du:dateUtc="2026-05-07T17:07:00Z">
+        <w:pPrChange w:id="425" w:author="Xondamir Tojiboyev" w:date="2026-05-07T22:07:00Z" w16du:dateUtc="2026-05-07T17:07:00Z">
           <w:pPr>
             <w:jc w:val="center"/>
           </w:pPr>
         </w:pPrChange>
       </w:pPr>
-      <w:ins w:id="425" w:author="Xondamir Tojiboyev" w:date="2026-05-07T22:07:00Z">
+      <w:ins w:id="426" w:author="Xondamir Tojiboyev" w:date="2026-05-07T22:07:00Z">
         <w:r>
           <w:rPr>
             <w:sz w:val="38"/>
             <w:szCs w:val="32"/>
             <w:lang w:val="en-US"/>
-            <w:rPrChange w:id="426" w:author="Xondamir Tojiboyev" w:date="2026-05-07T22:14:00Z" w16du:dateUtc="2026-05-07T17:14:00Z">
+            <w:rPrChange w:id="427" w:author="Xondamir Tojiboyev" w:date="2026-05-07T22:14:00Z" w16du:dateUtc="2026-05-07T17:14:00Z">
               <w:rPr>
                 <w:sz w:val="34"/>
                 <w:szCs w:val="28"/>
@@ -5055,31 +5065,31 @@
     <w:p>
       <w:pPr>
         <w:rPr>
-          <w:ins w:id="427" w:author="Xondamir Tojiboyev" w:date="2026-05-07T22:07:00Z"/>
+          <w:ins w:id="428" w:author="Xondamir Tojiboyev" w:date="2026-05-07T22:07:00Z"/>
           <w:sz w:val="38"/>
           <w:szCs w:val="32"/>
           <w:lang w:val="en-US"/>
-          <w:rPrChange w:id="428" w:author="Xondamir Tojiboyev" w:date="2026-05-07T22:14:00Z" w16du:dateUtc="2026-05-07T17:14:00Z">
+          <w:rPrChange w:id="429" w:author="Xondamir Tojiboyev" w:date="2026-05-07T22:14:00Z" w16du:dateUtc="2026-05-07T17:14:00Z">
             <w:rPr>
-              <w:ins w:id="429" w:author="Xondamir Tojiboyev" w:date="2026-05-07T22:07:00Z"/>
+              <w:ins w:id="430" w:author="Xondamir Tojiboyev" w:date="2026-05-07T22:07:00Z"/>
               <w:sz w:val="34"/>
               <w:szCs w:val="28"/>
             </w:rPr>
           </w:rPrChange>
         </w:rPr>
-        <w:pPrChange w:id="430" w:author="Xondamir Tojiboyev" w:date="2026-05-07T22:07:00Z" w16du:dateUtc="2026-05-07T17:07:00Z">
+        <w:pPrChange w:id="431" w:author="Xondamir Tojiboyev" w:date="2026-05-07T22:07:00Z" w16du:dateUtc="2026-05-07T17:07:00Z">
           <w:pPr>
             <w:jc w:val="center"/>
           </w:pPr>
         </w:pPrChange>
       </w:pPr>
-      <w:ins w:id="431" w:author="Xondamir Tojiboyev" w:date="2026-05-07T22:07:00Z">
+      <w:ins w:id="432" w:author="Xondamir Tojiboyev" w:date="2026-05-07T22:07:00Z">
         <w:r>
           <w:rPr>
             <w:sz w:val="38"/>
             <w:szCs w:val="32"/>
             <w:lang w:val="en-US"/>
-            <w:rPrChange w:id="432" w:author="Xondamir Tojiboyev" w:date="2026-05-07T22:14:00Z" w16du:dateUtc="2026-05-07T17:14:00Z">
+            <w:rPrChange w:id="433" w:author="Xondamir Tojiboyev" w:date="2026-05-07T22:14:00Z" w16du:dateUtc="2026-05-07T17:14:00Z">
               <w:rPr>
                 <w:sz w:val="34"/>
                 <w:szCs w:val="28"/>
@@ -5093,31 +5103,31 @@
     <w:p>
       <w:pPr>
         <w:rPr>
-          <w:ins w:id="433" w:author="Xondamir Tojiboyev" w:date="2026-05-07T22:07:00Z"/>
+          <w:ins w:id="434" w:author="Xondamir Tojiboyev" w:date="2026-05-07T22:07:00Z"/>
           <w:sz w:val="38"/>
           <w:szCs w:val="32"/>
           <w:lang w:val="en-US"/>
-          <w:rPrChange w:id="434" w:author="Xondamir Tojiboyev" w:date="2026-05-07T22:14:00Z" w16du:dateUtc="2026-05-07T17:14:00Z">
+          <w:rPrChange w:id="435" w:author="Xondamir Tojiboyev" w:date="2026-05-07T22:14:00Z" w16du:dateUtc="2026-05-07T17:14:00Z">
             <w:rPr>
-              <w:ins w:id="435" w:author="Xondamir Tojiboyev" w:date="2026-05-07T22:07:00Z"/>
+              <w:ins w:id="436" w:author="Xondamir Tojiboyev" w:date="2026-05-07T22:07:00Z"/>
               <w:sz w:val="34"/>
               <w:szCs w:val="28"/>
             </w:rPr>
           </w:rPrChange>
         </w:rPr>
-        <w:pPrChange w:id="436" w:author="Xondamir Tojiboyev" w:date="2026-05-07T22:07:00Z" w16du:dateUtc="2026-05-07T17:07:00Z">
+        <w:pPrChange w:id="437" w:author="Xondamir Tojiboyev" w:date="2026-05-07T22:07:00Z" w16du:dateUtc="2026-05-07T17:07:00Z">
           <w:pPr>
             <w:jc w:val="center"/>
           </w:pPr>
         </w:pPrChange>
       </w:pPr>
-      <w:ins w:id="437" w:author="Xondamir Tojiboyev" w:date="2026-05-07T22:07:00Z">
+      <w:ins w:id="438" w:author="Xondamir Tojiboyev" w:date="2026-05-07T22:07:00Z">
         <w:r>
           <w:rPr>
             <w:sz w:val="38"/>
             <w:szCs w:val="32"/>
             <w:lang w:val="en-US"/>
-            <w:rPrChange w:id="438" w:author="Xondamir Tojiboyev" w:date="2026-05-07T22:14:00Z" w16du:dateUtc="2026-05-07T17:14:00Z">
+            <w:rPrChange w:id="439" w:author="Xondamir Tojiboyev" w:date="2026-05-07T22:14:00Z" w16du:dateUtc="2026-05-07T17:14:00Z">
               <w:rPr>
                 <w:sz w:val="34"/>
                 <w:szCs w:val="28"/>
@@ -5131,31 +5141,31 @@
     <w:p>
       <w:pPr>
         <w:rPr>
-          <w:ins w:id="439" w:author="Xondamir Tojiboyev" w:date="2026-05-07T22:07:00Z"/>
+          <w:ins w:id="440" w:author="Xondamir Tojiboyev" w:date="2026-05-07T22:07:00Z"/>
           <w:sz w:val="38"/>
           <w:szCs w:val="32"/>
           <w:lang w:val="en-US"/>
-          <w:rPrChange w:id="440" w:author="Xondamir Tojiboyev" w:date="2026-05-07T22:14:00Z" w16du:dateUtc="2026-05-07T17:14:00Z">
+          <w:rPrChange w:id="441" w:author="Xondamir Tojiboyev" w:date="2026-05-07T22:14:00Z" w16du:dateUtc="2026-05-07T17:14:00Z">
             <w:rPr>
-              <w:ins w:id="441" w:author="Xondamir Tojiboyev" w:date="2026-05-07T22:07:00Z"/>
+              <w:ins w:id="442" w:author="Xondamir Tojiboyev" w:date="2026-05-07T22:07:00Z"/>
               <w:sz w:val="34"/>
               <w:szCs w:val="28"/>
             </w:rPr>
           </w:rPrChange>
         </w:rPr>
-        <w:pPrChange w:id="442" w:author="Xondamir Tojiboyev" w:date="2026-05-07T22:07:00Z" w16du:dateUtc="2026-05-07T17:07:00Z">
+        <w:pPrChange w:id="443" w:author="Xondamir Tojiboyev" w:date="2026-05-07T22:07:00Z" w16du:dateUtc="2026-05-07T17:07:00Z">
           <w:pPr>
             <w:jc w:val="center"/>
           </w:pPr>
         </w:pPrChange>
       </w:pPr>
-      <w:ins w:id="443" w:author="Xondamir Tojiboyev" w:date="2026-05-07T22:07:00Z">
+      <w:ins w:id="444" w:author="Xondamir Tojiboyev" w:date="2026-05-07T22:07:00Z">
         <w:r>
           <w:rPr>
             <w:sz w:val="38"/>
             <w:szCs w:val="32"/>
             <w:lang w:val="en-US"/>
-            <w:rPrChange w:id="444" w:author="Xondamir Tojiboyev" w:date="2026-05-07T22:14:00Z" w16du:dateUtc="2026-05-07T17:14:00Z">
+            <w:rPrChange w:id="445" w:author="Xondamir Tojiboyev" w:date="2026-05-07T22:14:00Z" w16du:dateUtc="2026-05-07T17:14:00Z">
               <w:rPr>
                 <w:sz w:val="34"/>
                 <w:szCs w:val="28"/>
@@ -5169,31 +5179,31 @@
     <w:p>
       <w:pPr>
         <w:rPr>
-          <w:ins w:id="445" w:author="Xondamir Tojiboyev" w:date="2026-05-07T22:07:00Z"/>
+          <w:ins w:id="446" w:author="Xondamir Tojiboyev" w:date="2026-05-07T22:07:00Z"/>
           <w:sz w:val="38"/>
           <w:szCs w:val="32"/>
           <w:lang w:val="en-US"/>
-          <w:rPrChange w:id="446" w:author="Xondamir Tojiboyev" w:date="2026-05-07T22:14:00Z" w16du:dateUtc="2026-05-07T17:14:00Z">
+          <w:rPrChange w:id="447" w:author="Xondamir Tojiboyev" w:date="2026-05-07T22:14:00Z" w16du:dateUtc="2026-05-07T17:14:00Z">
             <w:rPr>
-              <w:ins w:id="447" w:author="Xondamir Tojiboyev" w:date="2026-05-07T22:07:00Z"/>
+              <w:ins w:id="448" w:author="Xondamir Tojiboyev" w:date="2026-05-07T22:07:00Z"/>
               <w:sz w:val="34"/>
               <w:szCs w:val="28"/>
             </w:rPr>
           </w:rPrChange>
         </w:rPr>
-        <w:pPrChange w:id="448" w:author="Xondamir Tojiboyev" w:date="2026-05-07T22:07:00Z" w16du:dateUtc="2026-05-07T17:07:00Z">
+        <w:pPrChange w:id="449" w:author="Xondamir Tojiboyev" w:date="2026-05-07T22:07:00Z" w16du:dateUtc="2026-05-07T17:07:00Z">
           <w:pPr>
             <w:jc w:val="center"/>
           </w:pPr>
         </w:pPrChange>
       </w:pPr>
-      <w:ins w:id="449" w:author="Xondamir Tojiboyev" w:date="2026-05-07T22:07:00Z">
+      <w:ins w:id="450" w:author="Xondamir Tojiboyev" w:date="2026-05-07T22:07:00Z">
         <w:r>
           <w:rPr>
             <w:sz w:val="38"/>
             <w:szCs w:val="32"/>
             <w:lang w:val="en-US"/>
-            <w:rPrChange w:id="450" w:author="Xondamir Tojiboyev" w:date="2026-05-07T22:14:00Z" w16du:dateUtc="2026-05-07T17:14:00Z">
+            <w:rPrChange w:id="451" w:author="Xondamir Tojiboyev" w:date="2026-05-07T22:14:00Z" w16du:dateUtc="2026-05-07T17:14:00Z">
               <w:rPr>
                 <w:sz w:val="34"/>
                 <w:szCs w:val="28"/>
@@ -5209,7 +5219,7 @@
             <w:sz w:val="38"/>
             <w:szCs w:val="32"/>
             <w:lang w:val="en-US"/>
-            <w:rPrChange w:id="451" w:author="Xondamir Tojiboyev" w:date="2026-05-07T22:14:00Z" w16du:dateUtc="2026-05-07T17:14:00Z">
+            <w:rPrChange w:id="452" w:author="Xondamir Tojiboyev" w:date="2026-05-07T22:14:00Z" w16du:dateUtc="2026-05-07T17:14:00Z">
               <w:rPr>
                 <w:b/>
                 <w:bCs/>
@@ -5225,7 +5235,7 @@
             <w:sz w:val="38"/>
             <w:szCs w:val="32"/>
             <w:lang w:val="en-US"/>
-            <w:rPrChange w:id="452" w:author="Xondamir Tojiboyev" w:date="2026-05-07T22:14:00Z" w16du:dateUtc="2026-05-07T17:14:00Z">
+            <w:rPrChange w:id="453" w:author="Xondamir Tojiboyev" w:date="2026-05-07T22:14:00Z" w16du:dateUtc="2026-05-07T17:14:00Z">
               <w:rPr>
                 <w:sz w:val="34"/>
                 <w:szCs w:val="28"/>
@@ -5239,14 +5249,11 @@
     <w:p>
       <w:pPr>
         <w:rPr>
-          <w:del w:id="453" w:author="Xondamir Tojiboyev" w:date="2026-05-07T22:07:00Z" w16du:dateUtc="2026-05-07T17:07:00Z"/>
+          <w:del w:id="454" w:author="Xondamir Tojiboyev" w:date="2026-05-07T22:07:00Z" w16du:dateUtc="2026-05-07T17:07:00Z"/>
           <w:sz w:val="34"/>
           <w:szCs w:val="28"/>
           <w:lang w:val="en-US"/>
         </w:rPr>
-        <w:pPrChange w:id="454" w:author="Xondamir Tojiboyev" w:date="2026-05-07T22:07:00Z" w16du:dateUtc="2026-05-07T17:07:00Z">
-          <w:pPr/>
-        </w:pPrChange>
       </w:pPr>
       <w:del w:id="455" w:author="Xondamir Tojiboyev" w:date="2026-05-07T22:07:00Z" w16du:dateUtc="2026-05-07T17:07:00Z">
         <w:r>
@@ -5267,11 +5274,8 @@
           <w:szCs w:val="28"/>
           <w:lang w:val="en-US"/>
         </w:rPr>
-        <w:pPrChange w:id="457" w:author="Xondamir Tojiboyev" w:date="2026-05-07T22:07:00Z" w16du:dateUtc="2026-05-07T17:07:00Z">
-          <w:pPr/>
-        </w:pPrChange>
-      </w:pPr>
-      <w:del w:id="458" w:author="Xondamir Tojiboyev" w:date="2026-05-07T22:07:00Z" w16du:dateUtc="2026-05-07T17:07:00Z">
+      </w:pPr>
+      <w:del w:id="457" w:author="Xondamir Tojiboyev" w:date="2026-05-07T22:07:00Z" w16du:dateUtc="2026-05-07T17:07:00Z">
         <w:r>
           <w:rPr>
             <w:sz w:val="34"/>
@@ -5339,16 +5343,13 @@
     <w:p>
       <w:pPr>
         <w:rPr>
-          <w:del w:id="459" w:author="Xondamir Tojiboyev" w:date="2026-05-07T22:07:00Z" w16du:dateUtc="2026-05-07T17:07:00Z"/>
+          <w:del w:id="458" w:author="Xondamir Tojiboyev" w:date="2026-05-07T22:07:00Z" w16du:dateUtc="2026-05-07T17:07:00Z"/>
           <w:sz w:val="34"/>
           <w:szCs w:val="28"/>
           <w:lang w:val="en-US"/>
         </w:rPr>
-        <w:pPrChange w:id="460" w:author="Xondamir Tojiboyev" w:date="2026-05-07T22:07:00Z" w16du:dateUtc="2026-05-07T17:07:00Z">
-          <w:pPr/>
-        </w:pPrChange>
-      </w:pPr>
-      <w:del w:id="461" w:author="Xondamir Tojiboyev" w:date="2026-05-07T22:07:00Z" w16du:dateUtc="2026-05-07T17:07:00Z">
+      </w:pPr>
+      <w:del w:id="459" w:author="Xondamir Tojiboyev" w:date="2026-05-07T22:07:00Z" w16du:dateUtc="2026-05-07T17:07:00Z">
         <w:r>
           <w:rPr>
             <w:sz w:val="34"/>
@@ -5369,66 +5370,47 @@
     <w:p>
       <w:pPr>
         <w:rPr>
-          <w:lang w:val="en-US"/>
-        </w:rPr>
-      </w:pPr>
-    </w:p>
-    <w:p>
-      <w:pPr>
-        <w:rPr>
-          <w:lang w:val="en-US"/>
-        </w:rPr>
-      </w:pPr>
-    </w:p>
-    <w:p>
-      <w:pPr>
-        <w:rPr>
-          <w:lang w:val="en-US"/>
-        </w:rPr>
-      </w:pPr>
-    </w:p>
-    <w:p>
-      <w:pPr>
-        <w:rPr>
-          <w:lang w:val="en-US"/>
-        </w:rPr>
-      </w:pPr>
-    </w:p>
-    <w:p>
-      <w:pPr>
-        <w:rPr>
-          <w:lang w:val="en-US"/>
-        </w:rPr>
-      </w:pPr>
-    </w:p>
-    <w:p>
-      <w:pPr>
-        <w:rPr>
-          <w:del w:id="462" w:author="Xondamir Tojiboyev" w:date="2026-05-07T22:07:00Z" w16du:dateUtc="2026-05-07T17:07:00Z"/>
-          <w:lang w:val="en-US"/>
-        </w:rPr>
-      </w:pPr>
-    </w:p>
-    <w:p>
-      <w:pPr>
-        <w:rPr>
-          <w:del w:id="463" w:author="Xondamir Tojiboyev" w:date="2026-05-07T22:07:00Z" w16du:dateUtc="2026-05-07T17:07:00Z"/>
-          <w:lang w:val="en-US"/>
-        </w:rPr>
-      </w:pPr>
-    </w:p>
-    <w:p>
-      <w:pPr>
-        <w:rPr>
-          <w:del w:id="464" w:author="Xondamir Tojiboyev" w:date="2026-05-07T22:07:00Z" w16du:dateUtc="2026-05-07T17:07:00Z"/>
-          <w:lang w:val="en-US"/>
-        </w:rPr>
-      </w:pPr>
-    </w:p>
-    <w:p>
-      <w:pPr>
-        <w:rPr>
-          <w:del w:id="465" w:author="Xondamir Tojiboyev" w:date="2026-05-07T22:07:00Z" w16du:dateUtc="2026-05-07T17:07:00Z"/>
+          <w:del w:id="460" w:author="Xondamir Tojiboyev" w:date="2026-05-07T22:25:00Z" w16du:dateUtc="2026-05-07T17:25:00Z"/>
+          <w:lang w:val="en-US"/>
+        </w:rPr>
+      </w:pPr>
+    </w:p>
+    <w:p>
+      <w:pPr>
+        <w:rPr>
+          <w:ins w:id="461" w:author="Xondamir Tojiboyev" w:date="2026-05-07T22:25:00Z" w16du:dateUtc="2026-05-07T17:25:00Z"/>
+          <w:lang w:val="en-US"/>
+        </w:rPr>
+      </w:pPr>
+    </w:p>
+    <w:p>
+      <w:pPr>
+        <w:rPr>
+          <w:del w:id="462" w:author="Xondamir Tojiboyev" w:date="2026-05-07T22:25:00Z" w16du:dateUtc="2026-05-07T17:25:00Z"/>
+          <w:lang w:val="en-US"/>
+        </w:rPr>
+      </w:pPr>
+    </w:p>
+    <w:p>
+      <w:pPr>
+        <w:rPr>
+          <w:del w:id="463" w:author="Xondamir Tojiboyev" w:date="2026-05-07T22:25:00Z" w16du:dateUtc="2026-05-07T17:25:00Z"/>
+          <w:lang w:val="en-US"/>
+        </w:rPr>
+      </w:pPr>
+    </w:p>
+    <w:p>
+      <w:pPr>
+        <w:rPr>
+          <w:del w:id="464" w:author="Xondamir Tojiboyev" w:date="2026-05-07T22:25:00Z" w16du:dateUtc="2026-05-07T17:25:00Z"/>
+          <w:lang w:val="en-US"/>
+        </w:rPr>
+      </w:pPr>
+    </w:p>
+    <w:p>
+      <w:pPr>
+        <w:rPr>
+          <w:del w:id="465" w:author="Xondamir Tojiboyev" w:date="2026-05-07T22:25:00Z" w16du:dateUtc="2026-05-07T17:25:00Z"/>
           <w:lang w:val="en-US"/>
         </w:rPr>
       </w:pPr>
@@ -5453,6 +5435,38 @@
       <w:pPr>
         <w:rPr>
           <w:del w:id="468" w:author="Xondamir Tojiboyev" w:date="2026-05-07T22:07:00Z" w16du:dateUtc="2026-05-07T17:07:00Z"/>
+          <w:lang w:val="en-US"/>
+        </w:rPr>
+      </w:pPr>
+    </w:p>
+    <w:p>
+      <w:pPr>
+        <w:rPr>
+          <w:del w:id="469" w:author="Xondamir Tojiboyev" w:date="2026-05-07T22:07:00Z" w16du:dateUtc="2026-05-07T17:07:00Z"/>
+          <w:lang w:val="en-US"/>
+        </w:rPr>
+      </w:pPr>
+    </w:p>
+    <w:p>
+      <w:pPr>
+        <w:rPr>
+          <w:del w:id="470" w:author="Xondamir Tojiboyev" w:date="2026-05-07T22:07:00Z" w16du:dateUtc="2026-05-07T17:07:00Z"/>
+          <w:lang w:val="en-US"/>
+        </w:rPr>
+      </w:pPr>
+    </w:p>
+    <w:p>
+      <w:pPr>
+        <w:rPr>
+          <w:del w:id="471" w:author="Xondamir Tojiboyev" w:date="2026-05-07T22:07:00Z" w16du:dateUtc="2026-05-07T17:07:00Z"/>
+          <w:lang w:val="en-US"/>
+        </w:rPr>
+      </w:pPr>
+    </w:p>
+    <w:p>
+      <w:pPr>
+        <w:rPr>
+          <w:del w:id="472" w:author="Xondamir Tojiboyev" w:date="2026-05-07T22:07:00Z" w16du:dateUtc="2026-05-07T17:07:00Z"/>
           <w:lang w:val="en-US"/>
         </w:rPr>
       </w:pPr>
@@ -5521,15 +5535,15 @@
           <w:numId w:val="9"/>
         </w:numPr>
         <w:rPr>
-          <w:ins w:id="469" w:author="Xondamir Tojiboyev" w:date="2026-05-07T22:10:00Z"/>
+          <w:ins w:id="473" w:author="Xondamir Tojiboyev" w:date="2026-05-07T22:10:00Z"/>
           <w:b/>
           <w:bCs/>
           <w:sz w:val="36"/>
           <w:szCs w:val="30"/>
           <w:lang w:val="en-US"/>
-          <w:rPrChange w:id="470" w:author="Xondamir Tojiboyev" w:date="2026-05-07T22:10:00Z" w16du:dateUtc="2026-05-07T17:10:00Z">
+          <w:rPrChange w:id="474" w:author="Xondamir Tojiboyev" w:date="2026-05-07T22:10:00Z" w16du:dateUtc="2026-05-07T17:10:00Z">
             <w:rPr>
-              <w:ins w:id="471" w:author="Xondamir Tojiboyev" w:date="2026-05-07T22:10:00Z"/>
+              <w:ins w:id="475" w:author="Xondamir Tojiboyev" w:date="2026-05-07T22:10:00Z"/>
               <w:b/>
               <w:bCs/>
               <w:sz w:val="36"/>
@@ -5537,11 +5551,11 @@
             </w:rPr>
           </w:rPrChange>
         </w:rPr>
-        <w:pPrChange w:id="472" w:author="Xondamir Tojiboyev" w:date="2026-05-07T22:10:00Z" w16du:dateUtc="2026-05-07T17:10:00Z">
+        <w:pPrChange w:id="476" w:author="Xondamir Tojiboyev" w:date="2026-05-07T22:10:00Z" w16du:dateUtc="2026-05-07T17:10:00Z">
           <w:pPr/>
         </w:pPrChange>
       </w:pPr>
-      <w:ins w:id="473" w:author="Xondamir Tojiboyev" w:date="2026-05-07T22:10:00Z">
+      <w:ins w:id="477" w:author="Xondamir Tojiboyev" w:date="2026-05-07T22:10:00Z">
         <w:r>
           <w:rPr>
             <w:b/>
@@ -5549,7 +5563,7 @@
             <w:sz w:val="36"/>
             <w:szCs w:val="30"/>
             <w:lang w:val="en-US"/>
-            <w:rPrChange w:id="474" w:author="Xondamir Tojiboyev" w:date="2026-05-07T22:10:00Z" w16du:dateUtc="2026-05-07T17:10:00Z">
+            <w:rPrChange w:id="478" w:author="Xondamir Tojiboyev" w:date="2026-05-07T22:10:00Z" w16du:dateUtc="2026-05-07T17:10:00Z">
               <w:rPr>
                 <w:b/>
                 <w:bCs/>
@@ -5570,15 +5584,15 @@
           <w:numId w:val="9"/>
         </w:numPr>
         <w:rPr>
-          <w:ins w:id="475" w:author="Xondamir Tojiboyev" w:date="2026-05-07T22:10:00Z"/>
+          <w:ins w:id="479" w:author="Xondamir Tojiboyev" w:date="2026-05-07T22:10:00Z"/>
           <w:b/>
           <w:bCs/>
           <w:sz w:val="36"/>
           <w:szCs w:val="30"/>
           <w:lang w:val="en-US"/>
-          <w:rPrChange w:id="476" w:author="Xondamir Tojiboyev" w:date="2026-05-07T22:10:00Z" w16du:dateUtc="2026-05-07T17:10:00Z">
+          <w:rPrChange w:id="480" w:author="Xondamir Tojiboyev" w:date="2026-05-07T22:10:00Z" w16du:dateUtc="2026-05-07T17:10:00Z">
             <w:rPr>
-              <w:ins w:id="477" w:author="Xondamir Tojiboyev" w:date="2026-05-07T22:10:00Z"/>
+              <w:ins w:id="481" w:author="Xondamir Tojiboyev" w:date="2026-05-07T22:10:00Z"/>
               <w:b/>
               <w:bCs/>
               <w:sz w:val="36"/>
@@ -5586,11 +5600,11 @@
             </w:rPr>
           </w:rPrChange>
         </w:rPr>
-        <w:pPrChange w:id="478" w:author="Xondamir Tojiboyev" w:date="2026-05-07T22:10:00Z" w16du:dateUtc="2026-05-07T17:10:00Z">
+        <w:pPrChange w:id="482" w:author="Xondamir Tojiboyev" w:date="2026-05-07T22:10:00Z" w16du:dateUtc="2026-05-07T17:10:00Z">
           <w:pPr/>
         </w:pPrChange>
       </w:pPr>
-      <w:ins w:id="479" w:author="Xondamir Tojiboyev" w:date="2026-05-07T22:10:00Z">
+      <w:ins w:id="483" w:author="Xondamir Tojiboyev" w:date="2026-05-07T22:10:00Z">
         <w:r>
           <w:rPr>
             <w:b/>
@@ -5598,7 +5612,7 @@
             <w:sz w:val="36"/>
             <w:szCs w:val="30"/>
             <w:lang w:val="en-US"/>
-            <w:rPrChange w:id="480" w:author="Xondamir Tojiboyev" w:date="2026-05-07T22:10:00Z" w16du:dateUtc="2026-05-07T17:10:00Z">
+            <w:rPrChange w:id="484" w:author="Xondamir Tojiboyev" w:date="2026-05-07T22:10:00Z" w16du:dateUtc="2026-05-07T17:10:00Z">
               <w:rPr>
                 <w:b/>
                 <w:bCs/>
@@ -5619,15 +5633,15 @@
           <w:numId w:val="9"/>
         </w:numPr>
         <w:rPr>
-          <w:ins w:id="481" w:author="Xondamir Tojiboyev" w:date="2026-05-07T22:10:00Z"/>
+          <w:ins w:id="485" w:author="Xondamir Tojiboyev" w:date="2026-05-07T22:10:00Z"/>
           <w:b/>
           <w:bCs/>
           <w:sz w:val="36"/>
           <w:szCs w:val="30"/>
           <w:lang w:val="en-US"/>
-          <w:rPrChange w:id="482" w:author="Xondamir Tojiboyev" w:date="2026-05-07T22:10:00Z" w16du:dateUtc="2026-05-07T17:10:00Z">
+          <w:rPrChange w:id="486" w:author="Xondamir Tojiboyev" w:date="2026-05-07T22:10:00Z" w16du:dateUtc="2026-05-07T17:10:00Z">
             <w:rPr>
-              <w:ins w:id="483" w:author="Xondamir Tojiboyev" w:date="2026-05-07T22:10:00Z"/>
+              <w:ins w:id="487" w:author="Xondamir Tojiboyev" w:date="2026-05-07T22:10:00Z"/>
               <w:b/>
               <w:bCs/>
               <w:sz w:val="36"/>
@@ -5635,11 +5649,11 @@
             </w:rPr>
           </w:rPrChange>
         </w:rPr>
-        <w:pPrChange w:id="484" w:author="Xondamir Tojiboyev" w:date="2026-05-07T22:10:00Z" w16du:dateUtc="2026-05-07T17:10:00Z">
+        <w:pPrChange w:id="488" w:author="Xondamir Tojiboyev" w:date="2026-05-07T22:10:00Z" w16du:dateUtc="2026-05-07T17:10:00Z">
           <w:pPr/>
         </w:pPrChange>
       </w:pPr>
-      <w:ins w:id="485" w:author="Xondamir Tojiboyev" w:date="2026-05-07T22:10:00Z">
+      <w:ins w:id="489" w:author="Xondamir Tojiboyev" w:date="2026-05-07T22:10:00Z">
         <w:r>
           <w:rPr>
             <w:b/>
@@ -5647,7 +5661,7 @@
             <w:sz w:val="36"/>
             <w:szCs w:val="30"/>
             <w:lang w:val="en-US"/>
-            <w:rPrChange w:id="486" w:author="Xondamir Tojiboyev" w:date="2026-05-07T22:10:00Z" w16du:dateUtc="2026-05-07T17:10:00Z">
+            <w:rPrChange w:id="490" w:author="Xondamir Tojiboyev" w:date="2026-05-07T22:10:00Z" w16du:dateUtc="2026-05-07T17:10:00Z">
               <w:rPr>
                 <w:b/>
                 <w:bCs/>
@@ -5668,15 +5682,15 @@
           <w:numId w:val="9"/>
         </w:numPr>
         <w:rPr>
-          <w:ins w:id="487" w:author="Xondamir Tojiboyev" w:date="2026-05-07T22:10:00Z"/>
+          <w:ins w:id="491" w:author="Xondamir Tojiboyev" w:date="2026-05-07T22:10:00Z"/>
           <w:b/>
           <w:bCs/>
           <w:sz w:val="36"/>
           <w:szCs w:val="30"/>
           <w:lang w:val="en-US"/>
-          <w:rPrChange w:id="488" w:author="Xondamir Tojiboyev" w:date="2026-05-07T22:10:00Z" w16du:dateUtc="2026-05-07T17:10:00Z">
+          <w:rPrChange w:id="492" w:author="Xondamir Tojiboyev" w:date="2026-05-07T22:10:00Z" w16du:dateUtc="2026-05-07T17:10:00Z">
             <w:rPr>
-              <w:ins w:id="489" w:author="Xondamir Tojiboyev" w:date="2026-05-07T22:10:00Z"/>
+              <w:ins w:id="493" w:author="Xondamir Tojiboyev" w:date="2026-05-07T22:10:00Z"/>
               <w:b/>
               <w:bCs/>
               <w:sz w:val="36"/>
@@ -5684,11 +5698,11 @@
             </w:rPr>
           </w:rPrChange>
         </w:rPr>
-        <w:pPrChange w:id="490" w:author="Xondamir Tojiboyev" w:date="2026-05-07T22:10:00Z" w16du:dateUtc="2026-05-07T17:10:00Z">
+        <w:pPrChange w:id="494" w:author="Xondamir Tojiboyev" w:date="2026-05-07T22:10:00Z" w16du:dateUtc="2026-05-07T17:10:00Z">
           <w:pPr/>
         </w:pPrChange>
       </w:pPr>
-      <w:ins w:id="491" w:author="Xondamir Tojiboyev" w:date="2026-05-07T22:10:00Z">
+      <w:ins w:id="495" w:author="Xondamir Tojiboyev" w:date="2026-05-07T22:10:00Z">
         <w:r>
           <w:rPr>
             <w:b/>
@@ -5696,7 +5710,7 @@
             <w:sz w:val="36"/>
             <w:szCs w:val="30"/>
             <w:lang w:val="en-US"/>
-            <w:rPrChange w:id="492" w:author="Xondamir Tojiboyev" w:date="2026-05-07T22:10:00Z" w16du:dateUtc="2026-05-07T17:10:00Z">
+            <w:rPrChange w:id="496" w:author="Xondamir Tojiboyev" w:date="2026-05-07T22:10:00Z" w16du:dateUtc="2026-05-07T17:10:00Z">
               <w:rPr>
                 <w:b/>
                 <w:bCs/>
@@ -5717,15 +5731,15 @@
           <w:numId w:val="9"/>
         </w:numPr>
         <w:rPr>
-          <w:ins w:id="493" w:author="Xondamir Tojiboyev" w:date="2026-05-07T22:10:00Z"/>
+          <w:ins w:id="497" w:author="Xondamir Tojiboyev" w:date="2026-05-07T22:10:00Z"/>
           <w:b/>
           <w:bCs/>
           <w:sz w:val="36"/>
           <w:szCs w:val="30"/>
           <w:lang w:val="en-US"/>
-          <w:rPrChange w:id="494" w:author="Xondamir Tojiboyev" w:date="2026-05-07T22:10:00Z" w16du:dateUtc="2026-05-07T17:10:00Z">
+          <w:rPrChange w:id="498" w:author="Xondamir Tojiboyev" w:date="2026-05-07T22:10:00Z" w16du:dateUtc="2026-05-07T17:10:00Z">
             <w:rPr>
-              <w:ins w:id="495" w:author="Xondamir Tojiboyev" w:date="2026-05-07T22:10:00Z"/>
+              <w:ins w:id="499" w:author="Xondamir Tojiboyev" w:date="2026-05-07T22:10:00Z"/>
               <w:b/>
               <w:bCs/>
               <w:sz w:val="36"/>
@@ -5733,11 +5747,11 @@
             </w:rPr>
           </w:rPrChange>
         </w:rPr>
-        <w:pPrChange w:id="496" w:author="Xondamir Tojiboyev" w:date="2026-05-07T22:10:00Z" w16du:dateUtc="2026-05-07T17:10:00Z">
+        <w:pPrChange w:id="500" w:author="Xondamir Tojiboyev" w:date="2026-05-07T22:10:00Z" w16du:dateUtc="2026-05-07T17:10:00Z">
           <w:pPr/>
         </w:pPrChange>
       </w:pPr>
-      <w:ins w:id="497" w:author="Xondamir Tojiboyev" w:date="2026-05-07T22:10:00Z">
+      <w:ins w:id="501" w:author="Xondamir Tojiboyev" w:date="2026-05-07T22:10:00Z">
         <w:r>
           <w:rPr>
             <w:b/>
@@ -5745,7 +5759,7 @@
             <w:sz w:val="36"/>
             <w:szCs w:val="30"/>
             <w:lang w:val="en-US"/>
-            <w:rPrChange w:id="498" w:author="Xondamir Tojiboyev" w:date="2026-05-07T22:10:00Z" w16du:dateUtc="2026-05-07T17:10:00Z">
+            <w:rPrChange w:id="502" w:author="Xondamir Tojiboyev" w:date="2026-05-07T22:10:00Z" w16du:dateUtc="2026-05-07T17:10:00Z">
               <w:rPr>
                 <w:b/>
                 <w:bCs/>
@@ -5766,15 +5780,15 @@
           <w:numId w:val="9"/>
         </w:numPr>
         <w:rPr>
-          <w:ins w:id="499" w:author="Xondamir Tojiboyev" w:date="2026-05-07T22:10:00Z"/>
+          <w:ins w:id="503" w:author="Xondamir Tojiboyev" w:date="2026-05-07T22:10:00Z"/>
           <w:b/>
           <w:bCs/>
           <w:sz w:val="36"/>
           <w:szCs w:val="30"/>
           <w:lang w:val="en-US"/>
-          <w:rPrChange w:id="500" w:author="Xondamir Tojiboyev" w:date="2026-05-07T22:10:00Z" w16du:dateUtc="2026-05-07T17:10:00Z">
+          <w:rPrChange w:id="504" w:author="Xondamir Tojiboyev" w:date="2026-05-07T22:10:00Z" w16du:dateUtc="2026-05-07T17:10:00Z">
             <w:rPr>
-              <w:ins w:id="501" w:author="Xondamir Tojiboyev" w:date="2026-05-07T22:10:00Z"/>
+              <w:ins w:id="505" w:author="Xondamir Tojiboyev" w:date="2026-05-07T22:10:00Z"/>
               <w:b/>
               <w:bCs/>
               <w:sz w:val="36"/>
@@ -5782,11 +5796,11 @@
             </w:rPr>
           </w:rPrChange>
         </w:rPr>
-        <w:pPrChange w:id="502" w:author="Xondamir Tojiboyev" w:date="2026-05-07T22:10:00Z" w16du:dateUtc="2026-05-07T17:10:00Z">
+        <w:pPrChange w:id="506" w:author="Xondamir Tojiboyev" w:date="2026-05-07T22:10:00Z" w16du:dateUtc="2026-05-07T17:10:00Z">
           <w:pPr/>
         </w:pPrChange>
       </w:pPr>
-      <w:ins w:id="503" w:author="Xondamir Tojiboyev" w:date="2026-05-07T22:10:00Z">
+      <w:ins w:id="507" w:author="Xondamir Tojiboyev" w:date="2026-05-07T22:10:00Z">
         <w:r>
           <w:rPr>
             <w:b/>
@@ -5794,7 +5808,7 @@
             <w:sz w:val="36"/>
             <w:szCs w:val="30"/>
             <w:lang w:val="en-US"/>
-            <w:rPrChange w:id="504" w:author="Xondamir Tojiboyev" w:date="2026-05-07T22:10:00Z" w16du:dateUtc="2026-05-07T17:10:00Z">
+            <w:rPrChange w:id="508" w:author="Xondamir Tojiboyev" w:date="2026-05-07T22:10:00Z" w16du:dateUtc="2026-05-07T17:10:00Z">
               <w:rPr>
                 <w:b/>
                 <w:bCs/>
@@ -5815,15 +5829,15 @@
           <w:numId w:val="9"/>
         </w:numPr>
         <w:rPr>
-          <w:ins w:id="505" w:author="Xondamir Tojiboyev" w:date="2026-05-07T22:10:00Z"/>
+          <w:ins w:id="509" w:author="Xondamir Tojiboyev" w:date="2026-05-07T22:10:00Z"/>
           <w:b/>
           <w:bCs/>
           <w:sz w:val="36"/>
           <w:szCs w:val="30"/>
           <w:lang w:val="en-US"/>
-          <w:rPrChange w:id="506" w:author="Xondamir Tojiboyev" w:date="2026-05-07T22:10:00Z" w16du:dateUtc="2026-05-07T17:10:00Z">
+          <w:rPrChange w:id="510" w:author="Xondamir Tojiboyev" w:date="2026-05-07T22:10:00Z" w16du:dateUtc="2026-05-07T17:10:00Z">
             <w:rPr>
-              <w:ins w:id="507" w:author="Xondamir Tojiboyev" w:date="2026-05-07T22:10:00Z"/>
+              <w:ins w:id="511" w:author="Xondamir Tojiboyev" w:date="2026-05-07T22:10:00Z"/>
               <w:b/>
               <w:bCs/>
               <w:sz w:val="36"/>
@@ -5831,11 +5845,11 @@
             </w:rPr>
           </w:rPrChange>
         </w:rPr>
-        <w:pPrChange w:id="508" w:author="Xondamir Tojiboyev" w:date="2026-05-07T22:10:00Z" w16du:dateUtc="2026-05-07T17:10:00Z">
+        <w:pPrChange w:id="512" w:author="Xondamir Tojiboyev" w:date="2026-05-07T22:10:00Z" w16du:dateUtc="2026-05-07T17:10:00Z">
           <w:pPr/>
         </w:pPrChange>
       </w:pPr>
-      <w:ins w:id="509" w:author="Xondamir Tojiboyev" w:date="2026-05-07T22:10:00Z">
+      <w:ins w:id="513" w:author="Xondamir Tojiboyev" w:date="2026-05-07T22:10:00Z">
         <w:r>
           <w:rPr>
             <w:b/>
@@ -5843,7 +5857,7 @@
             <w:sz w:val="36"/>
             <w:szCs w:val="30"/>
             <w:lang w:val="en-US"/>
-            <w:rPrChange w:id="510" w:author="Xondamir Tojiboyev" w:date="2026-05-07T22:10:00Z" w16du:dateUtc="2026-05-07T17:10:00Z">
+            <w:rPrChange w:id="514" w:author="Xondamir Tojiboyev" w:date="2026-05-07T22:10:00Z" w16du:dateUtc="2026-05-07T17:10:00Z">
               <w:rPr>
                 <w:b/>
                 <w:bCs/>
@@ -5864,15 +5878,15 @@
           <w:numId w:val="9"/>
         </w:numPr>
         <w:rPr>
-          <w:ins w:id="511" w:author="Xondamir Tojiboyev" w:date="2026-05-07T22:10:00Z"/>
+          <w:ins w:id="515" w:author="Xondamir Tojiboyev" w:date="2026-05-07T22:10:00Z"/>
           <w:b/>
           <w:bCs/>
           <w:sz w:val="36"/>
           <w:szCs w:val="30"/>
           <w:lang w:val="en-US"/>
-          <w:rPrChange w:id="512" w:author="Xondamir Tojiboyev" w:date="2026-05-07T22:10:00Z" w16du:dateUtc="2026-05-07T17:10:00Z">
+          <w:rPrChange w:id="516" w:author="Xondamir Tojiboyev" w:date="2026-05-07T22:10:00Z" w16du:dateUtc="2026-05-07T17:10:00Z">
             <w:rPr>
-              <w:ins w:id="513" w:author="Xondamir Tojiboyev" w:date="2026-05-07T22:10:00Z"/>
+              <w:ins w:id="517" w:author="Xondamir Tojiboyev" w:date="2026-05-07T22:10:00Z"/>
               <w:b/>
               <w:bCs/>
               <w:sz w:val="36"/>
@@ -5880,11 +5894,11 @@
             </w:rPr>
           </w:rPrChange>
         </w:rPr>
-        <w:pPrChange w:id="514" w:author="Xondamir Tojiboyev" w:date="2026-05-07T22:10:00Z" w16du:dateUtc="2026-05-07T17:10:00Z">
+        <w:pPrChange w:id="518" w:author="Xondamir Tojiboyev" w:date="2026-05-07T22:10:00Z" w16du:dateUtc="2026-05-07T17:10:00Z">
           <w:pPr/>
         </w:pPrChange>
       </w:pPr>
-      <w:ins w:id="515" w:author="Xondamir Tojiboyev" w:date="2026-05-07T22:10:00Z">
+      <w:ins w:id="519" w:author="Xondamir Tojiboyev" w:date="2026-05-07T22:10:00Z">
         <w:r>
           <w:rPr>
             <w:b/>
@@ -5892,7 +5906,7 @@
             <w:sz w:val="36"/>
             <w:szCs w:val="30"/>
             <w:lang w:val="en-US"/>
-            <w:rPrChange w:id="516" w:author="Xondamir Tojiboyev" w:date="2026-05-07T22:10:00Z" w16du:dateUtc="2026-05-07T17:10:00Z">
+            <w:rPrChange w:id="520" w:author="Xondamir Tojiboyev" w:date="2026-05-07T22:10:00Z" w16du:dateUtc="2026-05-07T17:10:00Z">
               <w:rPr>
                 <w:b/>
                 <w:bCs/>
@@ -5909,7 +5923,7 @@
       <w:pPr>
         <w:pStyle w:val="ListParagraph"/>
         <w:rPr>
-          <w:ins w:id="517" w:author="Xondamir Tojiboyev" w:date="2026-05-07T22:11:00Z" w16du:dateUtc="2026-05-07T17:11:00Z"/>
+          <w:ins w:id="521" w:author="Xondamir Tojiboyev" w:date="2026-05-07T22:11:00Z" w16du:dateUtc="2026-05-07T17:11:00Z"/>
           <w:b/>
           <w:bCs/>
           <w:sz w:val="36"/>
@@ -5917,7 +5931,7 @@
           <w:lang w:val="en-US"/>
         </w:rPr>
       </w:pPr>
-      <w:ins w:id="518" w:author="Xondamir Tojiboyev" w:date="2026-05-07T22:10:00Z">
+      <w:ins w:id="522" w:author="Xondamir Tojiboyev" w:date="2026-05-07T22:10:00Z">
         <w:r>
           <w:rPr>
             <w:b/>
@@ -5925,7 +5939,7 @@
             <w:sz w:val="36"/>
             <w:szCs w:val="30"/>
             <w:lang w:val="en-US"/>
-            <w:rPrChange w:id="519" w:author="Xondamir Tojiboyev" w:date="2026-05-07T22:10:00Z" w16du:dateUtc="2026-05-07T17:10:00Z">
+            <w:rPrChange w:id="523" w:author="Xondamir Tojiboyev" w:date="2026-05-07T22:10:00Z" w16du:dateUtc="2026-05-07T17:10:00Z">
               <w:rPr>
                 <w:b/>
                 <w:bCs/>
@@ -5942,7 +5956,7 @@
       <w:pPr>
         <w:pStyle w:val="ListParagraph"/>
         <w:rPr>
-          <w:ins w:id="520" w:author="Xondamir Tojiboyev" w:date="2026-05-07T22:11:00Z" w16du:dateUtc="2026-05-07T17:11:00Z"/>
+          <w:ins w:id="524" w:author="Xondamir Tojiboyev" w:date="2026-05-07T22:11:00Z" w16du:dateUtc="2026-05-07T17:11:00Z"/>
           <w:b/>
           <w:bCs/>
           <w:sz w:val="36"/>
@@ -5959,24 +5973,24 @@
           <w:numId w:val="10"/>
         </w:numPr>
         <w:rPr>
-          <w:del w:id="521" w:author="Xondamir Tojiboyev" w:date="2026-05-07T22:10:00Z" w16du:dateUtc="2026-05-07T17:10:00Z"/>
+          <w:del w:id="525" w:author="Xondamir Tojiboyev" w:date="2026-05-07T22:10:00Z" w16du:dateUtc="2026-05-07T17:10:00Z"/>
           <w:b/>
           <w:bCs/>
           <w:sz w:val="36"/>
           <w:szCs w:val="30"/>
           <w:lang w:val="en-US"/>
-          <w:rPrChange w:id="522" w:author="Xondamir Tojiboyev" w:date="2026-05-07T22:10:00Z" w16du:dateUtc="2026-05-07T17:10:00Z">
+          <w:rPrChange w:id="526" w:author="Xondamir Tojiboyev" w:date="2026-05-07T22:10:00Z" w16du:dateUtc="2026-05-07T17:10:00Z">
             <w:rPr>
-              <w:del w:id="523" w:author="Xondamir Tojiboyev" w:date="2026-05-07T22:10:00Z" w16du:dateUtc="2026-05-07T17:10:00Z"/>
+              <w:del w:id="527" w:author="Xondamir Tojiboyev" w:date="2026-05-07T22:10:00Z" w16du:dateUtc="2026-05-07T17:10:00Z"/>
               <w:lang w:val="en-US"/>
             </w:rPr>
           </w:rPrChange>
         </w:rPr>
-        <w:pPrChange w:id="524" w:author="Xondamir Tojiboyev" w:date="2026-05-07T22:11:00Z" w16du:dateUtc="2026-05-07T17:11:00Z">
+        <w:pPrChange w:id="528" w:author="Xondamir Tojiboyev" w:date="2026-05-07T22:11:00Z" w16du:dateUtc="2026-05-07T17:11:00Z">
           <w:pPr/>
         </w:pPrChange>
       </w:pPr>
-      <w:ins w:id="525" w:author="Xondamir Tojiboyev" w:date="2026-05-07T22:10:00Z">
+      <w:ins w:id="529" w:author="Xondamir Tojiboyev" w:date="2026-05-07T22:10:00Z">
         <w:r>
           <w:rPr>
             <w:b/>
@@ -5984,7 +5998,7 @@
             <w:sz w:val="36"/>
             <w:szCs w:val="30"/>
             <w:lang w:val="en-US"/>
-            <w:rPrChange w:id="526" w:author="Xondamir Tojiboyev" w:date="2026-05-07T22:10:00Z" w16du:dateUtc="2026-05-07T17:10:00Z">
+            <w:rPrChange w:id="530" w:author="Xondamir Tojiboyev" w:date="2026-05-07T22:10:00Z" w16du:dateUtc="2026-05-07T17:10:00Z">
               <w:rPr>
                 <w:b/>
                 <w:bCs/>
@@ -5996,7 +6010,7 @@
           <w:t>“Inson va tabiat munosabati” mavzusida ushbu rasm qanday xulosa chiqarishga yordam beradi?</w:t>
         </w:r>
       </w:ins>
-      <w:del w:id="527" w:author="Xondamir Tojiboyev" w:date="2026-05-07T22:10:00Z" w16du:dateUtc="2026-05-07T17:10:00Z">
+      <w:del w:id="531" w:author="Xondamir Tojiboyev" w:date="2026-05-07T22:10:00Z" w16du:dateUtc="2026-05-07T17:10:00Z">
         <w:r>
           <w:rPr>
             <w:b/>
@@ -6004,7 +6018,7 @@
             <w:sz w:val="36"/>
             <w:szCs w:val="30"/>
             <w:lang w:val="en-US"/>
-            <w:rPrChange w:id="528" w:author="Xondamir Tojiboyev" w:date="2026-05-07T22:10:00Z" w16du:dateUtc="2026-05-07T17:10:00Z">
+            <w:rPrChange w:id="532" w:author="Xondamir Tojiboyev" w:date="2026-05-07T22:10:00Z" w16du:dateUtc="2026-05-07T17:10:00Z">
               <w:rPr>
                 <w:lang w:val="en-US"/>
               </w:rPr>
@@ -6017,7 +6031,7 @@
             <w:sz w:val="36"/>
             <w:szCs w:val="30"/>
             <w:lang w:val="en-US"/>
-            <w:rPrChange w:id="529" w:author="Xondamir Tojiboyev" w:date="2026-05-07T22:10:00Z" w16du:dateUtc="2026-05-07T17:10:00Z">
+            <w:rPrChange w:id="533" w:author="Xondamir Tojiboyev" w:date="2026-05-07T22:10:00Z" w16du:dateUtc="2026-05-07T17:10:00Z">
               <w:rPr>
                 <w:lang w:val="en-US"/>
               </w:rPr>
@@ -6031,14 +6045,14 @@
       <w:pPr>
         <w:pStyle w:val="ListParagraph"/>
         <w:rPr>
-          <w:del w:id="530" w:author="Xondamir Tojiboyev" w:date="2026-05-07T22:10:00Z" w16du:dateUtc="2026-05-07T17:10:00Z"/>
-          <w:lang w:val="en-US"/>
-        </w:rPr>
-        <w:pPrChange w:id="531" w:author="Xondamir Tojiboyev" w:date="2026-05-07T22:10:00Z" w16du:dateUtc="2026-05-07T17:10:00Z">
+          <w:del w:id="534" w:author="Xondamir Tojiboyev" w:date="2026-05-07T22:10:00Z" w16du:dateUtc="2026-05-07T17:10:00Z"/>
+          <w:lang w:val="en-US"/>
+        </w:rPr>
+        <w:pPrChange w:id="535" w:author="Xondamir Tojiboyev" w:date="2026-05-07T22:10:00Z" w16du:dateUtc="2026-05-07T17:10:00Z">
           <w:pPr/>
         </w:pPrChange>
       </w:pPr>
-      <w:del w:id="532" w:author="Xondamir Tojiboyev" w:date="2026-05-07T22:10:00Z" w16du:dateUtc="2026-05-07T17:10:00Z">
+      <w:del w:id="536" w:author="Xondamir Tojiboyev" w:date="2026-05-07T22:10:00Z" w16du:dateUtc="2026-05-07T17:10:00Z">
         <w:r>
           <w:rPr>
             <w:lang w:val="en-US"/>
@@ -6051,14 +6065,14 @@
       <w:pPr>
         <w:pStyle w:val="ListParagraph"/>
         <w:rPr>
-          <w:del w:id="533" w:author="Xondamir Tojiboyev" w:date="2026-05-07T22:10:00Z" w16du:dateUtc="2026-05-07T17:10:00Z"/>
-          <w:lang w:val="en-US"/>
-        </w:rPr>
-        <w:pPrChange w:id="534" w:author="Xondamir Tojiboyev" w:date="2026-05-07T22:10:00Z" w16du:dateUtc="2026-05-07T17:10:00Z">
+          <w:del w:id="537" w:author="Xondamir Tojiboyev" w:date="2026-05-07T22:10:00Z" w16du:dateUtc="2026-05-07T17:10:00Z"/>
+          <w:lang w:val="en-US"/>
+        </w:rPr>
+        <w:pPrChange w:id="538" w:author="Xondamir Tojiboyev" w:date="2026-05-07T22:10:00Z" w16du:dateUtc="2026-05-07T17:10:00Z">
           <w:pPr/>
         </w:pPrChange>
       </w:pPr>
-      <w:del w:id="535" w:author="Xondamir Tojiboyev" w:date="2026-05-07T22:10:00Z" w16du:dateUtc="2026-05-07T17:10:00Z">
+      <w:del w:id="539" w:author="Xondamir Tojiboyev" w:date="2026-05-07T22:10:00Z" w16du:dateUtc="2026-05-07T17:10:00Z">
         <w:r>
           <w:rPr>
             <w:lang w:val="en-US"/>
@@ -6080,14 +6094,14 @@
       <w:pPr>
         <w:pStyle w:val="ListParagraph"/>
         <w:rPr>
-          <w:del w:id="536" w:author="Xondamir Tojiboyev" w:date="2026-05-07T22:10:00Z" w16du:dateUtc="2026-05-07T17:10:00Z"/>
-          <w:lang w:val="en-US"/>
-        </w:rPr>
-        <w:pPrChange w:id="537" w:author="Xondamir Tojiboyev" w:date="2026-05-07T22:10:00Z" w16du:dateUtc="2026-05-07T17:10:00Z">
+          <w:del w:id="540" w:author="Xondamir Tojiboyev" w:date="2026-05-07T22:10:00Z" w16du:dateUtc="2026-05-07T17:10:00Z"/>
+          <w:lang w:val="en-US"/>
+        </w:rPr>
+        <w:pPrChange w:id="541" w:author="Xondamir Tojiboyev" w:date="2026-05-07T22:10:00Z" w16du:dateUtc="2026-05-07T17:10:00Z">
           <w:pPr/>
         </w:pPrChange>
       </w:pPr>
-      <w:del w:id="538" w:author="Xondamir Tojiboyev" w:date="2026-05-07T22:10:00Z" w16du:dateUtc="2026-05-07T17:10:00Z">
+      <w:del w:id="542" w:author="Xondamir Tojiboyev" w:date="2026-05-07T22:10:00Z" w16du:dateUtc="2026-05-07T17:10:00Z">
         <w:r>
           <w:rPr>
             <w:lang w:val="en-US"/>
@@ -6100,14 +6114,14 @@
       <w:pPr>
         <w:pStyle w:val="ListParagraph"/>
         <w:rPr>
-          <w:del w:id="539" w:author="Xondamir Tojiboyev" w:date="2026-05-07T22:10:00Z" w16du:dateUtc="2026-05-07T17:10:00Z"/>
-          <w:lang w:val="en-US"/>
-        </w:rPr>
-        <w:pPrChange w:id="540" w:author="Xondamir Tojiboyev" w:date="2026-05-07T22:10:00Z" w16du:dateUtc="2026-05-07T17:10:00Z">
+          <w:del w:id="543" w:author="Xondamir Tojiboyev" w:date="2026-05-07T22:10:00Z" w16du:dateUtc="2026-05-07T17:10:00Z"/>
+          <w:lang w:val="en-US"/>
+        </w:rPr>
+        <w:pPrChange w:id="544" w:author="Xondamir Tojiboyev" w:date="2026-05-07T22:10:00Z" w16du:dateUtc="2026-05-07T17:10:00Z">
           <w:pPr/>
         </w:pPrChange>
       </w:pPr>
-      <w:del w:id="541" w:author="Xondamir Tojiboyev" w:date="2026-05-07T22:10:00Z" w16du:dateUtc="2026-05-07T17:10:00Z">
+      <w:del w:id="545" w:author="Xondamir Tojiboyev" w:date="2026-05-07T22:10:00Z" w16du:dateUtc="2026-05-07T17:10:00Z">
         <w:r>
           <w:rPr>
             <w:lang w:val="en-US"/>
@@ -6120,14 +6134,14 @@
       <w:pPr>
         <w:pStyle w:val="ListParagraph"/>
         <w:rPr>
-          <w:del w:id="542" w:author="Xondamir Tojiboyev" w:date="2026-05-07T22:10:00Z" w16du:dateUtc="2026-05-07T17:10:00Z"/>
-          <w:lang w:val="en-US"/>
-        </w:rPr>
-        <w:pPrChange w:id="543" w:author="Xondamir Tojiboyev" w:date="2026-05-07T22:10:00Z" w16du:dateUtc="2026-05-07T17:10:00Z">
+          <w:del w:id="546" w:author="Xondamir Tojiboyev" w:date="2026-05-07T22:10:00Z" w16du:dateUtc="2026-05-07T17:10:00Z"/>
+          <w:lang w:val="en-US"/>
+        </w:rPr>
+        <w:pPrChange w:id="547" w:author="Xondamir Tojiboyev" w:date="2026-05-07T22:10:00Z" w16du:dateUtc="2026-05-07T17:10:00Z">
           <w:pPr/>
         </w:pPrChange>
       </w:pPr>
-      <w:del w:id="544" w:author="Xondamir Tojiboyev" w:date="2026-05-07T22:10:00Z" w16du:dateUtc="2026-05-07T17:10:00Z">
+      <w:del w:id="548" w:author="Xondamir Tojiboyev" w:date="2026-05-07T22:10:00Z" w16du:dateUtc="2026-05-07T17:10:00Z">
         <w:r>
           <w:rPr>
             <w:lang w:val="en-US"/>
@@ -6140,14 +6154,14 @@
       <w:pPr>
         <w:pStyle w:val="ListParagraph"/>
         <w:rPr>
-          <w:del w:id="545" w:author="Xondamir Tojiboyev" w:date="2026-05-07T22:10:00Z" w16du:dateUtc="2026-05-07T17:10:00Z"/>
-          <w:lang w:val="en-US"/>
-        </w:rPr>
-        <w:pPrChange w:id="546" w:author="Xondamir Tojiboyev" w:date="2026-05-07T22:10:00Z" w16du:dateUtc="2026-05-07T17:10:00Z">
+          <w:del w:id="549" w:author="Xondamir Tojiboyev" w:date="2026-05-07T22:10:00Z" w16du:dateUtc="2026-05-07T17:10:00Z"/>
+          <w:lang w:val="en-US"/>
+        </w:rPr>
+        <w:pPrChange w:id="550" w:author="Xondamir Tojiboyev" w:date="2026-05-07T22:10:00Z" w16du:dateUtc="2026-05-07T17:10:00Z">
           <w:pPr/>
         </w:pPrChange>
       </w:pPr>
-      <w:del w:id="547" w:author="Xondamir Tojiboyev" w:date="2026-05-07T22:10:00Z" w16du:dateUtc="2026-05-07T17:10:00Z">
+      <w:del w:id="551" w:author="Xondamir Tojiboyev" w:date="2026-05-07T22:10:00Z" w16du:dateUtc="2026-05-07T17:10:00Z">
         <w:r>
           <w:rPr>
             <w:lang w:val="en-US"/>
@@ -6160,14 +6174,14 @@
       <w:pPr>
         <w:pStyle w:val="ListParagraph"/>
         <w:rPr>
-          <w:del w:id="548" w:author="Xondamir Tojiboyev" w:date="2026-05-07T22:10:00Z" w16du:dateUtc="2026-05-07T17:10:00Z"/>
-          <w:lang w:val="en-US"/>
-        </w:rPr>
-        <w:pPrChange w:id="549" w:author="Xondamir Tojiboyev" w:date="2026-05-07T22:10:00Z" w16du:dateUtc="2026-05-07T17:10:00Z">
+          <w:del w:id="552" w:author="Xondamir Tojiboyev" w:date="2026-05-07T22:10:00Z" w16du:dateUtc="2026-05-07T17:10:00Z"/>
+          <w:lang w:val="en-US"/>
+        </w:rPr>
+        <w:pPrChange w:id="553" w:author="Xondamir Tojiboyev" w:date="2026-05-07T22:10:00Z" w16du:dateUtc="2026-05-07T17:10:00Z">
           <w:pPr/>
         </w:pPrChange>
       </w:pPr>
-      <w:del w:id="550" w:author="Xondamir Tojiboyev" w:date="2026-05-07T22:10:00Z" w16du:dateUtc="2026-05-07T17:10:00Z">
+      <w:del w:id="554" w:author="Xondamir Tojiboyev" w:date="2026-05-07T22:10:00Z" w16du:dateUtc="2026-05-07T17:10:00Z">
         <w:r>
           <w:rPr>
             <w:lang w:val="en-US"/>
@@ -6180,14 +6194,14 @@
       <w:pPr>
         <w:pStyle w:val="ListParagraph"/>
         <w:rPr>
-          <w:del w:id="551" w:author="Xondamir Tojiboyev" w:date="2026-05-07T22:10:00Z" w16du:dateUtc="2026-05-07T17:10:00Z"/>
-          <w:lang w:val="en-US"/>
-        </w:rPr>
-        <w:pPrChange w:id="552" w:author="Xondamir Tojiboyev" w:date="2026-05-07T22:10:00Z" w16du:dateUtc="2026-05-07T17:10:00Z">
+          <w:del w:id="555" w:author="Xondamir Tojiboyev" w:date="2026-05-07T22:10:00Z" w16du:dateUtc="2026-05-07T17:10:00Z"/>
+          <w:lang w:val="en-US"/>
+        </w:rPr>
+        <w:pPrChange w:id="556" w:author="Xondamir Tojiboyev" w:date="2026-05-07T22:10:00Z" w16du:dateUtc="2026-05-07T17:10:00Z">
           <w:pPr/>
         </w:pPrChange>
       </w:pPr>
-      <w:del w:id="553" w:author="Xondamir Tojiboyev" w:date="2026-05-07T22:10:00Z" w16du:dateUtc="2026-05-07T17:10:00Z">
+      <w:del w:id="557" w:author="Xondamir Tojiboyev" w:date="2026-05-07T22:10:00Z" w16du:dateUtc="2026-05-07T17:10:00Z">
         <w:r>
           <w:rPr>
             <w:lang w:val="en-US"/>
@@ -6200,14 +6214,14 @@
       <w:pPr>
         <w:pStyle w:val="ListParagraph"/>
         <w:rPr>
-          <w:del w:id="554" w:author="Xondamir Tojiboyev" w:date="2026-05-07T22:10:00Z" w16du:dateUtc="2026-05-07T17:10:00Z"/>
-          <w:lang w:val="en-US"/>
-        </w:rPr>
-        <w:pPrChange w:id="555" w:author="Xondamir Tojiboyev" w:date="2026-05-07T22:10:00Z" w16du:dateUtc="2026-05-07T17:10:00Z">
+          <w:del w:id="558" w:author="Xondamir Tojiboyev" w:date="2026-05-07T22:10:00Z" w16du:dateUtc="2026-05-07T17:10:00Z"/>
+          <w:lang w:val="en-US"/>
+        </w:rPr>
+        <w:pPrChange w:id="559" w:author="Xondamir Tojiboyev" w:date="2026-05-07T22:10:00Z" w16du:dateUtc="2026-05-07T17:10:00Z">
           <w:pPr/>
         </w:pPrChange>
       </w:pPr>
-      <w:del w:id="556" w:author="Xondamir Tojiboyev" w:date="2026-05-07T22:10:00Z" w16du:dateUtc="2026-05-07T17:10:00Z">
+      <w:del w:id="560" w:author="Xondamir Tojiboyev" w:date="2026-05-07T22:10:00Z" w16du:dateUtc="2026-05-07T17:10:00Z">
         <w:r>
           <w:rPr>
             <w:lang w:val="en-US"/>
@@ -6222,7 +6236,7 @@
         <w:rPr>
           <w:lang w:val="en-US"/>
         </w:rPr>
-        <w:pPrChange w:id="557" w:author="Xondamir Tojiboyev" w:date="2026-05-07T22:10:00Z" w16du:dateUtc="2026-05-07T17:10:00Z">
+        <w:pPrChange w:id="561" w:author="Xondamir Tojiboyev" w:date="2026-05-07T22:10:00Z" w16du:dateUtc="2026-05-07T17:10:00Z">
           <w:pPr/>
         </w:pPrChange>
       </w:pPr>
@@ -6265,31 +6279,31 @@
     <w:p>
       <w:pPr>
         <w:rPr>
-          <w:ins w:id="558" w:author="Xondamir Tojiboyev" w:date="2026-05-07T22:11:00Z" w16du:dateUtc="2026-05-07T17:11:00Z"/>
-          <w:lang w:val="en-US"/>
-        </w:rPr>
-      </w:pPr>
-    </w:p>
-    <w:p>
-      <w:pPr>
-        <w:rPr>
-          <w:ins w:id="559" w:author="Xondamir Tojiboyev" w:date="2026-05-07T22:11:00Z" w16du:dateUtc="2026-05-07T17:11:00Z"/>
-          <w:lang w:val="en-US"/>
-        </w:rPr>
-      </w:pPr>
-    </w:p>
-    <w:p>
-      <w:pPr>
-        <w:rPr>
-          <w:ins w:id="560" w:author="Xondamir Tojiboyev" w:date="2026-05-07T22:11:00Z" w16du:dateUtc="2026-05-07T17:11:00Z"/>
-          <w:lang w:val="en-US"/>
-        </w:rPr>
-      </w:pPr>
-    </w:p>
-    <w:p>
-      <w:pPr>
-        <w:rPr>
-          <w:ins w:id="561" w:author="Xondamir Tojiboyev" w:date="2026-05-07T22:11:00Z" w16du:dateUtc="2026-05-07T17:11:00Z"/>
+          <w:ins w:id="562" w:author="Xondamir Tojiboyev" w:date="2026-05-07T22:11:00Z" w16du:dateUtc="2026-05-07T17:11:00Z"/>
+          <w:lang w:val="en-US"/>
+        </w:rPr>
+      </w:pPr>
+    </w:p>
+    <w:p>
+      <w:pPr>
+        <w:rPr>
+          <w:ins w:id="563" w:author="Xondamir Tojiboyev" w:date="2026-05-07T22:11:00Z" w16du:dateUtc="2026-05-07T17:11:00Z"/>
+          <w:lang w:val="en-US"/>
+        </w:rPr>
+      </w:pPr>
+    </w:p>
+    <w:p>
+      <w:pPr>
+        <w:rPr>
+          <w:ins w:id="564" w:author="Xondamir Tojiboyev" w:date="2026-05-07T22:11:00Z" w16du:dateUtc="2026-05-07T17:11:00Z"/>
+          <w:lang w:val="en-US"/>
+        </w:rPr>
+      </w:pPr>
+    </w:p>
+    <w:p>
+      <w:pPr>
+        <w:rPr>
+          <w:ins w:id="565" w:author="Xondamir Tojiboyev" w:date="2026-05-07T22:11:00Z" w16du:dateUtc="2026-05-07T17:11:00Z"/>
           <w:lang w:val="en-US"/>
         </w:rPr>
       </w:pPr>
@@ -6313,13 +6327,13 @@
         <w:pStyle w:val="Heading1"/>
         <w:jc w:val="center"/>
         <w:rPr>
-          <w:ins w:id="562" w:author="Xondamir Tojiboyev" w:date="2026-05-07T21:24:00Z" w16du:dateUtc="2026-05-07T16:24:00Z"/>
+          <w:ins w:id="566" w:author="Xondamir Tojiboyev" w:date="2026-05-07T21:24:00Z" w16du:dateUtc="2026-05-07T16:24:00Z"/>
           <w:b/>
           <w:u w:val="single"/>
           <w:lang w:val="en-US"/>
         </w:rPr>
       </w:pPr>
-      <w:ins w:id="563" w:author="Xondamir Tojiboyev" w:date="2026-05-07T21:23:00Z" w16du:dateUtc="2026-05-07T16:23:00Z">
+      <w:ins w:id="567" w:author="Xondamir Tojiboyev" w:date="2026-05-07T21:23:00Z" w16du:dateUtc="2026-05-07T16:23:00Z">
         <w:r>
           <w:rPr>
             <w:b/>
@@ -6329,7 +6343,7 @@
           <w:t>Sakkizi</w:t>
         </w:r>
       </w:ins>
-      <w:ins w:id="564" w:author="Xondamir Tojiboyev" w:date="2026-05-07T21:24:00Z" w16du:dateUtc="2026-05-07T16:24:00Z">
+      <w:ins w:id="568" w:author="Xondamir Tojiboyev" w:date="2026-05-07T21:24:00Z" w16du:dateUtc="2026-05-07T16:24:00Z">
         <w:r>
           <w:rPr>
             <w:b/>
@@ -6343,22 +6357,22 @@
     <w:p>
       <w:pPr>
         <w:rPr>
-          <w:ins w:id="565" w:author="Xondamir Tojiboyev" w:date="2026-05-07T22:13:00Z"/>
+          <w:ins w:id="569" w:author="Xondamir Tojiboyev" w:date="2026-05-07T22:13:00Z"/>
           <w:b/>
           <w:bCs/>
           <w:sz w:val="36"/>
           <w:szCs w:val="30"/>
           <w:lang w:val="en-US"/>
-          <w:rPrChange w:id="566" w:author="Xondamir Tojiboyev" w:date="2026-05-07T22:14:00Z" w16du:dateUtc="2026-05-07T17:14:00Z">
+          <w:rPrChange w:id="570" w:author="Xondamir Tojiboyev" w:date="2026-05-07T22:14:00Z" w16du:dateUtc="2026-05-07T17:14:00Z">
             <w:rPr>
-              <w:ins w:id="567" w:author="Xondamir Tojiboyev" w:date="2026-05-07T22:13:00Z"/>
+              <w:ins w:id="571" w:author="Xondamir Tojiboyev" w:date="2026-05-07T22:13:00Z"/>
               <w:b/>
               <w:bCs/>
             </w:rPr>
           </w:rPrChange>
         </w:rPr>
       </w:pPr>
-      <w:ins w:id="568" w:author="Xondamir Tojiboyev" w:date="2026-05-07T22:13:00Z">
+      <w:ins w:id="572" w:author="Xondamir Tojiboyev" w:date="2026-05-07T22:13:00Z">
         <w:r>
           <w:rPr>
             <w:b/>
@@ -6366,7 +6380,7 @@
             <w:sz w:val="36"/>
             <w:szCs w:val="30"/>
             <w:lang w:val="en-US"/>
-            <w:rPrChange w:id="569" w:author="Xondamir Tojiboyev" w:date="2026-05-07T22:14:00Z" w16du:dateUtc="2026-05-07T17:14:00Z">
+            <w:rPrChange w:id="573" w:author="Xondamir Tojiboyev" w:date="2026-05-07T22:14:00Z" w16du:dateUtc="2026-05-07T17:14:00Z">
               <w:rPr>
                 <w:b/>
                 <w:bCs/>
@@ -6380,25 +6394,25 @@
     <w:p>
       <w:pPr>
         <w:rPr>
-          <w:ins w:id="570" w:author="Xondamir Tojiboyev" w:date="2026-05-07T22:13:00Z"/>
+          <w:ins w:id="574" w:author="Xondamir Tojiboyev" w:date="2026-05-07T22:13:00Z"/>
           <w:sz w:val="36"/>
           <w:szCs w:val="30"/>
-          <w:rPrChange w:id="571" w:author="Xondamir Tojiboyev" w:date="2026-05-07T22:14:00Z" w16du:dateUtc="2026-05-07T17:14:00Z">
+          <w:rPrChange w:id="575" w:author="Xondamir Tojiboyev" w:date="2026-05-07T22:14:00Z" w16du:dateUtc="2026-05-07T17:14:00Z">
             <w:rPr>
-              <w:ins w:id="572" w:author="Xondamir Tojiboyev" w:date="2026-05-07T22:13:00Z"/>
+              <w:ins w:id="576" w:author="Xondamir Tojiboyev" w:date="2026-05-07T22:13:00Z"/>
               <w:b/>
               <w:bCs/>
             </w:rPr>
           </w:rPrChange>
         </w:rPr>
       </w:pPr>
-      <w:ins w:id="573" w:author="Xondamir Tojiboyev" w:date="2026-05-07T22:13:00Z">
+      <w:ins w:id="577" w:author="Xondamir Tojiboyev" w:date="2026-05-07T22:13:00Z">
         <w:r>
           <w:rPr>
             <w:sz w:val="36"/>
             <w:szCs w:val="30"/>
             <w:lang w:val="en-US"/>
-            <w:rPrChange w:id="574" w:author="Xondamir Tojiboyev" w:date="2026-05-07T22:14:00Z" w16du:dateUtc="2026-05-07T17:14:00Z">
+            <w:rPrChange w:id="578" w:author="Xondamir Tojiboyev" w:date="2026-05-07T22:14:00Z" w16du:dateUtc="2026-05-07T17:14:00Z">
               <w:rPr>
                 <w:b/>
                 <w:bCs/>
@@ -6412,7 +6426,7 @@
             <w:sz w:val="36"/>
             <w:szCs w:val="30"/>
             <w:lang w:val="en-US"/>
-            <w:rPrChange w:id="575" w:author="Xondamir Tojiboyev" w:date="2026-05-07T22:14:00Z" w16du:dateUtc="2026-05-07T17:14:00Z">
+            <w:rPrChange w:id="579" w:author="Xondamir Tojiboyev" w:date="2026-05-07T22:14:00Z" w16du:dateUtc="2026-05-07T17:14:00Z">
               <w:rPr>
                 <w:b/>
                 <w:bCs/>
@@ -6427,7 +6441,7 @@
             <w:sz w:val="36"/>
             <w:szCs w:val="30"/>
             <w:lang w:val="en-US"/>
-            <w:rPrChange w:id="576" w:author="Xondamir Tojiboyev" w:date="2026-05-07T22:14:00Z" w16du:dateUtc="2026-05-07T17:14:00Z">
+            <w:rPrChange w:id="580" w:author="Xondamir Tojiboyev" w:date="2026-05-07T22:14:00Z" w16du:dateUtc="2026-05-07T17:14:00Z">
               <w:rPr>
                 <w:b/>
                 <w:bCs/>
@@ -6442,7 +6456,7 @@
             <w:sz w:val="36"/>
             <w:szCs w:val="30"/>
             <w:lang w:val="en-US"/>
-            <w:rPrChange w:id="577" w:author="Xondamir Tojiboyev" w:date="2026-05-07T22:14:00Z" w16du:dateUtc="2026-05-07T17:14:00Z">
+            <w:rPrChange w:id="581" w:author="Xondamir Tojiboyev" w:date="2026-05-07T22:14:00Z" w16du:dateUtc="2026-05-07T17:14:00Z">
               <w:rPr>
                 <w:b/>
                 <w:bCs/>
@@ -6457,7 +6471,7 @@
             <w:sz w:val="36"/>
             <w:szCs w:val="30"/>
             <w:lang w:val="en-US"/>
-            <w:rPrChange w:id="578" w:author="Xondamir Tojiboyev" w:date="2026-05-07T22:14:00Z" w16du:dateUtc="2026-05-07T17:14:00Z">
+            <w:rPrChange w:id="582" w:author="Xondamir Tojiboyev" w:date="2026-05-07T22:14:00Z" w16du:dateUtc="2026-05-07T17:14:00Z">
               <w:rPr>
                 <w:b/>
                 <w:bCs/>
@@ -6472,7 +6486,7 @@
             <w:sz w:val="36"/>
             <w:szCs w:val="30"/>
             <w:lang w:val="en-US"/>
-            <w:rPrChange w:id="579" w:author="Xondamir Tojiboyev" w:date="2026-05-07T22:14:00Z" w16du:dateUtc="2026-05-07T17:14:00Z">
+            <w:rPrChange w:id="583" w:author="Xondamir Tojiboyev" w:date="2026-05-07T22:14:00Z" w16du:dateUtc="2026-05-07T17:14:00Z">
               <w:rPr>
                 <w:b/>
                 <w:bCs/>
@@ -6485,7 +6499,7 @@
           <w:rPr>
             <w:sz w:val="36"/>
             <w:szCs w:val="30"/>
-            <w:rPrChange w:id="580" w:author="Xondamir Tojiboyev" w:date="2026-05-07T22:14:00Z" w16du:dateUtc="2026-05-07T17:14:00Z">
+            <w:rPrChange w:id="584" w:author="Xondamir Tojiboyev" w:date="2026-05-07T22:14:00Z" w16du:dateUtc="2026-05-07T17:14:00Z">
               <w:rPr>
                 <w:b/>
                 <w:bCs/>
@@ -6499,32 +6513,26 @@
     <w:p>
       <w:pPr>
         <w:rPr>
-          <w:ins w:id="581" w:author="Xondamir Tojiboyev" w:date="2026-05-07T22:13:00Z"/>
+          <w:ins w:id="585" w:author="Xondamir Tojiboyev" w:date="2026-05-07T22:13:00Z"/>
           <w:sz w:val="36"/>
           <w:szCs w:val="30"/>
-          <w:rPrChange w:id="582" w:author="Xondamir Tojiboyev" w:date="2026-05-07T22:14:00Z" w16du:dateUtc="2026-05-07T17:14:00Z">
+          <w:rPrChange w:id="586" w:author="Xondamir Tojiboyev" w:date="2026-05-07T22:14:00Z" w16du:dateUtc="2026-05-07T17:14:00Z">
             <w:rPr>
-              <w:ins w:id="583" w:author="Xondamir Tojiboyev" w:date="2026-05-07T22:13:00Z"/>
+              <w:ins w:id="587" w:author="Xondamir Tojiboyev" w:date="2026-05-07T22:13:00Z"/>
               <w:b/>
               <w:bCs/>
             </w:rPr>
           </w:rPrChange>
         </w:rPr>
       </w:pPr>
-      <w:ins w:id="584" w:author="Xondamir Tojiboyev" w:date="2026-05-07T22:13:00Z">
+      <w:ins w:id="588" w:author="Xondamir Tojiboyev" w:date="2026-05-07T22:13:00Z">
         <w:r>
           <w:rPr>
             <w:sz w:val="36"/>
             <w:szCs w:val="30"/>
-            <w:rPrChange w:id="585" w:author="Xondamir Tojiboyev" w:date="2026-05-07T22:14:00Z" w16du:dateUtc="2026-05-07T17:14:00Z">
-              <w:rPr>
-                <w:b/>
-                <w:bCs/>
-              </w:rPr>
-            </w:rPrChange>
           </w:rPr>
           <w:pict w14:anchorId="0C2A7D94">
-            <v:rect id="_x0000_i1100" style="width:0;height:1.5pt" o:hralign="center" o:hrstd="t" o:hr="t" fillcolor="#a0a0a0" stroked="f"/>
+            <v:rect id="_x0000_i1028" style="width:0;height:1.5pt" o:hralign="center" o:hrstd="t" o:hr="t" fillcolor="#a0a0a0" stroked="f"/>
           </w:pict>
         </w:r>
       </w:ins>
@@ -6532,28 +6540,28 @@
     <w:p>
       <w:pPr>
         <w:rPr>
-          <w:ins w:id="586" w:author="Xondamir Tojiboyev" w:date="2026-05-07T22:13:00Z"/>
+          <w:ins w:id="589" w:author="Xondamir Tojiboyev" w:date="2026-05-07T22:13:00Z"/>
           <w:b/>
           <w:bCs/>
           <w:sz w:val="36"/>
           <w:szCs w:val="30"/>
-          <w:rPrChange w:id="587" w:author="Xondamir Tojiboyev" w:date="2026-05-07T22:14:00Z" w16du:dateUtc="2026-05-07T17:14:00Z">
+          <w:rPrChange w:id="590" w:author="Xondamir Tojiboyev" w:date="2026-05-07T22:14:00Z" w16du:dateUtc="2026-05-07T17:14:00Z">
             <w:rPr>
-              <w:ins w:id="588" w:author="Xondamir Tojiboyev" w:date="2026-05-07T22:13:00Z"/>
+              <w:ins w:id="591" w:author="Xondamir Tojiboyev" w:date="2026-05-07T22:13:00Z"/>
               <w:b/>
               <w:bCs/>
             </w:rPr>
           </w:rPrChange>
         </w:rPr>
       </w:pPr>
-      <w:ins w:id="589" w:author="Xondamir Tojiboyev" w:date="2026-05-07T22:13:00Z">
+      <w:ins w:id="592" w:author="Xondamir Tojiboyev" w:date="2026-05-07T22:13:00Z">
         <w:r>
           <w:rPr>
             <w:b/>
             <w:bCs/>
             <w:sz w:val="36"/>
             <w:szCs w:val="30"/>
-            <w:rPrChange w:id="590" w:author="Xondamir Tojiboyev" w:date="2026-05-07T22:14:00Z" w16du:dateUtc="2026-05-07T17:14:00Z">
+            <w:rPrChange w:id="593" w:author="Xondamir Tojiboyev" w:date="2026-05-07T22:14:00Z" w16du:dateUtc="2026-05-07T17:14:00Z">
               <w:rPr>
                 <w:b/>
                 <w:bCs/>
@@ -6567,24 +6575,24 @@
     <w:p>
       <w:pPr>
         <w:rPr>
-          <w:ins w:id="591" w:author="Xondamir Tojiboyev" w:date="2026-05-07T22:13:00Z"/>
+          <w:ins w:id="594" w:author="Xondamir Tojiboyev" w:date="2026-05-07T22:13:00Z"/>
           <w:sz w:val="36"/>
           <w:szCs w:val="30"/>
-          <w:rPrChange w:id="592" w:author="Xondamir Tojiboyev" w:date="2026-05-07T22:14:00Z" w16du:dateUtc="2026-05-07T17:14:00Z">
+          <w:rPrChange w:id="595" w:author="Xondamir Tojiboyev" w:date="2026-05-07T22:14:00Z" w16du:dateUtc="2026-05-07T17:14:00Z">
             <w:rPr>
-              <w:ins w:id="593" w:author="Xondamir Tojiboyev" w:date="2026-05-07T22:13:00Z"/>
+              <w:ins w:id="596" w:author="Xondamir Tojiboyev" w:date="2026-05-07T22:13:00Z"/>
               <w:b/>
               <w:bCs/>
             </w:rPr>
           </w:rPrChange>
         </w:rPr>
       </w:pPr>
-      <w:ins w:id="594" w:author="Xondamir Tojiboyev" w:date="2026-05-07T22:13:00Z">
+      <w:ins w:id="597" w:author="Xondamir Tojiboyev" w:date="2026-05-07T22:13:00Z">
         <w:r>
           <w:rPr>
             <w:sz w:val="36"/>
             <w:szCs w:val="30"/>
-            <w:rPrChange w:id="595" w:author="Xondamir Tojiboyev" w:date="2026-05-07T22:14:00Z" w16du:dateUtc="2026-05-07T17:14:00Z">
+            <w:rPrChange w:id="598" w:author="Xondamir Tojiboyev" w:date="2026-05-07T22:14:00Z" w16du:dateUtc="2026-05-07T17:14:00Z">
               <w:rPr>
                 <w:b/>
                 <w:bCs/>
@@ -6597,7 +6605,7 @@
           <w:rPr>
             <w:sz w:val="36"/>
             <w:szCs w:val="30"/>
-            <w:rPrChange w:id="596" w:author="Xondamir Tojiboyev" w:date="2026-05-07T22:14:00Z" w16du:dateUtc="2026-05-07T17:14:00Z">
+            <w:rPrChange w:id="599" w:author="Xondamir Tojiboyev" w:date="2026-05-07T22:14:00Z" w16du:dateUtc="2026-05-07T17:14:00Z">
               <w:rPr>
                 <w:b/>
                 <w:bCs/>
@@ -6611,7 +6619,7 @@
             <w:sz w:val="36"/>
             <w:szCs w:val="30"/>
             <w:lang w:val="en-US"/>
-            <w:rPrChange w:id="597" w:author="Xondamir Tojiboyev" w:date="2026-05-07T22:14:00Z" w16du:dateUtc="2026-05-07T17:14:00Z">
+            <w:rPrChange w:id="600" w:author="Xondamir Tojiboyev" w:date="2026-05-07T22:14:00Z" w16du:dateUtc="2026-05-07T17:14:00Z">
               <w:rPr>
                 <w:b/>
                 <w:bCs/>
@@ -6625,7 +6633,7 @@
             <w:sz w:val="36"/>
             <w:szCs w:val="30"/>
             <w:lang w:val="en-US"/>
-            <w:rPrChange w:id="598" w:author="Xondamir Tojiboyev" w:date="2026-05-07T22:14:00Z" w16du:dateUtc="2026-05-07T17:14:00Z">
+            <w:rPrChange w:id="601" w:author="Xondamir Tojiboyev" w:date="2026-05-07T22:14:00Z" w16du:dateUtc="2026-05-07T17:14:00Z">
               <w:rPr>
                 <w:b/>
                 <w:bCs/>
@@ -6640,7 +6648,7 @@
             <w:sz w:val="36"/>
             <w:szCs w:val="30"/>
             <w:lang w:val="en-US"/>
-            <w:rPrChange w:id="599" w:author="Xondamir Tojiboyev" w:date="2026-05-07T22:14:00Z" w16du:dateUtc="2026-05-07T17:14:00Z">
+            <w:rPrChange w:id="602" w:author="Xondamir Tojiboyev" w:date="2026-05-07T22:14:00Z" w16du:dateUtc="2026-05-07T17:14:00Z">
               <w:rPr>
                 <w:b/>
                 <w:bCs/>
@@ -6655,7 +6663,7 @@
             <w:sz w:val="36"/>
             <w:szCs w:val="30"/>
             <w:lang w:val="en-US"/>
-            <w:rPrChange w:id="600" w:author="Xondamir Tojiboyev" w:date="2026-05-07T22:14:00Z" w16du:dateUtc="2026-05-07T17:14:00Z">
+            <w:rPrChange w:id="603" w:author="Xondamir Tojiboyev" w:date="2026-05-07T22:14:00Z" w16du:dateUtc="2026-05-07T17:14:00Z">
               <w:rPr>
                 <w:b/>
                 <w:bCs/>
@@ -6669,7 +6677,7 @@
           <w:rPr>
             <w:sz w:val="36"/>
             <w:szCs w:val="30"/>
-            <w:rPrChange w:id="601" w:author="Xondamir Tojiboyev" w:date="2026-05-07T22:14:00Z" w16du:dateUtc="2026-05-07T17:14:00Z">
+            <w:rPrChange w:id="604" w:author="Xondamir Tojiboyev" w:date="2026-05-07T22:14:00Z" w16du:dateUtc="2026-05-07T17:14:00Z">
               <w:rPr>
                 <w:b/>
                 <w:bCs/>
@@ -6683,32 +6691,26 @@
     <w:p>
       <w:pPr>
         <w:rPr>
-          <w:ins w:id="602" w:author="Xondamir Tojiboyev" w:date="2026-05-07T22:13:00Z"/>
+          <w:ins w:id="605" w:author="Xondamir Tojiboyev" w:date="2026-05-07T22:13:00Z"/>
           <w:sz w:val="36"/>
           <w:szCs w:val="30"/>
-          <w:rPrChange w:id="603" w:author="Xondamir Tojiboyev" w:date="2026-05-07T22:14:00Z" w16du:dateUtc="2026-05-07T17:14:00Z">
+          <w:rPrChange w:id="606" w:author="Xondamir Tojiboyev" w:date="2026-05-07T22:14:00Z" w16du:dateUtc="2026-05-07T17:14:00Z">
             <w:rPr>
-              <w:ins w:id="604" w:author="Xondamir Tojiboyev" w:date="2026-05-07T22:13:00Z"/>
+              <w:ins w:id="607" w:author="Xondamir Tojiboyev" w:date="2026-05-07T22:13:00Z"/>
               <w:b/>
               <w:bCs/>
             </w:rPr>
           </w:rPrChange>
         </w:rPr>
       </w:pPr>
-      <w:ins w:id="605" w:author="Xondamir Tojiboyev" w:date="2026-05-07T22:13:00Z">
+      <w:ins w:id="608" w:author="Xondamir Tojiboyev" w:date="2026-05-07T22:13:00Z">
         <w:r>
           <w:rPr>
             <w:sz w:val="36"/>
             <w:szCs w:val="30"/>
-            <w:rPrChange w:id="606" w:author="Xondamir Tojiboyev" w:date="2026-05-07T22:14:00Z" w16du:dateUtc="2026-05-07T17:14:00Z">
-              <w:rPr>
-                <w:b/>
-                <w:bCs/>
-              </w:rPr>
-            </w:rPrChange>
           </w:rPr>
           <w:pict w14:anchorId="552040A6">
-            <v:rect id="_x0000_i1101" style="width:0;height:1.5pt" o:hralign="center" o:hrstd="t" o:hr="t" fillcolor="#a0a0a0" stroked="f"/>
+            <v:rect id="_x0000_i1029" style="width:0;height:1.5pt" o:hralign="center" o:hrstd="t" o:hr="t" fillcolor="#a0a0a0" stroked="f"/>
           </w:pict>
         </w:r>
       </w:ins>
@@ -6716,22 +6718,22 @@
     <w:p>
       <w:pPr>
         <w:rPr>
-          <w:ins w:id="607" w:author="Xondamir Tojiboyev" w:date="2026-05-07T22:13:00Z"/>
+          <w:ins w:id="609" w:author="Xondamir Tojiboyev" w:date="2026-05-07T22:13:00Z"/>
           <w:b/>
           <w:bCs/>
           <w:sz w:val="36"/>
           <w:szCs w:val="30"/>
           <w:lang w:val="en-US"/>
-          <w:rPrChange w:id="608" w:author="Xondamir Tojiboyev" w:date="2026-05-07T22:14:00Z" w16du:dateUtc="2026-05-07T17:14:00Z">
+          <w:rPrChange w:id="610" w:author="Xondamir Tojiboyev" w:date="2026-05-07T22:14:00Z" w16du:dateUtc="2026-05-07T17:14:00Z">
             <w:rPr>
-              <w:ins w:id="609" w:author="Xondamir Tojiboyev" w:date="2026-05-07T22:13:00Z"/>
+              <w:ins w:id="611" w:author="Xondamir Tojiboyev" w:date="2026-05-07T22:13:00Z"/>
               <w:b/>
               <w:bCs/>
             </w:rPr>
           </w:rPrChange>
         </w:rPr>
       </w:pPr>
-      <w:ins w:id="610" w:author="Xondamir Tojiboyev" w:date="2026-05-07T22:13:00Z">
+      <w:ins w:id="612" w:author="Xondamir Tojiboyev" w:date="2026-05-07T22:13:00Z">
         <w:r>
           <w:rPr>
             <w:b/>
@@ -6739,7 +6741,7 @@
             <w:sz w:val="36"/>
             <w:szCs w:val="30"/>
             <w:lang w:val="en-US"/>
-            <w:rPrChange w:id="611" w:author="Xondamir Tojiboyev" w:date="2026-05-07T22:14:00Z" w16du:dateUtc="2026-05-07T17:14:00Z">
+            <w:rPrChange w:id="613" w:author="Xondamir Tojiboyev" w:date="2026-05-07T22:14:00Z" w16du:dateUtc="2026-05-07T17:14:00Z">
               <w:rPr>
                 <w:b/>
                 <w:bCs/>
@@ -6753,26 +6755,26 @@
     <w:p>
       <w:pPr>
         <w:rPr>
-          <w:ins w:id="612" w:author="Xondamir Tojiboyev" w:date="2026-05-07T22:13:00Z"/>
+          <w:ins w:id="614" w:author="Xondamir Tojiboyev" w:date="2026-05-07T22:13:00Z"/>
           <w:sz w:val="36"/>
           <w:szCs w:val="30"/>
           <w:lang w:val="en-US"/>
-          <w:rPrChange w:id="613" w:author="Xondamir Tojiboyev" w:date="2026-05-07T22:14:00Z" w16du:dateUtc="2026-05-07T17:14:00Z">
+          <w:rPrChange w:id="615" w:author="Xondamir Tojiboyev" w:date="2026-05-07T22:14:00Z" w16du:dateUtc="2026-05-07T17:14:00Z">
             <w:rPr>
-              <w:ins w:id="614" w:author="Xondamir Tojiboyev" w:date="2026-05-07T22:13:00Z"/>
+              <w:ins w:id="616" w:author="Xondamir Tojiboyev" w:date="2026-05-07T22:13:00Z"/>
               <w:b/>
               <w:bCs/>
             </w:rPr>
           </w:rPrChange>
         </w:rPr>
       </w:pPr>
-      <w:ins w:id="615" w:author="Xondamir Tojiboyev" w:date="2026-05-07T22:13:00Z">
+      <w:ins w:id="617" w:author="Xondamir Tojiboyev" w:date="2026-05-07T22:13:00Z">
         <w:r>
           <w:rPr>
             <w:sz w:val="36"/>
             <w:szCs w:val="30"/>
             <w:lang w:val="en-US"/>
-            <w:rPrChange w:id="616" w:author="Xondamir Tojiboyev" w:date="2026-05-07T22:14:00Z" w16du:dateUtc="2026-05-07T17:14:00Z">
+            <w:rPrChange w:id="618" w:author="Xondamir Tojiboyev" w:date="2026-05-07T22:14:00Z" w16du:dateUtc="2026-05-07T17:14:00Z">
               <w:rPr>
                 <w:b/>
                 <w:bCs/>
@@ -6786,7 +6788,7 @@
             <w:sz w:val="36"/>
             <w:szCs w:val="30"/>
             <w:lang w:val="en-US"/>
-            <w:rPrChange w:id="617" w:author="Xondamir Tojiboyev" w:date="2026-05-07T22:14:00Z" w16du:dateUtc="2026-05-07T17:14:00Z">
+            <w:rPrChange w:id="619" w:author="Xondamir Tojiboyev" w:date="2026-05-07T22:14:00Z" w16du:dateUtc="2026-05-07T17:14:00Z">
               <w:rPr>
                 <w:b/>
                 <w:bCs/>
@@ -6801,7 +6803,7 @@
             <w:sz w:val="36"/>
             <w:szCs w:val="30"/>
             <w:lang w:val="en-US"/>
-            <w:rPrChange w:id="618" w:author="Xondamir Tojiboyev" w:date="2026-05-07T22:14:00Z" w16du:dateUtc="2026-05-07T17:14:00Z">
+            <w:rPrChange w:id="620" w:author="Xondamir Tojiboyev" w:date="2026-05-07T22:14:00Z" w16du:dateUtc="2026-05-07T17:14:00Z">
               <w:rPr>
                 <w:b/>
                 <w:bCs/>
@@ -6816,7 +6818,7 @@
             <w:sz w:val="36"/>
             <w:szCs w:val="30"/>
             <w:lang w:val="en-US"/>
-            <w:rPrChange w:id="619" w:author="Xondamir Tojiboyev" w:date="2026-05-07T22:14:00Z" w16du:dateUtc="2026-05-07T17:14:00Z">
+            <w:rPrChange w:id="621" w:author="Xondamir Tojiboyev" w:date="2026-05-07T22:14:00Z" w16du:dateUtc="2026-05-07T17:14:00Z">
               <w:rPr>
                 <w:b/>
                 <w:bCs/>
@@ -6831,7 +6833,7 @@
             <w:sz w:val="36"/>
             <w:szCs w:val="30"/>
             <w:lang w:val="en-US"/>
-            <w:rPrChange w:id="620" w:author="Xondamir Tojiboyev" w:date="2026-05-07T22:14:00Z" w16du:dateUtc="2026-05-07T17:14:00Z">
+            <w:rPrChange w:id="622" w:author="Xondamir Tojiboyev" w:date="2026-05-07T22:14:00Z" w16du:dateUtc="2026-05-07T17:14:00Z">
               <w:rPr>
                 <w:b/>
                 <w:bCs/>
@@ -6846,7 +6848,7 @@
             <w:sz w:val="36"/>
             <w:szCs w:val="30"/>
             <w:lang w:val="en-US"/>
-            <w:rPrChange w:id="621" w:author="Xondamir Tojiboyev" w:date="2026-05-07T22:14:00Z" w16du:dateUtc="2026-05-07T17:14:00Z">
+            <w:rPrChange w:id="623" w:author="Xondamir Tojiboyev" w:date="2026-05-07T22:14:00Z" w16du:dateUtc="2026-05-07T17:14:00Z">
               <w:rPr>
                 <w:b/>
                 <w:bCs/>
@@ -6861,7 +6863,7 @@
             <w:sz w:val="36"/>
             <w:szCs w:val="30"/>
             <w:lang w:val="en-US"/>
-            <w:rPrChange w:id="622" w:author="Xondamir Tojiboyev" w:date="2026-05-07T22:14:00Z" w16du:dateUtc="2026-05-07T17:14:00Z">
+            <w:rPrChange w:id="624" w:author="Xondamir Tojiboyev" w:date="2026-05-07T22:14:00Z" w16du:dateUtc="2026-05-07T17:14:00Z">
               <w:rPr>
                 <w:b/>
                 <w:bCs/>
@@ -6877,7 +6879,7 @@
       <w:pPr>
         <w:rPr>
           <w:lang w:val="en-US"/>
-          <w:rPrChange w:id="623" w:author="Xondamir Tojiboyev" w:date="2026-05-07T21:24:00Z" w16du:dateUtc="2026-05-07T16:24:00Z">
+          <w:rPrChange w:id="625" w:author="Xondamir Tojiboyev" w:date="2026-05-07T21:24:00Z" w16du:dateUtc="2026-05-07T16:24:00Z">
             <w:rPr>
               <w:b/>
               <w:u w:val="single"/>
@@ -6885,7 +6887,7 @@
             </w:rPr>
           </w:rPrChange>
         </w:rPr>
-        <w:pPrChange w:id="624" w:author="Xondamir Tojiboyev" w:date="2026-05-07T21:24:00Z" w16du:dateUtc="2026-05-07T16:24:00Z">
+        <w:pPrChange w:id="626" w:author="Xondamir Tojiboyev" w:date="2026-05-07T21:24:00Z" w16du:dateUtc="2026-05-07T16:24:00Z">
           <w:pPr>
             <w:pStyle w:val="Heading1"/>
           </w:pPr>
@@ -8979,6 +8981,7 @@
   <w:style w:type="character" w:default="1" w:styleId="DefaultParagraphFont">
     <w:name w:val="Default Paragraph Font"/>
     <w:uiPriority w:val="1"/>
+    <w:semiHidden/>
     <w:unhideWhenUsed/>
   </w:style>
   <w:style w:type="table" w:default="1" w:styleId="TableNormal">
